--- a/Documents/AnalyseFonctionnelle/Raphael Arseneault Analyse fonctionnelle et organique.docx
+++ b/Documents/AnalyseFonctionnelle/Raphael Arseneault Analyse fonctionnelle et organique.docx
@@ -1387,10 +1387,6 @@
         <w:ind/>
         <w:rPr>
           <w:rFonts w:asciiTheme="majorHAnsi" w:hAnsiTheme="majorHAnsi" w:eastAsiaTheme="majorEastAsia" w:cstheme="majorBidi"/>
-          <w:color w:val="104861" w:themeColor="accent1" w:themeShade="BF"/>
-          <w:sz w:val="40"/>
-          <w:szCs w:val="40"/>
-          <w:lang w:val="fr-FR"/>
         </w:rPr>
       </w:pPr>
       <w:r>
@@ -1404,16 +1400,19 @@
         </w:rPr>
       </w:r>
       <w:r>
-        <w:t xml:space="preserve">On commence par traiter un fichier texte contenant le code source Prysma. Il est chargé en mémoire et envoyé au lexer. Le lexer se charge de transformer le fichier texte en vecteur de tokens, chaque token contient un identifiant et une string </w:t>
+        <w:t xml:space="preserve">On commence par traiter un fichier texte contenant le code source Prysma. Il est chargé en mémoire et envoyé au lexer. Le lexer se charge de transformer le fichier texte en vecteur de tokens, chaque token contient un identifiant et une string value. Il sép</w:t>
       </w:r>
       <w:r>
-        <w:t xml:space="preserve">value. Il sépare mot à mot chaque token en lui attribuant son identifiant propre. Tout superflu n’est pas traité par le lexer : espaces, caractères invalides non disponibles dans le langage s’il y a lieu. Ensuite, le vecteur de tokens est envoyé vers le pa</w:t>
+        <w:t xml:space="preserve">are mot à mot chaque token en lui attribuant son propre identifiant. Tout superflu n’est pas traité par le lexer : espaces, caractères invalides non disponibles dans le langage s’il y a lieu. Ensuite, le vecteur de tokens est envoyé vers le parseur, la cla</w:t>
       </w:r>
       <w:r>
-        <w:t xml:space="preserve">rseur, la classe curseur sera en charge de parcourir le vecteur de tokens avec l’algorithme de décente récursive pour construire l’arbre approprié avec les nœuds conformes pour celui-ci. Un arbre syntaxique complet en sortira. Ensuite, dans le main, l’exécution de l’arbre syntaxique sera faite </w:t>
+        <w:t xml:space="preserve">sse curseur sera en charge de parcourir le vecteur de tokens avec l’algorithme de descente récursive pour construire l’arbre approprié avec les nœuds conformes pour celui-ci. Un arbre syntaxique complet en sortira. Ensuite, dans le main, l’utilisation du p</w:t>
       </w:r>
       <w:r>
-        <w:t xml:space="preserve">et récursivement tous les nœuds seront appelés un à la suite de l’autre pour exécuter la logique de construction du code LLVM. Le backend LLVM se chargera de traduire le code intermédiaire en code assembleur, puis en code machine exécutable.</w:t>
+        <w:t xml:space="preserve">arcours en profondeur sera utilisée pour parcourir récursivement l’arbre syntaxique abstrait, chaque nœud pourra alors construire le code intermédiaire en utilisant le framework LLVM. Le backend LLVM se chargera de traduire le code intermédiaire en code as</w:t>
+      </w:r>
+      <w:r>
+        <w:t xml:space="preserve">sembleur, puis en code machine exécutable.</w:t>
       </w:r>
       <w:r>
         <w:rPr>
@@ -1428,11 +1427,6 @@
       <w:r>
         <w:rPr>
           <w:rFonts w:asciiTheme="majorHAnsi" w:hAnsiTheme="majorHAnsi" w:eastAsiaTheme="majorEastAsia" w:cstheme="majorBidi"/>
-          <w:color w:val="0f4761" w:themeColor="accent1" w:themeShade="BF"/>
-          <w:sz w:val="40"/>
-          <w:szCs w:val="40"/>
-          <w:highlight w:val="none"/>
-          <w:lang w:val="fr-FR" w:bidi="fr-FR"/>
         </w:rPr>
       </w:r>
     </w:p>

--- a/Documents/AnalyseFonctionnelle/Raphael Arseneault Analyse fonctionnelle et organique.docx
+++ b/Documents/AnalyseFonctionnelle/Raphael Arseneault Analyse fonctionnelle et organique.docx
@@ -1545,65 +1545,39 @@
         <w:pBdr/>
         <w:spacing/>
         <w:ind/>
-        <w:rPr>
-          <w:highlight w:val="none"/>
-          <w:lang w:val="fr-FR" w:bidi="fr-FR"/>
-        </w:rPr>
+        <w:rPr/>
       </w:pPr>
       <w:r>
         <w:rPr>
           <w:highlight w:val="none"/>
           <w:lang w:val="fr-FR" w:bidi="fr-FR"/>
         </w:rPr>
-        <w:t xml:space="preserve">// algorithme pour atteindre le dernier token d’une instruction</w:t>
+        <w:t xml:space="preserve">// algorithme pour atteindre le dernier token d’une instruction c’est pour obtenir un intervalle entre deux nombres et envoyer cet intervalle à l'enfant pour le traiter</w:t>
       </w:r>
+      <w:r/>
+    </w:p>
+    <w:p>
+      <w:pPr>
+        <w:pBdr/>
+        <w:spacing/>
+        <w:ind/>
+        <w:rPr/>
+      </w:pPr>
       <w:r>
         <w:rPr>
           <w:highlight w:val="none"/>
           <w:lang w:val="fr-FR" w:bidi="fr-FR"/>
         </w:rPr>
-        <w:t xml:space="preserve"> c’est pour obtenir un intervale entre deux nombre et envoyer cette intervale au enfant pour le traiter</w:t>
+        <w:t xml:space="preserve">int avancerFinInstruction(int indexActuel)</w:t>
       </w:r>
-      <w:r>
-        <w:rPr>
-          <w:highlight w:val="none"/>
-          <w:lang w:val="fr-FR" w:bidi="fr-FR"/>
-        </w:rPr>
-      </w:r>
+      <w:r/>
     </w:p>
     <w:p>
       <w:pPr>
         <w:pBdr/>
         <w:spacing/>
         <w:ind/>
-        <w:rPr>
-          <w:highlight w:val="none"/>
-          <w:lang w:val="fr-FR" w:bidi="fr-FR"/>
-        </w:rPr>
-      </w:pPr>
-      <w:r>
-        <w:rPr>
-          <w:highlight w:val="none"/>
-          <w:lang w:val="fr-FR" w:bidi="fr-FR"/>
-        </w:rPr>
-        <w:t xml:space="preserve">int avancerFinInstruction(int indexActuelle)</w:t>
-      </w:r>
-      <w:r>
-        <w:rPr>
-          <w:highlight w:val="none"/>
-          <w:lang w:val="fr-FR" w:bidi="fr-FR"/>
-        </w:rPr>
-      </w:r>
-    </w:p>
-    <w:p>
-      <w:pPr>
-        <w:pBdr/>
-        <w:spacing/>
-        <w:ind/>
-        <w:rPr>
-          <w:highlight w:val="none"/>
-          <w:lang w:val="fr-FR" w:bidi="fr-FR"/>
-        </w:rPr>
+        <w:rPr/>
       </w:pPr>
       <w:r>
         <w:rPr>
@@ -1613,22 +1587,14 @@
         <w:t xml:space="preserve">{</w:t>
         <w:tab/>
       </w:r>
-      <w:r>
-        <w:rPr>
-          <w:highlight w:val="none"/>
-          <w:lang w:val="fr-FR" w:bidi="fr-FR"/>
-        </w:rPr>
-      </w:r>
+      <w:r/>
     </w:p>
     <w:p>
       <w:pPr>
         <w:pBdr/>
         <w:spacing/>
         <w:ind/>
-        <w:rPr>
-          <w:highlight w:val="none"/>
-          <w:lang w:val="fr-FR" w:bidi="fr-FR"/>
-        </w:rPr>
+        <w:rPr/>
       </w:pPr>
       <w:r>
         <w:rPr>
@@ -1636,42 +1602,16 @@
           <w:lang w:val="fr-FR" w:bidi="fr-FR"/>
         </w:rPr>
         <w:tab/>
-        <w:t xml:space="preserve">int i = indexActuelle ; </w:t>
+        <w:t xml:space="preserve">int i = indexActuel ; </w:t>
       </w:r>
-      <w:r>
-        <w:rPr>
-          <w:highlight w:val="none"/>
-          <w:lang w:val="fr-FR" w:bidi="fr-FR"/>
-        </w:rPr>
-      </w:r>
-      <w:r>
-        <w:rPr>
-          <w:highlight w:val="none"/>
-          <w:lang w:val="fr-FR" w:bidi="fr-FR"/>
-        </w:rPr>
-      </w:r>
-      <w:r>
-        <w:rPr>
-          <w:highlight w:val="none"/>
-          <w:lang w:val="fr-FR" w:bidi="fr-FR"/>
-        </w:rPr>
-      </w:r>
-      <w:r>
-        <w:rPr>
-          <w:highlight w:val="none"/>
-          <w:lang w:val="fr-FR" w:bidi="fr-FR"/>
-        </w:rPr>
-      </w:r>
+      <w:r/>
     </w:p>
     <w:p>
       <w:pPr>
         <w:pBdr/>
         <w:spacing/>
-        <w:ind w:left="709"/>
-        <w:rPr>
-          <w:highlight w:val="none"/>
-          <w:lang w:val="fr-FR" w:bidi="fr-FR"/>
-        </w:rPr>
+        <w:ind/>
+        <w:rPr/>
       </w:pPr>
       <w:r>
         <w:rPr>
@@ -1679,43 +1619,18 @@
           <w:lang w:val="fr-FR" w:bidi="fr-FR"/>
         </w:rPr>
         <w:tab/>
+        <w:t xml:space="preserve">Tant que (token type n’est pas à la fin d’une instruction indiquée par un ; on </w:t>
+        <w:tab/>
+        <w:t xml:space="preserve">continue ; )</w:t>
       </w:r>
-      <w:r>
-        <w:rPr>
-          <w:highlight w:val="none"/>
-          <w:lang w:val="fr-FR" w:bidi="fr-FR"/>
-        </w:rPr>
-        <w:t xml:space="preserve">Tant que (token type n’est pas </w:t>
-      </w:r>
-      <w:r>
-        <w:rPr>
-          <w:highlight w:val="none"/>
-          <w:lang w:val="fr-FR" w:bidi="fr-FR"/>
-        </w:rPr>
-        <w:t xml:space="preserve">à la fin d’une instruction indiqué par un ; on continue ; )</w:t>
-      </w:r>
-      <w:r>
-        <w:rPr>
-          <w:highlight w:val="none"/>
-          <w:lang w:val="fr-FR" w:bidi="fr-FR"/>
-        </w:rPr>
-      </w:r>
-      <w:r>
-        <w:rPr>
-          <w:highlight w:val="none"/>
-          <w:lang w:val="fr-FR" w:bidi="fr-FR"/>
-        </w:rPr>
-      </w:r>
+      <w:r/>
     </w:p>
     <w:p>
       <w:pPr>
         <w:pBdr/>
         <w:spacing/>
-        <w:ind w:left="709"/>
-        <w:rPr>
-          <w:highlight w:val="none"/>
-          <w:lang w:val="fr-FR" w:bidi="fr-FR"/>
-        </w:rPr>
+        <w:ind w:firstLine="720"/>
+        <w:rPr/>
       </w:pPr>
       <w:r>
         <w:rPr>
@@ -1724,22 +1639,14 @@
         </w:rPr>
         <w:t xml:space="preserve">{</w:t>
       </w:r>
-      <w:r>
-        <w:rPr>
-          <w:highlight w:val="none"/>
-          <w:lang w:val="fr-FR" w:bidi="fr-FR"/>
-        </w:rPr>
-      </w:r>
+      <w:r/>
     </w:p>
     <w:p>
       <w:pPr>
         <w:pBdr/>
         <w:spacing/>
-        <w:ind w:left="709"/>
-        <w:rPr>
-          <w:highlight w:val="none"/>
-          <w:lang w:val="fr-FR" w:bidi="fr-FR"/>
-        </w:rPr>
+        <w:ind/>
+        <w:rPr/>
       </w:pPr>
       <w:r>
         <w:rPr>
@@ -1748,44 +1655,50 @@
         </w:rPr>
         <w:tab/>
         <w:tab/>
+        <w:t xml:space="preserve">indexActuel ++ ;</w:t>
       </w:r>
+      <w:r/>
+    </w:p>
+    <w:p>
+      <w:pPr>
+        <w:pBdr/>
+        <w:spacing/>
+        <w:ind w:firstLine="720"/>
+        <w:rPr/>
+      </w:pPr>
       <w:r>
         <w:rPr>
           <w:highlight w:val="none"/>
           <w:lang w:val="fr-FR" w:bidi="fr-FR"/>
         </w:rPr>
-        <w:t xml:space="preserve">indexActuelle ++</w:t>
+        <w:t xml:space="preserve">}</w:t>
+        <w:tab/>
+        <w:tab/>
       </w:r>
       <w:r/>
+    </w:p>
+    <w:p>
+      <w:pPr>
+        <w:pBdr/>
+        <w:spacing/>
+        <w:ind w:firstLine="720"/>
+        <w:rPr/>
+      </w:pPr>
       <w:r>
         <w:rPr>
           <w:highlight w:val="none"/>
           <w:lang w:val="fr-FR" w:bidi="fr-FR"/>
         </w:rPr>
-        <w:t xml:space="preserve"> ;</w:t>
+        <w:t xml:space="preserve">return indexActuel ;</w:t>
       </w:r>
-      <w:r>
-        <w:rPr>
-          <w:highlight w:val="none"/>
-          <w:lang w:val="fr-FR" w:bidi="fr-FR"/>
-        </w:rPr>
-      </w:r>
-      <w:r>
-        <w:rPr>
-          <w:highlight w:val="none"/>
-          <w:lang w:val="fr-FR" w:bidi="fr-FR"/>
-        </w:rPr>
-      </w:r>
+      <w:r/>
     </w:p>
     <w:p>
       <w:pPr>
         <w:pBdr/>
         <w:spacing/>
-        <w:ind w:left="709"/>
-        <w:rPr>
-          <w:highlight w:val="none"/>
-          <w:lang w:val="fr-FR" w:bidi="fr-FR"/>
-        </w:rPr>
+        <w:ind/>
+        <w:rPr/>
       </w:pPr>
       <w:r>
         <w:rPr>
@@ -1794,152 +1707,42 @@
         </w:rPr>
         <w:t xml:space="preserve">}</w:t>
       </w:r>
+      <w:r/>
+    </w:p>
+    <w:p>
+      <w:pPr>
+        <w:pBdr/>
+        <w:spacing/>
+        <w:ind/>
+        <w:rPr/>
+      </w:pPr>
       <w:r>
         <w:rPr>
           <w:highlight w:val="none"/>
           <w:lang w:val="fr-FR" w:bidi="fr-FR"/>
         </w:rPr>
       </w:r>
+      <w:r/>
+    </w:p>
+    <w:p>
+      <w:pPr>
+        <w:pBdr/>
+        <w:spacing/>
+        <w:ind/>
+        <w:rPr/>
+      </w:pPr>
       <w:r>
         <w:rPr>
           <w:highlight w:val="none"/>
           <w:lang w:val="fr-FR" w:bidi="fr-FR"/>
         </w:rPr>
+        <w:t xml:space="preserve"> </w:t>
       </w:r>
-      <w:r>
-        <w:rPr>
-          <w:highlight w:val="none"/>
-          <w:lang w:val="fr-FR" w:bidi="fr-FR"/>
-        </w:rPr>
-        <w:tab/>
-        <w:tab/>
-      </w:r>
-      <w:r>
-        <w:rPr>
-          <w:highlight w:val="none"/>
-          <w:lang w:val="fr-FR" w:bidi="fr-FR"/>
-        </w:rPr>
-      </w:r>
-      <w:r>
-        <w:rPr>
-          <w:highlight w:val="none"/>
-          <w:lang w:val="fr-FR" w:bidi="fr-FR"/>
-        </w:rPr>
-      </w:r>
+      <w:r/>
     </w:p>
     <w:p>
       <w:pPr>
         <w:pBdr/>
-        <w:spacing/>
-        <w:ind w:left="709"/>
-        <w:rPr>
-          <w:highlight w:val="none"/>
-          <w:lang w:val="fr-FR" w:bidi="fr-FR"/>
-        </w:rPr>
-      </w:pPr>
-      <w:r>
-        <w:rPr>
-          <w:highlight w:val="none"/>
-          <w:lang w:val="fr-FR" w:bidi="fr-FR"/>
-        </w:rPr>
-        <w:t xml:space="preserve">return indexActuelle ;</w:t>
-      </w:r>
-      <w:r>
-        <w:rPr>
-          <w:highlight w:val="none"/>
-          <w:lang w:val="fr-FR" w:bidi="fr-FR"/>
-        </w:rPr>
-      </w:r>
-      <w:r>
-        <w:rPr>
-          <w:highlight w:val="none"/>
-          <w:lang w:val="fr-FR" w:bidi="fr-FR"/>
-        </w:rPr>
-      </w:r>
-      <w:r>
-        <w:rPr>
-          <w:highlight w:val="none"/>
-          <w:lang w:val="fr-FR" w:bidi="fr-FR"/>
-        </w:rPr>
-      </w:r>
-      <w:r>
-        <w:rPr>
-          <w:highlight w:val="none"/>
-          <w:lang w:val="fr-FR" w:bidi="fr-FR"/>
-        </w:rPr>
-      </w:r>
-      <w:r>
-        <w:rPr>
-          <w:highlight w:val="none"/>
-          <w:lang w:val="fr-FR" w:bidi="fr-FR"/>
-        </w:rPr>
-      </w:r>
-      <w:r>
-        <w:rPr>
-          <w:highlight w:val="none"/>
-          <w:lang w:val="fr-FR" w:bidi="fr-FR"/>
-        </w:rPr>
-      </w:r>
-    </w:p>
-    <w:p>
-      <w:pPr>
-        <w:pBdr/>
-        <w:spacing/>
-        <w:ind/>
-        <w:rPr>
-          <w:highlight w:val="none"/>
-          <w:lang w:val="fr-FR" w:bidi="fr-FR"/>
-        </w:rPr>
-      </w:pPr>
-      <w:r>
-        <w:rPr>
-          <w:highlight w:val="none"/>
-          <w:lang w:val="fr-FR" w:bidi="fr-FR"/>
-        </w:rPr>
-        <w:t xml:space="preserve">}</w:t>
-      </w:r>
-      <w:r>
-        <w:rPr>
-          <w:highlight w:val="none"/>
-          <w:lang w:val="fr-FR" w:bidi="fr-FR"/>
-        </w:rPr>
-      </w:r>
-    </w:p>
-    <w:p>
-      <w:pPr>
-        <w:pBdr/>
-        <w:shd w:val="nil"/>
-        <w:spacing/>
-        <w:ind/>
-        <w:rPr>
-          <w:highlight w:val="none"/>
-          <w:lang w:val="fr-FR" w:bidi="fr-FR"/>
-        </w:rPr>
-      </w:pPr>
-      <w:r>
-        <w:rPr>
-          <w:highlight w:val="none"/>
-          <w:lang w:val="fr-FR" w:bidi="fr-FR"/>
-        </w:rPr>
-        <w:br w:type="page" w:clear="all"/>
-      </w:r>
-      <w:r>
-        <w:rPr>
-          <w:highlight w:val="none"/>
-          <w:lang w:val="fr-FR" w:bidi="fr-FR"/>
-        </w:rPr>
-      </w:r>
-      <w:r>
-        <w:rPr>
-          <w:highlight w:val="none"/>
-          <w:lang w:val="fr-FR" w:bidi="fr-FR"/>
-        </w:rPr>
-      </w:r>
-    </w:p>
-    <w:p>
-      <w:pPr>
-        <w:pBdr/>
-        <w:shd w:val="nil" w:color="000000"/>
         <w:spacing/>
         <w:ind/>
         <w:rPr/>
@@ -1956,7 +1759,6 @@
     <w:p>
       <w:pPr>
         <w:pBdr/>
-        <w:shd w:val="nil" w:color="000000"/>
         <w:spacing/>
         <w:ind/>
         <w:rPr/>
@@ -1973,7 +1775,6 @@
     <w:p>
       <w:pPr>
         <w:pBdr/>
-        <w:shd w:val="nil" w:color="000000"/>
         <w:spacing/>
         <w:ind/>
         <w:rPr/>
@@ -1991,7 +1792,6 @@
     <w:p>
       <w:pPr>
         <w:pBdr/>
-        <w:shd w:val="nil" w:color="000000"/>
         <w:spacing/>
         <w:ind/>
         <w:rPr/>
@@ -2009,7 +1809,6 @@
     <w:p>
       <w:pPr>
         <w:pBdr/>
-        <w:shd w:val="nil" w:color="000000"/>
         <w:spacing/>
         <w:ind/>
         <w:rPr/>
@@ -2019,13 +1818,13 @@
           <w:highlight w:val="none"/>
           <w:lang w:val="fr-FR" w:bidi="fr-FR"/>
         </w:rPr>
+        <w:t xml:space="preserve"> </w:t>
       </w:r>
       <w:r/>
     </w:p>
     <w:p>
       <w:pPr>
         <w:pBdr/>
-        <w:shd w:val="nil" w:color="000000"/>
         <w:spacing/>
         <w:ind/>
         <w:rPr/>
@@ -2043,7 +1842,6 @@
     <w:p>
       <w:pPr>
         <w:pBdr/>
-        <w:shd w:val="nil" w:color="000000"/>
         <w:spacing/>
         <w:ind/>
         <w:rPr/>
@@ -2061,7 +1859,6 @@
     <w:p>
       <w:pPr>
         <w:pBdr/>
-        <w:shd w:val="nil" w:color="000000"/>
         <w:spacing/>
         <w:ind/>
         <w:rPr/>
@@ -2079,7 +1876,6 @@
     <w:p>
       <w:pPr>
         <w:pBdr/>
-        <w:shd w:val="nil" w:color="000000"/>
         <w:spacing/>
         <w:ind/>
         <w:rPr/>
@@ -2091,14 +1887,13 @@
         </w:rPr>
         <w:tab/>
         <w:tab/>
-        <w:t xml:space="preserve">// on construit l'arbre pour chaque instruction trouvée dans l'intervalle de façon récursif </w:t>
+        <w:t xml:space="preserve">// on construit l'arbre pour chaque instruction trouvée dans l'intervalle de façon récursive </w:t>
       </w:r>
       <w:r/>
     </w:p>
     <w:p>
       <w:pPr>
         <w:pBdr/>
-        <w:shd w:val="nil" w:color="000000"/>
         <w:spacing/>
         <w:ind/>
         <w:rPr/>
@@ -2117,7 +1912,6 @@
     <w:p>
       <w:pPr>
         <w:pBdr/>
-        <w:shd w:val="nil" w:color="000000"/>
         <w:spacing/>
         <w:ind/>
         <w:rPr/>
@@ -2132,24 +1926,10 @@
         <w:t xml:space="preserve">INoeud enfant = construireArbreSyntaxique(tokensIntervalle, indexLocal) ;</w:t>
       </w:r>
       <w:r/>
-      <w:r>
-        <w:rPr>
-          <w:highlight w:val="none"/>
-          <w:lang w:val="fr-FR" w:bidi="fr-FR"/>
-        </w:rPr>
-      </w:r>
-      <w:r/>
-      <w:r>
-        <w:rPr>
-          <w:highlight w:val="none"/>
-          <w:lang w:val="fr-FR" w:bidi="fr-FR"/>
-        </w:rPr>
-      </w:r>
     </w:p>
     <w:p>
       <w:pPr>
         <w:pBdr/>
-        <w:shd w:val="nil" w:color="000000"/>
         <w:spacing/>
         <w:ind/>
         <w:rPr/>
@@ -2168,7 +1948,6 @@
     <w:p>
       <w:pPr>
         <w:pBdr/>
-        <w:shd w:val="nil" w:color="000000"/>
         <w:spacing/>
         <w:ind/>
         <w:rPr/>
@@ -2182,24 +1961,10 @@
         <w:t xml:space="preserve">}</w:t>
       </w:r>
       <w:r/>
-      <w:r>
-        <w:rPr>
-          <w:highlight w:val="none"/>
-          <w:lang w:val="fr-FR" w:bidi="fr-FR"/>
-        </w:rPr>
-      </w:r>
-      <w:r/>
-      <w:r>
-        <w:rPr>
-          <w:highlight w:val="none"/>
-          <w:lang w:val="fr-FR" w:bidi="fr-FR"/>
-        </w:rPr>
-      </w:r>
     </w:p>
     <w:p>
       <w:pPr>
         <w:pBdr/>
-        <w:shd w:val="nil" w:color="000000"/>
         <w:spacing/>
         <w:ind/>
         <w:rPr/>
@@ -2217,13 +1982,9 @@
     <w:p>
       <w:pPr>
         <w:pBdr/>
-        <w:shd w:val="nil"/>
-        <w:spacing/>
-        <w:ind/>
-        <w:rPr>
-          <w:highlight w:val="none"/>
-          <w:lang w:val="fr-FR" w:bidi="fr-FR"/>
-        </w:rPr>
+        <w:spacing/>
+        <w:ind/>
+        <w:rPr/>
       </w:pPr>
       <w:r>
         <w:rPr>
@@ -2233,64 +1994,45 @@
         <w:t xml:space="preserve">}</w:t>
       </w:r>
       <w:r/>
+    </w:p>
+    <w:p>
+      <w:pPr>
+        <w:pBdr/>
+        <w:spacing/>
+        <w:ind/>
+        <w:rPr/>
+      </w:pPr>
       <w:r>
         <w:rPr>
           <w:highlight w:val="none"/>
           <w:lang w:val="fr-FR" w:bidi="fr-FR"/>
         </w:rPr>
-        <w:br w:type="page" w:clear="all"/>
+        <w:t xml:space="preserve"> </w:t>
       </w:r>
+      <w:r/>
+    </w:p>
+    <w:p>
+      <w:pPr>
+        <w:pBdr/>
+        <w:spacing/>
+        <w:ind/>
+        <w:rPr/>
+      </w:pPr>
       <w:r>
         <w:rPr>
           <w:highlight w:val="none"/>
           <w:lang w:val="fr-FR" w:bidi="fr-FR"/>
         </w:rPr>
+        <w:t xml:space="preserve"> </w:t>
       </w:r>
-      <w:r>
-        <w:rPr>
-          <w:highlight w:val="none"/>
-          <w:lang w:val="fr-FR" w:bidi="fr-FR"/>
-        </w:rPr>
-      </w:r>
+      <w:r/>
     </w:p>
     <w:p>
       <w:pPr>
         <w:pBdr/>
         <w:spacing/>
         <w:ind/>
-        <w:rPr>
-          <w:highlight w:val="none"/>
-          <w:lang w:val="fr-FR" w:bidi="fr-FR"/>
-        </w:rPr>
-      </w:pPr>
-      <w:r>
-        <w:rPr>
-          <w:highlight w:val="none"/>
-          <w:lang w:val="fr-FR" w:bidi="fr-FR"/>
-        </w:rPr>
-      </w:r>
-      <w:r>
-        <w:rPr>
-          <w:highlight w:val="none"/>
-          <w:lang w:val="fr-FR" w:bidi="fr-FR"/>
-        </w:rPr>
-      </w:r>
-      <w:r>
-        <w:rPr>
-          <w:highlight w:val="none"/>
-          <w:lang w:val="fr-FR" w:bidi="fr-FR"/>
-        </w:rPr>
-      </w:r>
-    </w:p>
-    <w:p>
-      <w:pPr>
-        <w:pBdr/>
-        <w:spacing/>
-        <w:ind/>
-        <w:rPr>
-          <w:highlight w:val="none"/>
-          <w:lang w:val="fr-FR" w:bidi="fr-FR"/>
-        </w:rPr>
+        <w:rPr/>
       </w:pPr>
       <w:r>
         <w:rPr>
@@ -2299,22 +2041,14 @@
         </w:rPr>
         <w:t xml:space="preserve">INoeud construireArbreSyntaxique(vecteur&lt;Token&gt; tokens)</w:t>
       </w:r>
-      <w:r>
-        <w:rPr>
-          <w:highlight w:val="none"/>
-          <w:lang w:val="fr-FR" w:bidi="fr-FR"/>
-        </w:rPr>
-      </w:r>
+      <w:r/>
     </w:p>
     <w:p>
       <w:pPr>
         <w:pBdr/>
         <w:spacing/>
         <w:ind/>
-        <w:rPr>
-          <w:highlight w:val="none"/>
-          <w:lang w:val="fr-FR" w:bidi="fr-FR"/>
-        </w:rPr>
+        <w:rPr/>
       </w:pPr>
       <w:r>
         <w:rPr>
@@ -2324,40 +2058,14 @@
         <w:t xml:space="preserve">{</w:t>
         <w:tab/>
       </w:r>
-      <w:r>
-        <w:rPr>
-          <w:highlight w:val="none"/>
-          <w:lang w:val="fr-FR" w:bidi="fr-FR"/>
-        </w:rPr>
-      </w:r>
-      <w:r>
-        <w:rPr>
-          <w:highlight w:val="none"/>
-          <w:lang w:val="fr-FR" w:bidi="fr-FR"/>
-        </w:rPr>
-      </w:r>
-      <w:r>
-        <w:rPr>
-          <w:highlight w:val="none"/>
-          <w:lang w:val="fr-FR" w:bidi="fr-FR"/>
-        </w:rPr>
-      </w:r>
-      <w:r>
-        <w:rPr>
-          <w:highlight w:val="none"/>
-          <w:lang w:val="fr-FR" w:bidi="fr-FR"/>
-        </w:rPr>
-      </w:r>
+      <w:r/>
     </w:p>
     <w:p>
       <w:pPr>
         <w:pBdr/>
         <w:spacing/>
         <w:ind/>
-        <w:rPr>
-          <w:highlight w:val="none"/>
-          <w:lang w:val="fr-FR" w:bidi="fr-FR"/>
-        </w:rPr>
+        <w:rPr/>
       </w:pPr>
       <w:r>
         <w:rPr>
@@ -2365,31 +2073,16 @@
           <w:lang w:val="fr-FR" w:bidi="fr-FR"/>
         </w:rPr>
         <w:tab/>
-        <w:t xml:space="preserve">// Registre d’instruction contenant une lamda de construction de noeud</w:t>
+        <w:t xml:space="preserve">// Registre d’instruction contenant une lambda de construction de nœud stockée dans un dictionnaire, retourne un nœud </w:t>
       </w:r>
-      <w:r>
-        <w:rPr>
-          <w:highlight w:val="none"/>
-          <w:lang w:val="fr-FR" w:bidi="fr-FR"/>
-        </w:rPr>
-        <w:t xml:space="preserve"> stocké dans un dictionnaire, retourne un noeud </w:t>
-      </w:r>
-      <w:r>
-        <w:rPr>
-          <w:highlight w:val="none"/>
-          <w:lang w:val="fr-FR" w:bidi="fr-FR"/>
-        </w:rPr>
-      </w:r>
+      <w:r/>
     </w:p>
     <w:p>
       <w:pPr>
         <w:pBdr/>
         <w:spacing/>
         <w:ind/>
-        <w:rPr>
-          <w:highlight w:val="none"/>
-          <w:lang w:val="fr-FR" w:bidi="fr-FR"/>
-        </w:rPr>
+        <w:rPr/>
       </w:pPr>
       <w:r>
         <w:rPr>
@@ -2397,51 +2090,16 @@
           <w:lang w:val="fr-FR" w:bidi="fr-FR"/>
         </w:rPr>
         <w:tab/>
-        <w:t xml:space="preserve">noeuds = </w:t>
+        <w:t xml:space="preserve">noeuds =  registreInstruction.recuperer(tokens[index].type) ;</w:t>
       </w:r>
-      <w:r>
-        <w:rPr>
-          <w:highlight w:val="none"/>
-          <w:lang w:val="fr-FR" w:bidi="fr-FR"/>
-        </w:rPr>
-        <w:t xml:space="preserve"> registreInstruction.recuperer(</w:t>
-      </w:r>
-      <w:r>
-        <w:rPr>
-          <w:highlight w:val="none"/>
-          <w:lang w:val="fr-FR" w:bidi="fr-FR"/>
-        </w:rPr>
-        <w:t xml:space="preserve">tokens</w:t>
-      </w:r>
-      <w:r>
-        <w:rPr>
-          <w:highlight w:val="none"/>
-          <w:lang w:val="fr-FR" w:bidi="fr-FR"/>
-        </w:rPr>
-        <w:t xml:space="preserve">[index].type) ;</w:t>
-      </w:r>
-      <w:r>
-        <w:rPr>
-          <w:highlight w:val="none"/>
-          <w:lang w:val="fr-FR" w:bidi="fr-FR"/>
-        </w:rPr>
-      </w:r>
-      <w:r>
-        <w:rPr>
-          <w:highlight w:val="none"/>
-          <w:lang w:val="fr-FR" w:bidi="fr-FR"/>
-        </w:rPr>
-      </w:r>
+      <w:r/>
     </w:p>
     <w:p>
       <w:pPr>
         <w:pBdr/>
         <w:spacing/>
         <w:ind/>
-        <w:rPr>
-          <w:highlight w:val="none"/>
-          <w:lang w:val="fr-FR" w:bidi="fr-FR"/>
-        </w:rPr>
+        <w:rPr/>
       </w:pPr>
       <w:r>
         <w:rPr>
@@ -2449,24 +2107,16 @@
           <w:lang w:val="fr-FR" w:bidi="fr-FR"/>
         </w:rPr>
         <w:tab/>
-        <w:t xml:space="preserve">// Récupérer un vecteur de noeud enfant</w:t>
+        <w:t xml:space="preserve">// Récupérer un vecteur de nœuds enfants</w:t>
       </w:r>
-      <w:r>
-        <w:rPr>
-          <w:highlight w:val="none"/>
-          <w:lang w:val="fr-FR" w:bidi="fr-FR"/>
-        </w:rPr>
-      </w:r>
+      <w:r/>
     </w:p>
     <w:p>
       <w:pPr>
         <w:pBdr/>
         <w:spacing/>
         <w:ind/>
-        <w:rPr>
-          <w:highlight w:val="none"/>
-          <w:lang w:val="fr-FR" w:bidi="fr-FR"/>
-        </w:rPr>
+        <w:rPr/>
       </w:pPr>
       <w:r>
         <w:rPr>
@@ -2476,84 +2126,31 @@
         <w:tab/>
         <w:t xml:space="preserve">vecteur&lt;noeud&gt; enfants = obtenirTouteInstructionEnfant()</w:t>
       </w:r>
-      <w:r>
-        <w:rPr>
-          <w:highlight w:val="none"/>
-          <w:lang w:val="fr-FR" w:bidi="fr-FR"/>
-        </w:rPr>
-      </w:r>
-      <w:r>
-        <w:rPr>
-          <w:highlight w:val="none"/>
-          <w:lang w:val="fr-FR" w:bidi="fr-FR"/>
-        </w:rPr>
-      </w:r>
+      <w:r/>
     </w:p>
     <w:p>
       <w:pPr>
         <w:pBdr/>
         <w:spacing/>
         <w:ind/>
-        <w:rPr>
-          <w:highlight w:val="none"/>
-          <w:lang w:val="fr-FR" w:bidi="fr-FR"/>
-        </w:rPr>
-      </w:pPr>
-      <w:r>
-        <w:rPr>
-          <w:highlight w:val="none"/>
-          <w:lang w:val="fr-FR" w:bidi="fr-FR"/>
-        </w:rPr>
-      </w:r>
+        <w:rPr/>
+      </w:pPr>
       <w:r>
         <w:rPr>
           <w:highlight w:val="none"/>
           <w:lang w:val="fr-FR" w:bidi="fr-FR"/>
         </w:rPr>
         <w:tab/>
-        <w:t xml:space="preserve">// Ajouter les noeud </w:t>
+        <w:t xml:space="preserve">// Ajouter les nœuds à l’arbre syntaxique abstrait</w:t>
       </w:r>
-      <w:r>
-        <w:rPr>
-          <w:highlight w:val="none"/>
-          <w:lang w:val="fr-FR" w:bidi="fr-FR"/>
-        </w:rPr>
-        <w:t xml:space="preserve">à l’arbre syntaxique abstrait</w:t>
-      </w:r>
-      <w:r>
-        <w:rPr>
-          <w:highlight w:val="none"/>
-          <w:lang w:val="fr-FR" w:bidi="fr-FR"/>
-        </w:rPr>
-      </w:r>
-      <w:r>
-        <w:rPr>
-          <w:highlight w:val="none"/>
-          <w:lang w:val="fr-FR" w:bidi="fr-FR"/>
-        </w:rPr>
-      </w:r>
-      <w:r>
-        <w:rPr>
-          <w:highlight w:val="none"/>
-          <w:lang w:val="fr-FR" w:bidi="fr-FR"/>
-        </w:rPr>
-      </w:r>
-      <w:r>
-        <w:rPr>
-          <w:highlight w:val="none"/>
-          <w:lang w:val="fr-FR" w:bidi="fr-FR"/>
-        </w:rPr>
-      </w:r>
+      <w:r/>
     </w:p>
     <w:p>
       <w:pPr>
         <w:pBdr/>
         <w:spacing/>
         <w:ind/>
-        <w:rPr>
-          <w:highlight w:val="none"/>
-          <w:lang w:val="fr-FR" w:bidi="fr-FR"/>
-        </w:rPr>
+        <w:rPr/>
       </w:pPr>
       <w:r>
         <w:rPr>
@@ -2561,115 +2158,28 @@
           <w:lang w:val="fr-FR" w:bidi="fr-FR"/>
         </w:rPr>
         <w:tab/>
-        <w:t xml:space="preserve">noeuds.</w:t>
+        <w:t xml:space="preserve">noeuds.ajouterInstruction(enfants)</w:t>
+        <w:tab/>
+        <w:tab/>
       </w:r>
-      <w:r>
-        <w:rPr>
-          <w:highlight w:val="none"/>
-          <w:lang w:val="fr-FR" w:bidi="fr-FR"/>
-        </w:rPr>
-        <w:t xml:space="preserve">ajouterInstruction(enfants)</w:t>
-      </w:r>
-      <w:r>
-        <w:rPr>
-          <w:highlight w:val="none"/>
-          <w:lang w:val="fr-FR" w:bidi="fr-FR"/>
-        </w:rPr>
-      </w:r>
-      <w:r>
-        <w:rPr>
-          <w:highlight w:val="none"/>
-          <w:lang w:val="fr-FR" w:bidi="fr-FR"/>
-        </w:rPr>
-      </w:r>
+      <w:r/>
+    </w:p>
+    <w:p>
+      <w:pPr>
+        <w:pBdr/>
+        <w:spacing/>
+        <w:ind/>
+        <w:rPr/>
+      </w:pPr>
       <w:r>
         <w:rPr>
           <w:highlight w:val="none"/>
           <w:lang w:val="fr-FR" w:bidi="fr-FR"/>
         </w:rPr>
         <w:tab/>
+        <w:t xml:space="preserve">return noeuds ; </w:t>
       </w:r>
-      <w:r>
-        <w:rPr>
-          <w:highlight w:val="none"/>
-          <w:lang w:val="fr-FR" w:bidi="fr-FR"/>
-        </w:rPr>
-      </w:r>
-      <w:r>
-        <w:rPr>
-          <w:highlight w:val="none"/>
-          <w:lang w:val="fr-FR" w:bidi="fr-FR"/>
-        </w:rPr>
-      </w:r>
-      <w:r>
-        <w:rPr>
-          <w:highlight w:val="none"/>
-          <w:lang w:val="fr-FR" w:bidi="fr-FR"/>
-        </w:rPr>
-      </w:r>
-      <w:r>
-        <w:rPr>
-          <w:highlight w:val="none"/>
-          <w:lang w:val="fr-FR" w:bidi="fr-FR"/>
-        </w:rPr>
-        <w:tab/>
-      </w:r>
-      <w:r>
-        <w:rPr>
-          <w:highlight w:val="none"/>
-          <w:lang w:val="fr-FR" w:bidi="fr-FR"/>
-        </w:rPr>
-      </w:r>
-      <w:r>
-        <w:rPr>
-          <w:highlight w:val="none"/>
-          <w:lang w:val="fr-FR" w:bidi="fr-FR"/>
-        </w:rPr>
-      </w:r>
-      <w:r>
-        <w:rPr>
-          <w:highlight w:val="none"/>
-          <w:lang w:val="fr-FR" w:bidi="fr-FR"/>
-        </w:rPr>
-      </w:r>
-      <w:r>
-        <w:rPr>
-          <w:highlight w:val="none"/>
-          <w:lang w:val="fr-FR" w:bidi="fr-FR"/>
-        </w:rPr>
-      </w:r>
-    </w:p>
-    <w:p>
-      <w:pPr>
-        <w:pBdr/>
-        <w:spacing/>
-        <w:ind/>
-        <w:rPr>
-          <w:highlight w:val="none"/>
-          <w:lang w:val="fr-FR" w:bidi="fr-FR"/>
-        </w:rPr>
-      </w:pPr>
-      <w:r>
-        <w:rPr>
-          <w:highlight w:val="none"/>
-          <w:lang w:val="fr-FR" w:bidi="fr-FR"/>
-        </w:rPr>
-        <w:tab/>
-        <w:t xml:space="preserve">return </w:t>
-      </w:r>
-      <w:r>
-        <w:rPr>
-          <w:highlight w:val="none"/>
-          <w:lang w:val="fr-FR" w:bidi="fr-FR"/>
-        </w:rPr>
-        <w:t xml:space="preserve">noeuds ; </w:t>
-      </w:r>
-      <w:r>
-        <w:rPr>
-          <w:highlight w:val="none"/>
-          <w:lang w:val="fr-FR" w:bidi="fr-FR"/>
-        </w:rPr>
-      </w:r>
+      <w:r/>
     </w:p>
     <w:p>
       <w:pPr>
@@ -2688,6 +2198,7 @@
         </w:rPr>
         <w:t xml:space="preserve">}</w:t>
       </w:r>
+      <w:r/>
       <w:r>
         <w:rPr>
           <w:highlight w:val="none"/>

--- a/Documents/AnalyseFonctionnelle/Raphael Arseneault Analyse fonctionnelle et organique.docx
+++ b/Documents/AnalyseFonctionnelle/Raphael Arseneault Analyse fonctionnelle et organique.docx
@@ -1458,36 +1458,71 @@
         <w:spacing/>
         <w:ind/>
         <w:rPr>
-          <w:highlight w:val="none"/>
-          <w:lang w:val="fr-FR" w:bidi="fr-FR"/>
+          <w:b/>
+          <w:bCs/>
         </w:rPr>
       </w:pPr>
       <w:r>
         <w:rPr>
-          <w:lang w:val="fr-FR" w:bidi="fr-FR"/>
-        </w:rPr>
-        <w:t xml:space="preserve">Pseudo code</w:t>
-      </w:r>
-      <w:r>
-        <w:rPr>
-          <w:lang w:val="fr-FR" w:bidi="fr-FR"/>
-        </w:rPr>
-        <w:t xml:space="preserve"> des algorithmes critiques</w:t>
-      </w:r>
-      <w:r>
-        <w:rPr>
+          <w:b/>
+          <w:bCs/>
+          <w:highlight w:val="none"/>
           <w:lang w:val="fr-FR" w:bidi="fr-FR"/>
         </w:rPr>
       </w:r>
       <w:r>
         <w:rPr>
-          <w:lang w:val="fr-FR"/>
+          <w:b/>
+          <w:bCs/>
+        </w:rPr>
+        <w:t xml:space="preserve">Pseudo code des algorithmes critiques </w:t>
+      </w:r>
+      <w:r>
+        <w:rPr>
+          <w:b/>
+          <w:bCs/>
+          <w:highlight w:val="none"/>
+          <w:lang w:val="fr-FR" w:bidi="fr-FR"/>
         </w:rPr>
       </w:r>
     </w:p>
     <w:p>
       <w:pPr>
         <w:pBdr/>
+        <w:spacing/>
+        <w:ind/>
+        <w:rPr>
+          <w:b/>
+          <w:bCs/>
+          <w:highlight w:val="none"/>
+        </w:rPr>
+      </w:pPr>
+      <w:r>
+        <w:rPr>
+          <w:b/>
+          <w:bCs/>
+        </w:rPr>
+        <w:t xml:space="preserve">Algorithme de construction de l’arbre syntaxique abstrait récursif.</w:t>
+      </w:r>
+      <w:r>
+        <w:rPr>
+          <w:b/>
+          <w:bCs/>
+          <w:highlight w:val="none"/>
+          <w:lang w:val="fr-FR" w:bidi="fr-FR"/>
+        </w:rPr>
+      </w:r>
+      <w:r>
+        <w:rPr>
+          <w:b/>
+          <w:bCs/>
+        </w:rPr>
+      </w:r>
+    </w:p>
+    <w:p>
+      <w:pPr>
+        <w:pBdr/>
+        <w:shd w:val="nil"/>
         <w:spacing/>
         <w:ind/>
         <w:rPr>
@@ -1500,7 +1535,461 @@
           <w:highlight w:val="none"/>
           <w:lang w:val="fr-FR" w:bidi="fr-FR"/>
         </w:rPr>
-        <w:t xml:space="preserve">Algorithme de construction de l’arbre syntaxique abstrait récursif. </w:t>
+      </w:r>
+      <w:r>
+        <w:rPr>
+          <w:highlight w:val="none"/>
+          <w:lang w:val="fr-FR" w:bidi="fr-FR"/>
+        </w:rPr>
+        <w:t xml:space="preserve">// algorithme pour atteindre le dernier token d’une instruction c’est pour obtenir un intervalle entre deux nombres et envoyer cet intervalle à l'enfant pour le traiter</w:t>
+      </w:r>
+      <w:r/>
+      <w:r>
+        <w:rPr>
+          <w:highlight w:val="none"/>
+          <w:lang w:val="fr-FR" w:bidi="fr-FR"/>
+        </w:rPr>
+      </w:r>
+    </w:p>
+    <w:p>
+      <w:pPr>
+        <w:pBdr/>
+        <w:spacing/>
+        <w:ind/>
+        <w:rPr/>
+      </w:pPr>
+      <w:r>
+        <w:rPr>
+          <w:highlight w:val="none"/>
+          <w:lang w:val="fr-FR" w:bidi="fr-FR"/>
+        </w:rPr>
+        <w:t xml:space="preserve">int avancerFinInstruction(int indexActuel)</w:t>
+      </w:r>
+      <w:r/>
+    </w:p>
+    <w:p>
+      <w:pPr>
+        <w:pBdr/>
+        <w:spacing/>
+        <w:ind/>
+        <w:rPr/>
+      </w:pPr>
+      <w:r>
+        <w:rPr>
+          <w:highlight w:val="none"/>
+          <w:lang w:val="fr-FR" w:bidi="fr-FR"/>
+        </w:rPr>
+        <w:t xml:space="preserve">{</w:t>
+        <w:tab/>
+      </w:r>
+      <w:r/>
+    </w:p>
+    <w:p>
+      <w:pPr>
+        <w:pBdr/>
+        <w:spacing/>
+        <w:ind/>
+        <w:rPr/>
+      </w:pPr>
+      <w:r>
+        <w:rPr>
+          <w:highlight w:val="none"/>
+          <w:lang w:val="fr-FR" w:bidi="fr-FR"/>
+        </w:rPr>
+        <w:tab/>
+        <w:t xml:space="preserve">int i = indexActuel ; </w:t>
+      </w:r>
+      <w:r/>
+    </w:p>
+    <w:p>
+      <w:pPr>
+        <w:pBdr/>
+        <w:spacing/>
+        <w:ind/>
+        <w:rPr/>
+      </w:pPr>
+      <w:r>
+        <w:rPr>
+          <w:highlight w:val="none"/>
+          <w:lang w:val="fr-FR" w:bidi="fr-FR"/>
+        </w:rPr>
+        <w:tab/>
+        <w:t xml:space="preserve">Tant que (token type n’est pas à la fin d’une instruction indiquée par un ; on </w:t>
+        <w:tab/>
+        <w:t xml:space="preserve">continue ; )</w:t>
+      </w:r>
+      <w:r/>
+    </w:p>
+    <w:p>
+      <w:pPr>
+        <w:pBdr/>
+        <w:spacing/>
+        <w:ind w:firstLine="720"/>
+        <w:rPr/>
+      </w:pPr>
+      <w:r>
+        <w:rPr>
+          <w:highlight w:val="none"/>
+          <w:lang w:val="fr-FR" w:bidi="fr-FR"/>
+        </w:rPr>
+        <w:t xml:space="preserve">{</w:t>
+      </w:r>
+      <w:r/>
+    </w:p>
+    <w:p>
+      <w:pPr>
+        <w:pBdr/>
+        <w:spacing/>
+        <w:ind/>
+        <w:rPr/>
+      </w:pPr>
+      <w:r>
+        <w:rPr>
+          <w:highlight w:val="none"/>
+          <w:lang w:val="fr-FR" w:bidi="fr-FR"/>
+        </w:rPr>
+        <w:tab/>
+        <w:tab/>
+        <w:t xml:space="preserve">indexActuel ++ ;</w:t>
+      </w:r>
+      <w:r/>
+    </w:p>
+    <w:p>
+      <w:pPr>
+        <w:pBdr/>
+        <w:spacing/>
+        <w:ind w:firstLine="720"/>
+        <w:rPr/>
+      </w:pPr>
+      <w:r>
+        <w:rPr>
+          <w:highlight w:val="none"/>
+          <w:lang w:val="fr-FR" w:bidi="fr-FR"/>
+        </w:rPr>
+        <w:t xml:space="preserve">}</w:t>
+        <w:tab/>
+        <w:tab/>
+      </w:r>
+      <w:r/>
+    </w:p>
+    <w:p>
+      <w:pPr>
+        <w:pBdr/>
+        <w:spacing/>
+        <w:ind w:firstLine="720"/>
+        <w:rPr/>
+      </w:pPr>
+      <w:r>
+        <w:rPr>
+          <w:highlight w:val="none"/>
+          <w:lang w:val="fr-FR" w:bidi="fr-FR"/>
+        </w:rPr>
+        <w:t xml:space="preserve">return indexActuel ;</w:t>
+      </w:r>
+      <w:r/>
+    </w:p>
+    <w:p>
+      <w:pPr>
+        <w:pBdr/>
+        <w:spacing/>
+        <w:ind/>
+        <w:rPr/>
+      </w:pPr>
+      <w:r>
+        <w:rPr>
+          <w:highlight w:val="none"/>
+          <w:lang w:val="fr-FR" w:bidi="fr-FR"/>
+        </w:rPr>
+        <w:t xml:space="preserve">}</w:t>
+      </w:r>
+      <w:r/>
+    </w:p>
+    <w:p>
+      <w:pPr>
+        <w:pBdr/>
+        <w:spacing/>
+        <w:ind/>
+        <w:rPr/>
+      </w:pPr>
+      <w:r>
+        <w:rPr>
+          <w:highlight w:val="none"/>
+          <w:lang w:val="fr-FR" w:bidi="fr-FR"/>
+        </w:rPr>
+      </w:r>
+      <w:r/>
+    </w:p>
+    <w:p>
+      <w:pPr>
+        <w:pBdr/>
+        <w:spacing/>
+        <w:ind/>
+        <w:rPr/>
+      </w:pPr>
+      <w:r>
+        <w:rPr>
+          <w:highlight w:val="none"/>
+          <w:lang w:val="fr-FR" w:bidi="fr-FR"/>
+        </w:rPr>
+        <w:t xml:space="preserve"> </w:t>
+      </w:r>
+      <w:r/>
+    </w:p>
+    <w:p>
+      <w:pPr>
+        <w:pBdr/>
+        <w:spacing/>
+        <w:ind/>
+        <w:rPr/>
+      </w:pPr>
+      <w:r>
+        <w:rPr>
+          <w:highlight w:val="none"/>
+          <w:lang w:val="fr-FR" w:bidi="fr-FR"/>
+        </w:rPr>
+        <w:t xml:space="preserve">vecteur&lt;INoeud&gt; obtenirTouteInstructionEnfant(vecteur&lt;Token&gt; tokensIntervalle)</w:t>
+      </w:r>
+      <w:r/>
+    </w:p>
+    <w:p>
+      <w:pPr>
+        <w:pBdr/>
+        <w:spacing/>
+        <w:ind/>
+        <w:rPr/>
+      </w:pPr>
+      <w:r>
+        <w:rPr>
+          <w:highlight w:val="none"/>
+          <w:lang w:val="fr-FR" w:bidi="fr-FR"/>
+        </w:rPr>
+        <w:t xml:space="preserve">{</w:t>
+      </w:r>
+      <w:r/>
+    </w:p>
+    <w:p>
+      <w:pPr>
+        <w:pBdr/>
+        <w:spacing/>
+        <w:ind/>
+        <w:rPr/>
+      </w:pPr>
+      <w:r>
+        <w:rPr>
+          <w:highlight w:val="none"/>
+          <w:lang w:val="fr-FR" w:bidi="fr-FR"/>
+        </w:rPr>
+        <w:tab/>
+        <w:t xml:space="preserve">vecteur&lt;INoeud&gt; listeEnfants ;</w:t>
+      </w:r>
+      <w:r/>
+    </w:p>
+    <w:p>
+      <w:pPr>
+        <w:pBdr/>
+        <w:spacing/>
+        <w:ind/>
+        <w:rPr/>
+      </w:pPr>
+      <w:r>
+        <w:rPr>
+          <w:highlight w:val="none"/>
+          <w:lang w:val="fr-FR" w:bidi="fr-FR"/>
+        </w:rPr>
+        <w:tab/>
+        <w:t xml:space="preserve">int indexLocal = 0 ;</w:t>
+      </w:r>
+      <w:r/>
+    </w:p>
+    <w:p>
+      <w:pPr>
+        <w:pBdr/>
+        <w:spacing/>
+        <w:ind/>
+        <w:rPr/>
+      </w:pPr>
+      <w:r>
+        <w:rPr>
+          <w:highlight w:val="none"/>
+          <w:lang w:val="fr-FR" w:bidi="fr-FR"/>
+        </w:rPr>
+        <w:t xml:space="preserve"> </w:t>
+      </w:r>
+      <w:r/>
+    </w:p>
+    <w:p>
+      <w:pPr>
+        <w:pBdr/>
+        <w:spacing/>
+        <w:ind/>
+        <w:rPr/>
+      </w:pPr>
+      <w:r>
+        <w:rPr>
+          <w:highlight w:val="none"/>
+          <w:lang w:val="fr-FR" w:bidi="fr-FR"/>
+        </w:rPr>
+        <w:tab/>
+        <w:t xml:space="preserve">// On parcourt l'intervalle du début (0) jusqu'à la fin de la tranche</w:t>
+      </w:r>
+      <w:r/>
+    </w:p>
+    <w:p>
+      <w:pPr>
+        <w:pBdr/>
+        <w:spacing/>
+        <w:ind/>
+        <w:rPr/>
+      </w:pPr>
+      <w:r>
+        <w:rPr>
+          <w:highlight w:val="none"/>
+          <w:lang w:val="fr-FR" w:bidi="fr-FR"/>
+        </w:rPr>
+        <w:tab/>
+        <w:t xml:space="preserve">Tant que (indexLocal &lt; tokensIntervalle.taille()) </w:t>
+      </w:r>
+      <w:r/>
+    </w:p>
+    <w:p>
+      <w:pPr>
+        <w:pBdr/>
+        <w:spacing/>
+        <w:ind/>
+        <w:rPr/>
+      </w:pPr>
+      <w:r>
+        <w:rPr>
+          <w:highlight w:val="none"/>
+          <w:lang w:val="fr-FR" w:bidi="fr-FR"/>
+        </w:rPr>
+        <w:tab/>
+        <w:t xml:space="preserve">{</w:t>
+      </w:r>
+      <w:r/>
+    </w:p>
+    <w:p>
+      <w:pPr>
+        <w:pBdr/>
+        <w:spacing/>
+        <w:ind/>
+        <w:rPr/>
+      </w:pPr>
+      <w:r>
+        <w:rPr>
+          <w:highlight w:val="none"/>
+          <w:lang w:val="fr-FR" w:bidi="fr-FR"/>
+        </w:rPr>
+        <w:tab/>
+        <w:tab/>
+        <w:t xml:space="preserve">// on construit l'arbre pour chaque instruction trouvée dans l'intervalle de façon récursive </w:t>
+      </w:r>
+      <w:r/>
+    </w:p>
+    <w:p>
+      <w:pPr>
+        <w:pBdr/>
+        <w:spacing/>
+        <w:ind/>
+        <w:rPr/>
+      </w:pPr>
+      <w:r>
+        <w:rPr>
+          <w:highlight w:val="none"/>
+          <w:lang w:val="fr-FR" w:bidi="fr-FR"/>
+        </w:rPr>
+        <w:tab/>
+        <w:tab/>
+        <w:t xml:space="preserve">// L’ index local est passé par référence, donc il avance automatiquement à chaque appel</w:t>
+      </w:r>
+      <w:r/>
+    </w:p>
+    <w:p>
+      <w:pPr>
+        <w:pBdr/>
+        <w:spacing/>
+        <w:ind/>
+        <w:rPr/>
+      </w:pPr>
+      <w:r>
+        <w:rPr>
+          <w:highlight w:val="none"/>
+          <w:lang w:val="fr-FR" w:bidi="fr-FR"/>
+        </w:rPr>
+        <w:tab/>
+        <w:tab/>
+        <w:t xml:space="preserve">INoeud enfant = construireArbreSyntaxique(tokensIntervalle, indexLocal) ;</w:t>
+      </w:r>
+      <w:r/>
+    </w:p>
+    <w:p>
+      <w:pPr>
+        <w:pBdr/>
+        <w:spacing/>
+        <w:ind/>
+        <w:rPr/>
+      </w:pPr>
+      <w:r>
+        <w:rPr>
+          <w:highlight w:val="none"/>
+          <w:lang w:val="fr-FR" w:bidi="fr-FR"/>
+        </w:rPr>
+        <w:tab/>
+        <w:tab/>
+        <w:t xml:space="preserve">listeEnfants.ajouter(enfant) ;</w:t>
+      </w:r>
+      <w:r/>
+    </w:p>
+    <w:p>
+      <w:pPr>
+        <w:pBdr/>
+        <w:spacing/>
+        <w:ind/>
+        <w:rPr/>
+      </w:pPr>
+      <w:r>
+        <w:rPr>
+          <w:highlight w:val="none"/>
+          <w:lang w:val="fr-FR" w:bidi="fr-FR"/>
+        </w:rPr>
+        <w:tab/>
+        <w:t xml:space="preserve">}</w:t>
+      </w:r>
+      <w:r/>
+    </w:p>
+    <w:p>
+      <w:pPr>
+        <w:pBdr/>
+        <w:spacing/>
+        <w:ind/>
+        <w:rPr/>
+      </w:pPr>
+      <w:r>
+        <w:rPr>
+          <w:highlight w:val="none"/>
+          <w:lang w:val="fr-FR" w:bidi="fr-FR"/>
+        </w:rPr>
+        <w:tab/>
+        <w:t xml:space="preserve">return listeEnfants ;</w:t>
+      </w:r>
+      <w:r/>
+    </w:p>
+    <w:p>
+      <w:pPr>
+        <w:pBdr/>
+        <w:spacing/>
+        <w:ind/>
+        <w:rPr>
+          <w:highlight w:val="none"/>
+          <w:lang w:val="fr-FR" w:bidi="fr-FR"/>
+        </w:rPr>
+      </w:pPr>
+      <w:r>
+        <w:rPr>
+          <w:highlight w:val="none"/>
+          <w:lang w:val="fr-FR" w:bidi="fr-FR"/>
+        </w:rPr>
+        <w:t xml:space="preserve">}</w:t>
       </w:r>
       <w:r>
         <w:rPr>
@@ -1545,176 +2034,10 @@
         <w:pBdr/>
         <w:spacing/>
         <w:ind/>
-        <w:rPr/>
-      </w:pPr>
-      <w:r>
         <w:rPr>
           <w:highlight w:val="none"/>
           <w:lang w:val="fr-FR" w:bidi="fr-FR"/>
         </w:rPr>
-        <w:t xml:space="preserve">// algorithme pour atteindre le dernier token d’une instruction c’est pour obtenir un intervalle entre deux nombres et envoyer cet intervalle à l'enfant pour le traiter</w:t>
-      </w:r>
-      <w:r/>
-    </w:p>
-    <w:p>
-      <w:pPr>
-        <w:pBdr/>
-        <w:spacing/>
-        <w:ind/>
-        <w:rPr/>
-      </w:pPr>
-      <w:r>
-        <w:rPr>
-          <w:highlight w:val="none"/>
-          <w:lang w:val="fr-FR" w:bidi="fr-FR"/>
-        </w:rPr>
-        <w:t xml:space="preserve">int avancerFinInstruction(int indexActuel)</w:t>
-      </w:r>
-      <w:r/>
-    </w:p>
-    <w:p>
-      <w:pPr>
-        <w:pBdr/>
-        <w:spacing/>
-        <w:ind/>
-        <w:rPr/>
-      </w:pPr>
-      <w:r>
-        <w:rPr>
-          <w:highlight w:val="none"/>
-          <w:lang w:val="fr-FR" w:bidi="fr-FR"/>
-        </w:rPr>
-        <w:t xml:space="preserve">{</w:t>
-        <w:tab/>
-      </w:r>
-      <w:r/>
-    </w:p>
-    <w:p>
-      <w:pPr>
-        <w:pBdr/>
-        <w:spacing/>
-        <w:ind/>
-        <w:rPr/>
-      </w:pPr>
-      <w:r>
-        <w:rPr>
-          <w:highlight w:val="none"/>
-          <w:lang w:val="fr-FR" w:bidi="fr-FR"/>
-        </w:rPr>
-        <w:tab/>
-        <w:t xml:space="preserve">int i = indexActuel ; </w:t>
-      </w:r>
-      <w:r/>
-    </w:p>
-    <w:p>
-      <w:pPr>
-        <w:pBdr/>
-        <w:spacing/>
-        <w:ind/>
-        <w:rPr/>
-      </w:pPr>
-      <w:r>
-        <w:rPr>
-          <w:highlight w:val="none"/>
-          <w:lang w:val="fr-FR" w:bidi="fr-FR"/>
-        </w:rPr>
-        <w:tab/>
-        <w:t xml:space="preserve">Tant que (token type n’est pas à la fin d’une instruction indiquée par un ; on </w:t>
-        <w:tab/>
-        <w:t xml:space="preserve">continue ; )</w:t>
-      </w:r>
-      <w:r/>
-    </w:p>
-    <w:p>
-      <w:pPr>
-        <w:pBdr/>
-        <w:spacing/>
-        <w:ind w:firstLine="720"/>
-        <w:rPr/>
-      </w:pPr>
-      <w:r>
-        <w:rPr>
-          <w:highlight w:val="none"/>
-          <w:lang w:val="fr-FR" w:bidi="fr-FR"/>
-        </w:rPr>
-        <w:t xml:space="preserve">{</w:t>
-      </w:r>
-      <w:r/>
-    </w:p>
-    <w:p>
-      <w:pPr>
-        <w:pBdr/>
-        <w:spacing/>
-        <w:ind/>
-        <w:rPr/>
-      </w:pPr>
-      <w:r>
-        <w:rPr>
-          <w:highlight w:val="none"/>
-          <w:lang w:val="fr-FR" w:bidi="fr-FR"/>
-        </w:rPr>
-        <w:tab/>
-        <w:tab/>
-        <w:t xml:space="preserve">indexActuel ++ ;</w:t>
-      </w:r>
-      <w:r/>
-    </w:p>
-    <w:p>
-      <w:pPr>
-        <w:pBdr/>
-        <w:spacing/>
-        <w:ind w:firstLine="720"/>
-        <w:rPr/>
-      </w:pPr>
-      <w:r>
-        <w:rPr>
-          <w:highlight w:val="none"/>
-          <w:lang w:val="fr-FR" w:bidi="fr-FR"/>
-        </w:rPr>
-        <w:t xml:space="preserve">}</w:t>
-        <w:tab/>
-        <w:tab/>
-      </w:r>
-      <w:r/>
-    </w:p>
-    <w:p>
-      <w:pPr>
-        <w:pBdr/>
-        <w:spacing/>
-        <w:ind w:firstLine="720"/>
-        <w:rPr/>
-      </w:pPr>
-      <w:r>
-        <w:rPr>
-          <w:highlight w:val="none"/>
-          <w:lang w:val="fr-FR" w:bidi="fr-FR"/>
-        </w:rPr>
-        <w:t xml:space="preserve">return indexActuel ;</w:t>
-      </w:r>
-      <w:r/>
-    </w:p>
-    <w:p>
-      <w:pPr>
-        <w:pBdr/>
-        <w:spacing/>
-        <w:ind/>
-        <w:rPr/>
-      </w:pPr>
-      <w:r>
-        <w:rPr>
-          <w:highlight w:val="none"/>
-          <w:lang w:val="fr-FR" w:bidi="fr-FR"/>
-        </w:rPr>
-        <w:t xml:space="preserve">}</w:t>
-      </w:r>
-      <w:r/>
-    </w:p>
-    <w:p>
-      <w:pPr>
-        <w:pBdr/>
-        <w:spacing/>
-        <w:ind/>
-        <w:rPr/>
       </w:pPr>
       <w:r>
         <w:rPr>
@@ -1722,310 +2045,18 @@
           <w:lang w:val="fr-FR" w:bidi="fr-FR"/>
         </w:rPr>
       </w:r>
-      <w:r/>
-    </w:p>
-    <w:p>
-      <w:pPr>
-        <w:pBdr/>
-        <w:spacing/>
-        <w:ind/>
-        <w:rPr/>
-      </w:pPr>
       <w:r>
         <w:rPr>
           <w:highlight w:val="none"/>
           <w:lang w:val="fr-FR" w:bidi="fr-FR"/>
         </w:rPr>
-        <w:t xml:space="preserve"> </w:t>
       </w:r>
-      <w:r/>
-    </w:p>
-    <w:p>
-      <w:pPr>
-        <w:pBdr/>
-        <w:spacing/>
-        <w:ind/>
-        <w:rPr/>
-      </w:pPr>
       <w:r>
         <w:rPr>
           <w:highlight w:val="none"/>
           <w:lang w:val="fr-FR" w:bidi="fr-FR"/>
         </w:rPr>
-        <w:t xml:space="preserve">vecteur&lt;INoeud&gt; obtenirTouteInstructionEnfant(vecteur&lt;Token&gt; tokensIntervalle)</w:t>
       </w:r>
-      <w:r/>
-    </w:p>
-    <w:p>
-      <w:pPr>
-        <w:pBdr/>
-        <w:spacing/>
-        <w:ind/>
-        <w:rPr/>
-      </w:pPr>
-      <w:r>
-        <w:rPr>
-          <w:highlight w:val="none"/>
-          <w:lang w:val="fr-FR" w:bidi="fr-FR"/>
-        </w:rPr>
-        <w:t xml:space="preserve">{</w:t>
-      </w:r>
-      <w:r/>
-    </w:p>
-    <w:p>
-      <w:pPr>
-        <w:pBdr/>
-        <w:spacing/>
-        <w:ind/>
-        <w:rPr/>
-      </w:pPr>
-      <w:r>
-        <w:rPr>
-          <w:highlight w:val="none"/>
-          <w:lang w:val="fr-FR" w:bidi="fr-FR"/>
-        </w:rPr>
-        <w:tab/>
-        <w:t xml:space="preserve">vecteur&lt;INoeud&gt; listeEnfants ;</w:t>
-      </w:r>
-      <w:r/>
-    </w:p>
-    <w:p>
-      <w:pPr>
-        <w:pBdr/>
-        <w:spacing/>
-        <w:ind/>
-        <w:rPr/>
-      </w:pPr>
-      <w:r>
-        <w:rPr>
-          <w:highlight w:val="none"/>
-          <w:lang w:val="fr-FR" w:bidi="fr-FR"/>
-        </w:rPr>
-        <w:tab/>
-        <w:t xml:space="preserve">int indexLocal = 0 ;</w:t>
-      </w:r>
-      <w:r/>
-    </w:p>
-    <w:p>
-      <w:pPr>
-        <w:pBdr/>
-        <w:spacing/>
-        <w:ind/>
-        <w:rPr/>
-      </w:pPr>
-      <w:r>
-        <w:rPr>
-          <w:highlight w:val="none"/>
-          <w:lang w:val="fr-FR" w:bidi="fr-FR"/>
-        </w:rPr>
-        <w:t xml:space="preserve"> </w:t>
-      </w:r>
-      <w:r/>
-    </w:p>
-    <w:p>
-      <w:pPr>
-        <w:pBdr/>
-        <w:spacing/>
-        <w:ind/>
-        <w:rPr/>
-      </w:pPr>
-      <w:r>
-        <w:rPr>
-          <w:highlight w:val="none"/>
-          <w:lang w:val="fr-FR" w:bidi="fr-FR"/>
-        </w:rPr>
-        <w:tab/>
-        <w:t xml:space="preserve">// On parcourt l'intervalle du début (0) jusqu'à la fin de la tranche</w:t>
-      </w:r>
-      <w:r/>
-    </w:p>
-    <w:p>
-      <w:pPr>
-        <w:pBdr/>
-        <w:spacing/>
-        <w:ind/>
-        <w:rPr/>
-      </w:pPr>
-      <w:r>
-        <w:rPr>
-          <w:highlight w:val="none"/>
-          <w:lang w:val="fr-FR" w:bidi="fr-FR"/>
-        </w:rPr>
-        <w:tab/>
-        <w:t xml:space="preserve">Tant que (indexLocal &lt; tokensIntervalle.taille()) </w:t>
-      </w:r>
-      <w:r/>
-    </w:p>
-    <w:p>
-      <w:pPr>
-        <w:pBdr/>
-        <w:spacing/>
-        <w:ind/>
-        <w:rPr/>
-      </w:pPr>
-      <w:r>
-        <w:rPr>
-          <w:highlight w:val="none"/>
-          <w:lang w:val="fr-FR" w:bidi="fr-FR"/>
-        </w:rPr>
-        <w:tab/>
-        <w:t xml:space="preserve">{</w:t>
-      </w:r>
-      <w:r/>
-    </w:p>
-    <w:p>
-      <w:pPr>
-        <w:pBdr/>
-        <w:spacing/>
-        <w:ind/>
-        <w:rPr/>
-      </w:pPr>
-      <w:r>
-        <w:rPr>
-          <w:highlight w:val="none"/>
-          <w:lang w:val="fr-FR" w:bidi="fr-FR"/>
-        </w:rPr>
-        <w:tab/>
-        <w:tab/>
-        <w:t xml:space="preserve">// on construit l'arbre pour chaque instruction trouvée dans l'intervalle de façon récursive </w:t>
-      </w:r>
-      <w:r/>
-    </w:p>
-    <w:p>
-      <w:pPr>
-        <w:pBdr/>
-        <w:spacing/>
-        <w:ind/>
-        <w:rPr/>
-      </w:pPr>
-      <w:r>
-        <w:rPr>
-          <w:highlight w:val="none"/>
-          <w:lang w:val="fr-FR" w:bidi="fr-FR"/>
-        </w:rPr>
-        <w:tab/>
-        <w:tab/>
-        <w:t xml:space="preserve">// L’ index local est passé par référence, donc il avance automatiquement à chaque appel</w:t>
-      </w:r>
-      <w:r/>
-    </w:p>
-    <w:p>
-      <w:pPr>
-        <w:pBdr/>
-        <w:spacing/>
-        <w:ind/>
-        <w:rPr/>
-      </w:pPr>
-      <w:r>
-        <w:rPr>
-          <w:highlight w:val="none"/>
-          <w:lang w:val="fr-FR" w:bidi="fr-FR"/>
-        </w:rPr>
-        <w:tab/>
-        <w:tab/>
-        <w:t xml:space="preserve">INoeud enfant = construireArbreSyntaxique(tokensIntervalle, indexLocal) ;</w:t>
-      </w:r>
-      <w:r/>
-    </w:p>
-    <w:p>
-      <w:pPr>
-        <w:pBdr/>
-        <w:spacing/>
-        <w:ind/>
-        <w:rPr/>
-      </w:pPr>
-      <w:r>
-        <w:rPr>
-          <w:highlight w:val="none"/>
-          <w:lang w:val="fr-FR" w:bidi="fr-FR"/>
-        </w:rPr>
-        <w:tab/>
-        <w:tab/>
-        <w:t xml:space="preserve">listeEnfants.ajouter(enfant) ;</w:t>
-      </w:r>
-      <w:r/>
-    </w:p>
-    <w:p>
-      <w:pPr>
-        <w:pBdr/>
-        <w:spacing/>
-        <w:ind/>
-        <w:rPr/>
-      </w:pPr>
-      <w:r>
-        <w:rPr>
-          <w:highlight w:val="none"/>
-          <w:lang w:val="fr-FR" w:bidi="fr-FR"/>
-        </w:rPr>
-        <w:tab/>
-        <w:t xml:space="preserve">}</w:t>
-      </w:r>
-      <w:r/>
-    </w:p>
-    <w:p>
-      <w:pPr>
-        <w:pBdr/>
-        <w:spacing/>
-        <w:ind/>
-        <w:rPr/>
-      </w:pPr>
-      <w:r>
-        <w:rPr>
-          <w:highlight w:val="none"/>
-          <w:lang w:val="fr-FR" w:bidi="fr-FR"/>
-        </w:rPr>
-        <w:tab/>
-        <w:t xml:space="preserve">return listeEnfants ;</w:t>
-      </w:r>
-      <w:r/>
-    </w:p>
-    <w:p>
-      <w:pPr>
-        <w:pBdr/>
-        <w:spacing/>
-        <w:ind/>
-        <w:rPr/>
-      </w:pPr>
-      <w:r>
-        <w:rPr>
-          <w:highlight w:val="none"/>
-          <w:lang w:val="fr-FR" w:bidi="fr-FR"/>
-        </w:rPr>
-        <w:t xml:space="preserve">}</w:t>
-      </w:r>
-      <w:r/>
-    </w:p>
-    <w:p>
-      <w:pPr>
-        <w:pBdr/>
-        <w:spacing/>
-        <w:ind/>
-        <w:rPr/>
-      </w:pPr>
-      <w:r>
-        <w:rPr>
-          <w:highlight w:val="none"/>
-          <w:lang w:val="fr-FR" w:bidi="fr-FR"/>
-        </w:rPr>
-        <w:t xml:space="preserve"> </w:t>
-      </w:r>
-      <w:r/>
-    </w:p>
-    <w:p>
-      <w:pPr>
-        <w:pBdr/>
-        <w:spacing/>
-        <w:ind/>
-        <w:rPr/>
-      </w:pPr>
-      <w:r>
-        <w:rPr>
-          <w:highlight w:val="none"/>
-          <w:lang w:val="fr-FR" w:bidi="fr-FR"/>
-        </w:rPr>
-        <w:t xml:space="preserve"> </w:t>
-      </w:r>
-      <w:r/>
     </w:p>
     <w:p>
       <w:pPr>
@@ -2218,7 +2249,8 @@
         <w:spacing/>
         <w:ind/>
         <w:rPr>
-          <w:lang w:val="fr-FR"/>
+          <w:highlight w:val="none"/>
+          <w:lang w:val="fr-FR" w:bidi="fr-FR"/>
         </w:rPr>
       </w:pPr>
       <w:r>
@@ -2233,6 +2265,107 @@
           <w:lang w:val="fr-FR" w:bidi="fr-FR"/>
         </w:rPr>
         <w:tab/>
+      </w:r>
+      <w:r>
+        <w:rPr>
+          <w:lang w:val="fr-FR"/>
+        </w:rPr>
+      </w:r>
+    </w:p>
+    <w:p>
+      <w:pPr>
+        <w:pBdr/>
+        <w:spacing/>
+        <w:ind/>
+        <w:rPr>
+          <w:b/>
+          <w:bCs/>
+          <w:highlight w:val="none"/>
+        </w:rPr>
+      </w:pPr>
+      <w:r>
+        <w:rPr>
+          <w:b/>
+          <w:bCs/>
+          <w:highlight w:val="none"/>
+          <w:lang w:val="fr-FR" w:bidi="fr-FR"/>
+        </w:rPr>
+        <w:t xml:space="preserve">Explication des entrées sortie. </w:t>
+      </w:r>
+      <w:r>
+        <w:rPr>
+          <w:b/>
+          <w:bCs/>
+          <w:lang w:val="fr-FR"/>
+        </w:rPr>
+      </w:r>
+    </w:p>
+    <w:p>
+      <w:pPr>
+        <w:pBdr>
+          <w:top w:val="none" w:color="000000" w:sz="4" w:space="0"/>
+          <w:left w:val="none" w:color="000000" w:sz="4" w:space="0"/>
+          <w:bottom w:val="none" w:color="000000" w:sz="4" w:space="0"/>
+          <w:right w:val="none" w:color="000000" w:sz="4" w:space="0"/>
+        </w:pBdr>
+        <w:spacing/>
+        <w:ind w:right="0" w:firstLine="0" w:left="0"/>
+        <w:rPr/>
+      </w:pPr>
+      <w:r>
+        <w:t xml:space="preserve">En entrée, le programme prend en charge un fichier source texte avec l'extension .prysma. Ce fichier contient les instructions du langage de haut niveau écrites par le développeur. Il est lu caractère par caractère pour être transformé en vecteur de tokens</w:t>
+      </w:r>
+      <w:r>
+        <w:t xml:space="preserve"> contenant les identifiants et les valeurs (string value) nécessaires à l'analyse. De plus, le compilateur accepte des arguments en ligne de commande (flags) pour configurer la compilation, comme le nom du fichier de sortie ou le niveau de verbosité du déb</w:t>
+      </w:r>
+      <w:r>
+        <w:t xml:space="preserve">ogage.</w:t>
+      </w:r>
+      <w:r/>
+    </w:p>
+    <w:p>
+      <w:pPr>
+        <w:pBdr>
+          <w:top w:val="none" w:color="000000" w:sz="4" w:space="0"/>
+          <w:left w:val="none" w:color="000000" w:sz="4" w:space="0"/>
+          <w:bottom w:val="none" w:color="000000" w:sz="4" w:space="0"/>
+          <w:right w:val="none" w:color="000000" w:sz="4" w:space="0"/>
+        </w:pBdr>
+        <w:spacing/>
+        <w:ind w:right="0" w:firstLine="0" w:left="0"/>
+        <w:rPr/>
+      </w:pPr>
+      <w:r>
+        <w:t xml:space="preserve">En sortie, le compilateur génère principalement le code intermédiaire LLVM (IR) dans un fichier .ll. Ce code est la représentation bas niveau des instructions de l'arbre syntaxique. De plus, pour le débogage, le programme sort un affichage (dump) de l'AST </w:t>
+      </w:r>
+      <w:r>
+        <w:t xml:space="preserve">et du code IR directement dans la console si l'argument correspondant est activé. En cas d'erreur de syntaxe, un message précis indiquant la ligne et le type d'erreur est retourné à l'utilisateur. Finalement, le backend LLVM produit le code machine exécuta</w:t>
+      </w:r>
+      <w:r>
+        <w:t xml:space="preserve">ble optimisé pour l'architecture cible.</w:t>
+      </w:r>
+      <w:r/>
+    </w:p>
+    <w:p>
+      <w:pPr>
+        <w:pBdr/>
+        <w:spacing/>
+        <w:ind/>
+        <w:rPr>
+          <w:lang w:val="fr-FR"/>
+        </w:rPr>
+      </w:pPr>
+      <w:r>
+        <w:rPr>
+          <w:highlight w:val="none"/>
+          <w:lang w:val="fr-FR" w:bidi="fr-FR"/>
+        </w:rPr>
+      </w:r>
+      <w:r>
+        <w:rPr>
+          <w:highlight w:val="none"/>
+          <w:lang w:val="fr-FR" w:bidi="fr-FR"/>
+        </w:rPr>
       </w:r>
       <w:r>
         <w:rPr>

--- a/Documents/AnalyseFonctionnelle/Raphael Arseneault Analyse fonctionnelle et organique.docx
+++ b/Documents/AnalyseFonctionnelle/Raphael Arseneault Analyse fonctionnelle et organique.docx
@@ -25,6 +25,12 @@
           <w:lang w:val="fr-FR"/>
         </w:rPr>
       </w:r>
+      <w:r>
+        <w:rPr>
+          <w:color w:val="c00000"/>
+          <w:lang w:val="fr-FR"/>
+        </w:rPr>
+      </w:r>
     </w:p>
     <w:p>
       <w:pPr>
@@ -57,7 +63,7 @@
       </w:r>
       <w:r>
         <w:rPr>
-          <w:lang w:val="fr-FR" w:bidi="fr-FR"/>
+          <w:lang w:val="fr-FR"/>
         </w:rPr>
       </w:r>
       <w:r>
@@ -112,6 +118,11 @@
           <w:lang w:val="fr-FR"/>
         </w:rPr>
       </w:r>
+      <w:r>
+        <w:rPr>
+          <w:lang w:val="fr-FR"/>
+        </w:rPr>
+      </w:r>
     </w:p>
     <w:p>
       <w:pPr>
@@ -194,6 +205,11 @@
           <w:lang w:val="fr-FR"/>
         </w:rPr>
         <w:t xml:space="preserve">Landry</w:t>
+      </w:r>
+      <w:r>
+        <w:rPr>
+          <w:lang w:val="fr-FR"/>
+        </w:rPr>
       </w:r>
       <w:r>
         <w:rPr>
@@ -259,10 +275,16 @@
           <w:lang w:val="fr-FR"/>
         </w:rPr>
       </w:r>
+      <w:r>
+        <w:rPr>
+          <w:color w:val="c00000"/>
+          <w:lang w:val="fr-FR"/>
+        </w:rPr>
+      </w:r>
     </w:p>
     <w:p>
       <w:pPr>
-        <w:pStyle w:val="729"/>
+        <w:pStyle w:val="887"/>
         <w:pBdr/>
         <w:spacing w:after="100" w:afterAutospacing="1" w:before="100" w:beforeAutospacing="1" w:line="240" w:lineRule="auto"/>
         <w:ind/>
@@ -281,6 +303,11 @@
           <w:lang w:val="fr-FR"/>
         </w:rPr>
       </w:r>
+      <w:r>
+        <w:rPr>
+          <w:lang w:val="fr-FR"/>
+        </w:rPr>
+      </w:r>
     </w:p>
     <w:p>
       <w:pPr>
@@ -323,16 +350,6 @@
       </w:r>
       <w:r>
         <w:rPr>
-          <w:lang w:val="fr-FR" w:bidi="fr-FR"/>
-        </w:rPr>
-      </w:r>
-      <w:r>
-        <w:rPr>
-          <w:lang w:val="fr-FR"/>
-        </w:rPr>
-      </w:r>
-      <w:r>
-        <w:rPr>
           <w:lang w:val="fr-FR"/>
         </w:rPr>
       </w:r>
@@ -358,6 +375,11 @@
           <w:lang w:val="fr-FR"/>
         </w:rPr>
       </w:r>
+      <w:r>
+        <w:rPr>
+          <w:lang w:val="fr-FR"/>
+        </w:rPr>
+      </w:r>
     </w:p>
     <w:p>
       <w:pPr>
@@ -380,6 +402,11 @@
           <w:lang w:val="fr-FR"/>
         </w:rPr>
       </w:r>
+      <w:r>
+        <w:rPr>
+          <w:lang w:val="fr-FR"/>
+        </w:rPr>
+      </w:r>
     </w:p>
     <w:p>
       <w:pPr>
@@ -402,6 +429,11 @@
           <w:lang w:val="fr-FR"/>
         </w:rPr>
       </w:r>
+      <w:r>
+        <w:rPr>
+          <w:lang w:val="fr-FR"/>
+        </w:rPr>
+      </w:r>
     </w:p>
     <w:p>
       <w:pPr>
@@ -424,6 +456,11 @@
           <w:lang w:val="fr-FR"/>
         </w:rPr>
       </w:r>
+      <w:r>
+        <w:rPr>
+          <w:lang w:val="fr-FR"/>
+        </w:rPr>
+      </w:r>
     </w:p>
     <w:p>
       <w:pPr>
@@ -448,16 +485,6 @@
       </w:r>
       <w:r>
         <w:rPr>
-          <w:lang w:val="fr-FR" w:bidi="fr-FR"/>
-        </w:rPr>
-      </w:r>
-      <w:r>
-        <w:rPr>
-          <w:lang w:val="fr-FR"/>
-        </w:rPr>
-      </w:r>
-      <w:r>
-        <w:rPr>
           <w:lang w:val="fr-FR"/>
         </w:rPr>
       </w:r>
@@ -485,16 +512,6 @@
       </w:r>
       <w:r>
         <w:rPr>
-          <w:lang w:val="fr-FR" w:bidi="fr-FR"/>
-        </w:rPr>
-      </w:r>
-      <w:r>
-        <w:rPr>
-          <w:lang w:val="fr-FR"/>
-        </w:rPr>
-      </w:r>
-      <w:r>
-        <w:rPr>
           <w:lang w:val="fr-FR"/>
         </w:rPr>
       </w:r>
@@ -513,13 +530,25 @@
         <w:rPr>
           <w:lang w:val="fr-FR"/>
         </w:rPr>
-        <w:t xml:space="preserve">Prysma est un langage de programmation qui inclura des fonctionnalités de base comme les variables, les fonctions, les conditions, les boucles, etc. Le compilateur devra être capable de gérer ces fonctionnalités et de générer du code LLVM correspondant. L'o</w:t>
+        <w:t xml:space="preserve">P</w:t>
       </w:r>
       <w:r>
         <w:rPr>
           <w:lang w:val="fr-FR"/>
         </w:rPr>
-        <w:t xml:space="preserve">bjectif est de créer un langage Turing-complet, il y aura donc l'écriture de bibliothèques standard comme la gestion de la mémoire, arbre binaire, liste chaînée, pile, file, graphe, dictionnaire, bibliothèque de manipulation de chaîne de caractères, etc. C'</w:t>
+        <w:t xml:space="preserve">rysma est un langage de programmation qui inclura des fonctionnalités de base comme les variables, les fonctions, les conditions, les boucles, etc. Le compilateur devra être capable de gérer ces fonctionnalités et de générer du code LLVM correspondant. L'o</w:t>
+      </w:r>
+      <w:r>
+        <w:rPr>
+          <w:lang w:val="fr-FR"/>
+        </w:rPr>
+        <w:t xml:space="preserve">b</w:t>
+      </w:r>
+      <w:r>
+        <w:rPr>
+          <w:lang w:val="fr-FR"/>
+        </w:rPr>
+        <w:t xml:space="preserve">jectif est de créer un langage Turing-complet, il y aura donc l'écriture de bibliothèques standard comme la gestion de la mémoire, arbre binaire, liste chaînée, pile, file, graphe, dictionnaire, bibliothèque de manipulation de chaîne de caractères, etc. C'</w:t>
       </w:r>
       <w:r>
         <w:rPr>
@@ -529,7 +558,7 @@
       </w:r>
       <w:r>
         <w:rPr>
-          <w:lang w:val="fr-FR" w:bidi="fr-FR"/>
+          <w:lang w:val="fr-FR"/>
         </w:rPr>
       </w:r>
       <w:r>
@@ -540,7 +569,7 @@
     </w:p>
     <w:p>
       <w:pPr>
-        <w:pStyle w:val="729"/>
+        <w:pStyle w:val="887"/>
         <w:pBdr/>
         <w:spacing w:after="100" w:afterAutospacing="1" w:before="100" w:beforeAutospacing="1" w:line="240" w:lineRule="auto"/>
         <w:ind/>
@@ -560,10 +589,15 @@
           <w:lang w:val="fr-FR"/>
         </w:rPr>
       </w:r>
+      <w:r>
+        <w:rPr>
+          <w:lang w:val="fr-FR"/>
+        </w:rPr>
+      </w:r>
     </w:p>
     <w:p>
       <w:pPr>
-        <w:pStyle w:val="730"/>
+        <w:pStyle w:val="888"/>
         <w:pBdr/>
         <w:spacing w:after="100" w:afterAutospacing="1" w:before="100" w:beforeAutospacing="1" w:line="240" w:lineRule="auto"/>
         <w:ind/>
@@ -583,22 +617,6 @@
           <w:lang w:val="fr-FR"/>
         </w:rPr>
       </w:r>
-    </w:p>
-    <w:p>
-      <w:pPr>
-        <w:pBdr/>
-        <w:spacing w:after="100" w:afterAutospacing="1" w:before="100" w:beforeAutospacing="1" w:line="240" w:lineRule="auto"/>
-        <w:ind/>
-        <w:jc w:val="both"/>
-        <w:rPr>
-          <w:lang w:val="fr-FR"/>
-        </w:rPr>
-      </w:pPr>
-      <w:r>
-        <w:rPr>
-          <w:lang w:val="fr-FR" w:bidi="fr-FR"/>
-        </w:rPr>
-      </w:r>
       <w:r>
         <w:rPr>
           <w:lang w:val="fr-FR"/>
@@ -617,6 +635,32 @@
       </w:pPr>
       <w:r>
         <w:rPr>
+          <w:lang w:val="fr-FR" w:bidi="fr-FR"/>
+        </w:rPr>
+      </w:r>
+      <w:r>
+        <w:rPr>
+          <w:lang w:val="fr-FR"/>
+        </w:rPr>
+      </w:r>
+      <w:r>
+        <w:rPr>
+          <w:lang w:val="fr-FR"/>
+        </w:rPr>
+      </w:r>
+    </w:p>
+    <w:p>
+      <w:pPr>
+        <w:pBdr/>
+        <w:spacing w:after="100" w:afterAutospacing="1" w:before="100" w:beforeAutospacing="1" w:line="240" w:lineRule="auto"/>
+        <w:ind/>
+        <w:jc w:val="both"/>
+        <w:rPr>
+          <w:lang w:val="fr-FR"/>
+        </w:rPr>
+      </w:pPr>
+      <w:r>
+        <w:rPr>
           <w:lang w:val="fr-FR"/>
         </w:rPr>
         <w:t xml:space="preserve">- Écrire une partie de l'arbre syntaxique abstrait, elle contiendra la logique pour construire le code LLVM qui sera généré ensuite. </w:t>
@@ -626,6 +670,11 @@
           <w:lang w:val="fr-FR"/>
         </w:rPr>
       </w:r>
+      <w:r>
+        <w:rPr>
+          <w:lang w:val="fr-FR"/>
+        </w:rPr>
+      </w:r>
     </w:p>
     <w:p>
       <w:pPr>
@@ -648,6 +697,11 @@
           <w:lang w:val="fr-FR"/>
         </w:rPr>
       </w:r>
+      <w:r>
+        <w:rPr>
+          <w:lang w:val="fr-FR"/>
+        </w:rPr>
+      </w:r>
     </w:p>
     <w:p>
       <w:pPr>
@@ -670,6 +724,11 @@
           <w:lang w:val="fr-FR"/>
         </w:rPr>
       </w:r>
+      <w:r>
+        <w:rPr>
+          <w:lang w:val="fr-FR"/>
+        </w:rPr>
+      </w:r>
     </w:p>
     <w:p>
       <w:pPr>
@@ -689,7 +748,7 @@
       </w:r>
       <w:r>
         <w:rPr>
-          <w:lang w:val="fr-FR" w:bidi="fr-FR"/>
+          <w:lang w:val="fr-FR"/>
         </w:rPr>
       </w:r>
       <w:r>
@@ -700,7 +759,7 @@
     </w:p>
     <w:p>
       <w:pPr>
-        <w:pStyle w:val="730"/>
+        <w:pStyle w:val="888"/>
         <w:pBdr/>
         <w:spacing w:after="100" w:afterAutospacing="1" w:before="100" w:beforeAutospacing="1" w:line="240" w:lineRule="auto"/>
         <w:ind/>
@@ -720,6 +779,11 @@
           <w:lang w:val="fr-FR"/>
         </w:rPr>
       </w:r>
+      <w:r>
+        <w:rPr>
+          <w:lang w:val="fr-FR"/>
+        </w:rPr>
+      </w:r>
     </w:p>
     <w:p>
       <w:pPr>
@@ -742,6 +806,11 @@
           <w:lang w:val="fr-FR"/>
         </w:rPr>
       </w:r>
+      <w:r>
+        <w:rPr>
+          <w:lang w:val="fr-FR"/>
+        </w:rPr>
+      </w:r>
     </w:p>
     <w:p>
       <w:pPr>
@@ -764,6 +833,11 @@
           <w:lang w:val="fr-FR"/>
         </w:rPr>
       </w:r>
+      <w:r>
+        <w:rPr>
+          <w:lang w:val="fr-FR"/>
+        </w:rPr>
+      </w:r>
     </w:p>
     <w:p>
       <w:pPr>
@@ -783,7 +857,7 @@
       </w:r>
       <w:r>
         <w:rPr>
-          <w:lang w:val="fr-FR" w:bidi="fr-FR"/>
+          <w:lang w:val="fr-FR"/>
         </w:rPr>
       </w:r>
       <w:r>
@@ -794,7 +868,7 @@
     </w:p>
     <w:p>
       <w:pPr>
-        <w:pStyle w:val="730"/>
+        <w:pStyle w:val="888"/>
         <w:pBdr/>
         <w:spacing w:after="100" w:afterAutospacing="1" w:before="100" w:beforeAutospacing="1" w:line="240" w:lineRule="auto"/>
         <w:ind/>
@@ -814,6 +888,11 @@
           <w:lang w:val="fr-FR"/>
         </w:rPr>
       </w:r>
+      <w:r>
+        <w:rPr>
+          <w:lang w:val="fr-FR"/>
+        </w:rPr>
+      </w:r>
     </w:p>
     <w:p>
       <w:pPr>
@@ -836,6 +915,11 @@
           <w:lang w:val="fr-FR"/>
         </w:rPr>
       </w:r>
+      <w:r>
+        <w:rPr>
+          <w:lang w:val="fr-FR"/>
+        </w:rPr>
+      </w:r>
     </w:p>
     <w:p>
       <w:pPr>
@@ -858,6 +942,11 @@
           <w:lang w:val="fr-FR"/>
         </w:rPr>
       </w:r>
+      <w:r>
+        <w:rPr>
+          <w:lang w:val="fr-FR"/>
+        </w:rPr>
+      </w:r>
     </w:p>
     <w:p>
       <w:pPr>
@@ -880,6 +969,11 @@
           <w:lang w:val="fr-FR"/>
         </w:rPr>
       </w:r>
+      <w:r>
+        <w:rPr>
+          <w:lang w:val="fr-FR"/>
+        </w:rPr>
+      </w:r>
     </w:p>
     <w:p>
       <w:pPr>
@@ -908,40 +1002,44 @@
           <w:lang w:val="fr-FR"/>
         </w:rPr>
       </w:r>
-    </w:p>
-    <w:p>
-      <w:pPr>
-        <w:pStyle w:val="729"/>
-        <w:pBdr/>
-        <w:spacing w:after="100" w:afterAutospacing="1" w:before="100" w:beforeAutospacing="1" w:line="240" w:lineRule="auto"/>
-        <w:ind/>
-        <w:jc w:val="both"/>
-        <w:rPr>
-          <w:lang w:val="fr-FR"/>
-        </w:rPr>
-      </w:pPr>
       <w:r>
         <w:rPr>
-          <w:highlight w:val="none"/>
-          <w:lang w:val="fr-FR" w:bidi="fr-FR"/>
-        </w:rPr>
-      </w:r>
-      <w:r>
-        <w:rPr>
-          <w:highlight w:val="none"/>
-          <w:lang w:val="fr-FR" w:bidi="fr-FR"/>
-        </w:rPr>
-      </w:r>
-      <w:r>
-        <w:rPr>
-          <w:highlight w:val="none"/>
           <w:lang w:val="fr-FR"/>
         </w:rPr>
       </w:r>
     </w:p>
     <w:p>
       <w:pPr>
-        <w:pStyle w:val="729"/>
+        <w:pStyle w:val="887"/>
+        <w:pBdr/>
+        <w:spacing w:after="100" w:afterAutospacing="1" w:before="100" w:beforeAutospacing="1" w:line="240" w:lineRule="auto"/>
+        <w:ind/>
+        <w:jc w:val="both"/>
+        <w:rPr>
+          <w:lang w:val="fr-FR"/>
+        </w:rPr>
+      </w:pPr>
+      <w:r>
+        <w:rPr>
+          <w:highlight w:val="none"/>
+          <w:lang w:val="fr-FR" w:bidi="fr-FR"/>
+        </w:rPr>
+      </w:r>
+      <w:r>
+        <w:rPr>
+          <w:highlight w:val="none"/>
+          <w:lang w:val="fr-FR"/>
+        </w:rPr>
+      </w:r>
+      <w:r>
+        <w:rPr>
+          <w:lang w:val="fr-FR"/>
+        </w:rPr>
+      </w:r>
+    </w:p>
+    <w:p>
+      <w:pPr>
+        <w:pStyle w:val="887"/>
         <w:pBdr/>
         <w:spacing w:after="100" w:afterAutospacing="1" w:before="100" w:beforeAutospacing="1" w:line="240" w:lineRule="auto"/>
         <w:ind/>
@@ -968,10 +1066,16 @@
           <w:lang w:val="fr-FR"/>
         </w:rPr>
       </w:r>
+      <w:r>
+        <w:rPr>
+          <w:highlight w:val="none"/>
+          <w:lang w:val="fr-FR"/>
+        </w:rPr>
+      </w:r>
     </w:p>
     <w:p>
       <w:pPr>
-        <w:pStyle w:val="731"/>
+        <w:pStyle w:val="889"/>
         <w:pBdr/>
         <w:spacing/>
         <w:ind/>
@@ -992,7 +1096,7 @@
       </w:r>
       <w:r>
         <w:rPr>
-          <w:lang w:val="fr-FR" w:bidi="fr-FR"/>
+          <w:lang w:val="fr-FR"/>
         </w:rPr>
       </w:r>
       <w:r>
@@ -1089,7 +1193,7 @@
       </w:r>
       <w:r>
         <w:rPr>
-          <w:lang w:val="fr-FR" w:bidi="fr-FR"/>
+          <w:lang w:val="fr-FR"/>
         </w:rPr>
       </w:r>
       <w:r>
@@ -1101,7 +1205,7 @@
     <w:p>
       <w:pPr>
         <w:pBdr/>
-        <w:shd w:val="nil"/>
+        <w:shd w:val="nil" w:color="auto"/>
         <w:spacing/>
         <w:ind/>
         <w:rPr>
@@ -1128,7 +1232,7 @@
           <w:color w:val="104861" w:themeColor="accent1" w:themeShade="BF"/>
           <w:sz w:val="40"/>
           <w:szCs w:val="40"/>
-          <w:lang w:val="fr-FR" w:bidi="fr-FR"/>
+          <w:lang w:val="fr-FR"/>
         </w:rPr>
       </w:r>
       <w:r>
@@ -1175,13 +1279,7 @@
           <w:lang w:val="fr-FR"/>
         </w:rPr>
       </w:r>
-    </w:p>
-    <w:p>
-      <w:pPr>
-        <w:pBdr/>
-        <w:shd w:val="nil" w:color="000000"/>
-        <w:spacing/>
-        <w:ind/>
+      <w:r>
         <w:rPr>
           <w:rFonts w:asciiTheme="majorHAnsi" w:hAnsiTheme="majorHAnsi" w:eastAsiaTheme="majorEastAsia" w:cstheme="majorBidi"/>
           <w:color w:val="104861" w:themeColor="accent1" w:themeShade="BF"/>
@@ -1189,6 +1287,21 @@
           <w:szCs w:val="40"/>
           <w:lang w:val="fr-FR"/>
         </w:rPr>
+      </w:r>
+    </w:p>
+    <w:p>
+      <w:pPr>
+        <w:pBdr/>
+        <w:shd w:val="nil" w:color="000000"/>
+        <w:spacing/>
+        <w:ind/>
+        <w:rPr>
+          <w:rFonts w:asciiTheme="majorHAnsi" w:hAnsiTheme="majorHAnsi" w:eastAsiaTheme="majorEastAsia" w:cstheme="majorBidi"/>
+          <w:color w:val="104861" w:themeColor="accent1" w:themeShade="BF"/>
+          <w:sz w:val="40"/>
+          <w:szCs w:val="40"/>
+          <w:lang w:val="fr-FR"/>
+        </w:rPr>
       </w:pPr>
       <w:r>
         <w:rPr>
@@ -1207,6 +1320,15 @@
           <w:sz w:val="40"/>
           <w:szCs w:val="40"/>
           <w:highlight w:val="none"/>
+          <w:lang w:val="fr-FR"/>
+        </w:rPr>
+      </w:r>
+      <w:r>
+        <w:rPr>
+          <w:rFonts w:asciiTheme="majorHAnsi" w:hAnsiTheme="majorHAnsi" w:eastAsiaTheme="majorEastAsia" w:cstheme="majorBidi"/>
+          <w:color w:val="104861" w:themeColor="accent1" w:themeShade="BF"/>
+          <w:sz w:val="40"/>
+          <w:szCs w:val="40"/>
           <w:lang w:val="fr-FR"/>
         </w:rPr>
       </w:r>
@@ -1319,11 +1441,16 @@
       </w:r>
       <w:r>
         <w:rPr>
-          <w:lang w:val="fr-FR" w:bidi="fr-FR"/>
+          <w:lang w:val="fr-FR"/>
         </w:rPr>
       </w:r>
       <w:r>
         <w:rPr>
+          <w:rFonts w:asciiTheme="majorHAnsi" w:hAnsiTheme="majorHAnsi" w:eastAsiaTheme="majorEastAsia" w:cstheme="majorBidi"/>
+          <w:color w:val="104861" w:themeColor="accent1" w:themeShade="BF"/>
+          <w:sz w:val="40"/>
+          <w:szCs w:val="40"/>
+          <w:highlight w:val="none"/>
           <w:lang w:val="fr-FR"/>
         </w:rPr>
       </w:r>
@@ -1364,10 +1491,10 @@
       <w:r>
         <w:rPr>
           <w:rFonts w:asciiTheme="majorHAnsi" w:hAnsiTheme="majorHAnsi" w:eastAsiaTheme="majorEastAsia" w:cstheme="majorBidi"/>
-          <w:color w:val="0f4761" w:themeColor="accent1" w:themeShade="BF"/>
+          <w:color w:val="104861" w:themeColor="accent1" w:themeShade="BF"/>
           <w:sz w:val="40"/>
           <w:szCs w:val="40"/>
-          <w:lang w:val="fr-FR" w:bidi="fr-FR"/>
+          <w:lang w:val="fr-FR"/>
         </w:rPr>
       </w:r>
       <w:r>
@@ -1376,7 +1503,8 @@
           <w:color w:val="104861" w:themeColor="accent1" w:themeShade="BF"/>
           <w:sz w:val="40"/>
           <w:szCs w:val="40"/>
-          <w:lang w:val="fr-FR"/>
+          <w:highlight w:val="none"/>
+          <w:lang w:val="fr-FR" w:bidi="fr-FR"/>
         </w:rPr>
       </w:r>
     </w:p>
@@ -1417,11 +1545,6 @@
       <w:r>
         <w:rPr>
           <w:rFonts w:asciiTheme="majorHAnsi" w:hAnsiTheme="majorHAnsi" w:eastAsiaTheme="majorEastAsia" w:cstheme="majorBidi"/>
-          <w:color w:val="0f4761" w:themeColor="accent1" w:themeShade="BF"/>
-          <w:sz w:val="40"/>
-          <w:szCs w:val="40"/>
-          <w:highlight w:val="none"/>
-          <w:lang w:val="fr-FR" w:bidi="fr-FR"/>
         </w:rPr>
       </w:r>
       <w:r>
@@ -1432,7 +1555,7 @@
     </w:p>
     <w:p>
       <w:pPr>
-        <w:pStyle w:val="729"/>
+        <w:pStyle w:val="887"/>
         <w:pBdr/>
         <w:spacing w:after="100" w:afterAutospacing="1" w:before="100" w:beforeAutospacing="1" w:line="240" w:lineRule="auto"/>
         <w:ind/>
@@ -1445,6 +1568,11 @@
           <w:lang w:val="fr-FR"/>
         </w:rPr>
         <w:t xml:space="preserve">Analyse Organique</w:t>
+      </w:r>
+      <w:r>
+        <w:rPr>
+          <w:lang w:val="fr-FR"/>
+        </w:rPr>
       </w:r>
       <w:r>
         <w:rPr>
@@ -1485,10 +1613,17 @@
           <w:lang w:val="fr-FR" w:bidi="fr-FR"/>
         </w:rPr>
       </w:r>
+      <w:r>
+        <w:rPr>
+          <w:b/>
+          <w:bCs/>
+        </w:rPr>
+      </w:r>
     </w:p>
     <w:p>
       <w:pPr>
         <w:pBdr/>
+        <w:shd w:val="nil"/>
         <w:spacing/>
         <w:ind/>
         <w:rPr>
@@ -1497,13 +1632,6 @@
           <w:highlight w:val="none"/>
         </w:rPr>
       </w:pPr>
-      <w:r>
-        <w:rPr>
-          <w:b/>
-          <w:bCs/>
-        </w:rPr>
-        <w:t xml:space="preserve">Algorithme de construction de l’arbre syntaxique abstrait récursif.</w:t>
-      </w:r>
       <w:r>
         <w:rPr>
           <w:b/>
@@ -1517,121 +1645,415 @@
           <w:b/>
           <w:bCs/>
         </w:rPr>
+        <w:t xml:space="preserve">Algorithme de construction d’une instruction (ConstructeurArbreInstruction)</w:t>
+      </w:r>
+      <w:r>
+        <w:rPr>
+          <w:b/>
+          <w:bCs/>
+          <w:highlight w:val="none"/>
+          <w:lang w:val="fr-FR" w:bidi="fr-FR"/>
+        </w:rPr>
+      </w:r>
+      <w:r>
+        <w:rPr>
+          <w:b/>
+          <w:bCs/>
+          <w:highlight w:val="none"/>
+        </w:rPr>
       </w:r>
     </w:p>
     <w:p>
       <w:pPr>
         <w:pBdr/>
-        <w:shd w:val="nil"/>
-        <w:spacing/>
-        <w:ind/>
-        <w:rPr>
+        <w:shd w:val="nil" w:color="000000"/>
+        <w:spacing/>
+        <w:ind/>
+        <w:rPr>
+          <w:b w:val="0"/>
+          <w:bCs w:val="0"/>
+        </w:rPr>
+      </w:pPr>
+      <w:r>
+        <w:rPr>
+          <w:b w:val="0"/>
+          <w:bCs w:val="0"/>
           <w:highlight w:val="none"/>
           <w:lang w:val="fr-FR" w:bidi="fr-FR"/>
         </w:rPr>
-      </w:pPr>
-      <w:r>
-        <w:rPr>
-          <w:highlight w:val="none"/>
-          <w:lang w:val="fr-FR" w:bidi="fr-FR"/>
-        </w:rPr>
+        <w:t xml:space="preserve">INoeud construire(vecteur&lt;Token&gt;&amp; tokens, int&amp; index)</w:t>
       </w:r>
       <w:r>
         <w:rPr>
-          <w:highlight w:val="none"/>
-          <w:lang w:val="fr-FR" w:bidi="fr-FR"/>
-        </w:rPr>
-        <w:t xml:space="preserve">// algorithme pour atteindre le dernier token d’une instruction c’est pour obtenir un intervalle entre deux nombres et envoyer cet intervalle à l'enfant pour le traiter</w:t>
-      </w:r>
-      <w:r/>
-      <w:r>
-        <w:rPr>
-          <w:highlight w:val="none"/>
-          <w:lang w:val="fr-FR" w:bidi="fr-FR"/>
+          <w:b w:val="0"/>
+          <w:bCs w:val="0"/>
         </w:rPr>
       </w:r>
     </w:p>
     <w:p>
       <w:pPr>
         <w:pBdr/>
-        <w:spacing/>
-        <w:ind/>
-        <w:rPr/>
+        <w:shd w:val="nil" w:color="000000"/>
+        <w:spacing/>
+        <w:ind/>
+        <w:rPr>
+          <w:b w:val="0"/>
+          <w:bCs w:val="0"/>
+        </w:rPr>
       </w:pPr>
       <w:r>
         <w:rPr>
+          <w:b w:val="0"/>
+          <w:bCs w:val="0"/>
           <w:highlight w:val="none"/>
           <w:lang w:val="fr-FR" w:bidi="fr-FR"/>
         </w:rPr>
-        <w:t xml:space="preserve">int avancerFinInstruction(int indexActuel)</w:t>
+        <w:t xml:space="preserve">{</w:t>
+      </w:r>
+      <w:r>
+        <w:rPr>
+          <w:b w:val="0"/>
+          <w:bCs w:val="0"/>
+        </w:rPr>
+      </w:r>
+    </w:p>
+    <w:p>
+      <w:pPr>
+        <w:pBdr/>
+        <w:shd w:val="nil" w:color="000000"/>
+        <w:spacing/>
+        <w:ind/>
+        <w:rPr>
+          <w:b w:val="0"/>
+          <w:bCs w:val="0"/>
+        </w:rPr>
+      </w:pPr>
+      <w:r>
+        <w:rPr>
+          <w:b w:val="0"/>
+          <w:bCs w:val="0"/>
+          <w:highlight w:val="none"/>
+          <w:lang w:val="fr-FR" w:bidi="fr-FR"/>
+        </w:rPr>
+        <w:t xml:space="preserve">    // On récupère le parseur spécifique associé au type du token actuel dans le registre</w:t>
+      </w:r>
+      <w:r>
+        <w:rPr>
+          <w:b w:val="0"/>
+          <w:bCs w:val="0"/>
+        </w:rPr>
+      </w:r>
+    </w:p>
+    <w:p>
+      <w:pPr>
+        <w:pBdr/>
+        <w:shd w:val="nil" w:color="000000"/>
+        <w:spacing/>
+        <w:ind/>
+        <w:rPr>
+          <w:b w:val="0"/>
+          <w:bCs w:val="0"/>
+        </w:rPr>
+      </w:pPr>
+      <w:r>
+        <w:rPr>
+          <w:b w:val="0"/>
+          <w:bCs w:val="0"/>
+          <w:highlight w:val="none"/>
+          <w:lang w:val="fr-FR" w:bidi="fr-FR"/>
+        </w:rPr>
+        <w:t xml:space="preserve">    IParser parserAssocie = _registreInstructions.recuperer(tokens[index].type) ;</w:t>
+      </w:r>
+      <w:r>
+        <w:rPr>
+          <w:b w:val="0"/>
+          <w:bCs w:val="0"/>
+        </w:rPr>
+      </w:r>
+      <w:r>
+        <w:rPr>
+          <w:b w:val="0"/>
+          <w:bCs w:val="0"/>
+          <w:highlight w:val="none"/>
+          <w:lang w:val="fr-FR" w:bidi="fr-FR"/>
+        </w:rPr>
+      </w:r>
+      <w:r>
+        <w:rPr>
+          <w:b w:val="0"/>
+          <w:bCs w:val="0"/>
+        </w:rPr>
+      </w:r>
+      <w:r>
+        <w:rPr>
+          <w:b w:val="0"/>
+          <w:bCs w:val="0"/>
+          <w:highlight w:val="none"/>
+        </w:rPr>
+      </w:r>
+    </w:p>
+    <w:p>
+      <w:pPr>
+        <w:pBdr/>
+        <w:shd w:val="nil" w:color="000000"/>
+        <w:spacing/>
+        <w:ind/>
+        <w:rPr>
+          <w:b w:val="0"/>
+          <w:bCs w:val="0"/>
+        </w:rPr>
+      </w:pPr>
+      <w:r>
+        <w:rPr>
+          <w:b w:val="0"/>
+          <w:bCs w:val="0"/>
+          <w:highlight w:val="none"/>
+          <w:lang w:val="fr-FR" w:bidi="fr-FR"/>
+        </w:rPr>
+        <w:t xml:space="preserve">    // On délègue la tâche de parsing au parseur trouvé (ex: ParserVariable, ParserSi, etc.)</w:t>
+      </w:r>
+      <w:r>
+        <w:rPr>
+          <w:b w:val="0"/>
+          <w:bCs w:val="0"/>
+        </w:rPr>
+      </w:r>
+    </w:p>
+    <w:p>
+      <w:pPr>
+        <w:pBdr/>
+        <w:shd w:val="nil" w:color="000000"/>
+        <w:spacing/>
+        <w:ind/>
+        <w:rPr>
+          <w:b w:val="0"/>
+          <w:bCs w:val="0"/>
+        </w:rPr>
+      </w:pPr>
+      <w:r>
+        <w:rPr>
+          <w:b w:val="0"/>
+          <w:bCs w:val="0"/>
+          <w:highlight w:val="none"/>
+          <w:lang w:val="fr-FR" w:bidi="fr-FR"/>
+        </w:rPr>
+        <w:t xml:space="preserve">    // On passe le constructeur actuel pour permettre la récursivité</w:t>
+      </w:r>
+      <w:r>
+        <w:rPr>
+          <w:b w:val="0"/>
+          <w:bCs w:val="0"/>
+        </w:rPr>
+      </w:r>
+    </w:p>
+    <w:p>
+      <w:pPr>
+        <w:pBdr/>
+        <w:shd w:val="nil" w:color="000000"/>
+        <w:spacing/>
+        <w:ind/>
+        <w:rPr>
+          <w:b w:val="0"/>
+          <w:bCs w:val="0"/>
+        </w:rPr>
+      </w:pPr>
+      <w:r>
+        <w:rPr>
+          <w:b w:val="0"/>
+          <w:bCs w:val="0"/>
+          <w:highlight w:val="none"/>
+          <w:lang w:val="fr-FR" w:bidi="fr-FR"/>
+        </w:rPr>
+        <w:t xml:space="preserve">    INoeud enfant = parserAssocie.parser(tokens, index, cetteInstance) ;</w:t>
+      </w:r>
+      <w:r>
+        <w:rPr>
+          <w:b w:val="0"/>
+          <w:bCs w:val="0"/>
+        </w:rPr>
+      </w:r>
+      <w:r>
+        <w:rPr>
+          <w:b w:val="0"/>
+          <w:bCs w:val="0"/>
+          <w:highlight w:val="none"/>
+          <w:lang w:val="fr-FR" w:bidi="fr-FR"/>
+        </w:rPr>
+      </w:r>
+      <w:r>
+        <w:rPr>
+          <w:b w:val="0"/>
+          <w:bCs w:val="0"/>
+        </w:rPr>
+      </w:r>
+      <w:r>
+        <w:rPr>
+          <w:b w:val="0"/>
+          <w:bCs w:val="0"/>
+          <w:highlight w:val="none"/>
+        </w:rPr>
+      </w:r>
+    </w:p>
+    <w:p>
+      <w:pPr>
+        <w:pBdr/>
+        <w:shd w:val="nil" w:color="000000"/>
+        <w:spacing/>
+        <w:ind/>
+        <w:rPr>
+          <w:b w:val="0"/>
+          <w:bCs w:val="0"/>
+        </w:rPr>
+      </w:pPr>
+      <w:r>
+        <w:rPr>
+          <w:b w:val="0"/>
+          <w:bCs w:val="0"/>
+          <w:highlight w:val="none"/>
+          <w:lang w:val="fr-FR" w:bidi="fr-FR"/>
+        </w:rPr>
+        <w:t xml:space="preserve">    Retourner enfant ;</w:t>
+      </w:r>
+      <w:r>
+        <w:rPr>
+          <w:b w:val="0"/>
+          <w:bCs w:val="0"/>
+        </w:rPr>
+      </w:r>
+    </w:p>
+    <w:p>
+      <w:pPr>
+        <w:pBdr/>
+        <w:shd w:val="nil" w:color="000000"/>
+        <w:spacing/>
+        <w:ind/>
+        <w:rPr>
+          <w:b/>
+          <w:bCs/>
+          <w:highlight w:val="none"/>
+          <w:lang w:val="fr-FR" w:bidi="fr-FR"/>
+        </w:rPr>
+      </w:pPr>
+      <w:r>
+        <w:rPr>
+          <w:b w:val="0"/>
+          <w:bCs w:val="0"/>
+          <w:highlight w:val="none"/>
+          <w:lang w:val="fr-FR" w:bidi="fr-FR"/>
+        </w:rPr>
+        <w:t xml:space="preserve">}</w:t>
+      </w:r>
+      <w:r>
+        <w:rPr>
+          <w:b/>
+          <w:bCs/>
+          <w:highlight w:val="none"/>
+          <w:lang w:val="fr-FR" w:bidi="fr-FR"/>
+        </w:rPr>
+      </w:r>
+      <w:r>
+        <w:rPr>
+          <w:b/>
+          <w:bCs/>
+          <w:highlight w:val="none"/>
+        </w:rPr>
+      </w:r>
+    </w:p>
+    <w:p>
+      <w:pPr>
+        <w:pBdr/>
+        <w:shd w:val="nil"/>
+        <w:spacing/>
+        <w:ind/>
+        <w:rPr>
+          <w:b/>
+          <w:bCs/>
+          <w:highlight w:val="none"/>
+        </w:rPr>
+      </w:pPr>
+      <w:r>
+        <w:rPr>
+          <w:b/>
+          <w:bCs/>
+          <w:highlight w:val="none"/>
+          <w:lang w:val="fr-FR" w:bidi="fr-FR"/>
+        </w:rPr>
+        <w:br w:type="page" w:clear="all"/>
+      </w:r>
+      <w:r>
+        <w:rPr>
+          <w:b/>
+          <w:bCs/>
+          <w:highlight w:val="none"/>
+          <w:lang w:val="fr-FR" w:bidi="fr-FR"/>
+        </w:rPr>
+      </w:r>
+      <w:r>
+        <w:rPr>
+          <w:b/>
+          <w:bCs/>
+          <w:highlight w:val="none"/>
+          <w:lang w:val="fr-FR" w:bidi="fr-FR"/>
+        </w:rPr>
+      </w:r>
+    </w:p>
+    <w:p>
+      <w:pPr>
+        <w:pBdr/>
+        <w:shd w:val="nil" w:color="000000"/>
+        <w:spacing/>
+        <w:ind/>
+        <w:rPr>
+          <w:b/>
+          <w:bCs/>
+        </w:rPr>
+      </w:pPr>
+      <w:r>
+        <w:rPr>
+          <w:b/>
+          <w:bCs/>
+          <w:highlight w:val="none"/>
+          <w:lang w:val="fr-FR" w:bidi="fr-FR"/>
+        </w:rPr>
+      </w:r>
+      <w:r>
+        <w:rPr>
+          <w:b/>
+          <w:bCs/>
+        </w:rPr>
+        <w:t xml:space="preserve">Algorithme de parsing du noeud principal main</w:t>
+      </w:r>
+      <w:r>
+        <w:rPr>
+          <w:b/>
+          <w:bCs/>
+          <w:highlight w:val="none"/>
+          <w:lang w:val="fr-FR" w:bidi="fr-FR"/>
+        </w:rPr>
+      </w:r>
+    </w:p>
+    <w:p>
+      <w:pPr>
+        <w:pBdr/>
+        <w:shd w:val="nil" w:color="000000"/>
+        <w:spacing/>
+        <w:ind/>
+        <w:rPr/>
+      </w:pPr>
+      <w:r>
+        <w:t xml:space="preserve">INoeud parser(vecteur&lt;Token&gt;&amp; tokens, int&amp; index, ConstructeurArbreInstruction constructeur)</w:t>
       </w:r>
       <w:r/>
     </w:p>
     <w:p>
       <w:pPr>
         <w:pBdr/>
+        <w:shd w:val="nil" w:color="000000"/>
         <w:spacing/>
         <w:ind/>
         <w:rPr/>
       </w:pPr>
       <w:r>
-        <w:rPr>
-          <w:highlight w:val="none"/>
-          <w:lang w:val="fr-FR" w:bidi="fr-FR"/>
-        </w:rPr>
-        <w:t xml:space="preserve">{</w:t>
-        <w:tab/>
-      </w:r>
-      <w:r/>
-    </w:p>
-    <w:p>
-      <w:pPr>
-        <w:pBdr/>
-        <w:spacing/>
-        <w:ind/>
-        <w:rPr/>
-      </w:pPr>
-      <w:r>
-        <w:rPr>
-          <w:highlight w:val="none"/>
-          <w:lang w:val="fr-FR" w:bidi="fr-FR"/>
-        </w:rPr>
-        <w:tab/>
-        <w:t xml:space="preserve">int i = indexActuel ; </w:t>
-      </w:r>
-      <w:r/>
-    </w:p>
-    <w:p>
-      <w:pPr>
-        <w:pBdr/>
-        <w:spacing/>
-        <w:ind/>
-        <w:rPr/>
-      </w:pPr>
-      <w:r>
-        <w:rPr>
-          <w:highlight w:val="none"/>
-          <w:lang w:val="fr-FR" w:bidi="fr-FR"/>
-        </w:rPr>
-        <w:tab/>
-        <w:t xml:space="preserve">Tant que (token type n’est pas à la fin d’une instruction indiquée par un ; on </w:t>
-        <w:tab/>
-        <w:t xml:space="preserve">continue ; )</w:t>
-      </w:r>
-      <w:r/>
-    </w:p>
-    <w:p>
-      <w:pPr>
-        <w:pBdr/>
-        <w:spacing/>
-        <w:ind w:firstLine="720"/>
-        <w:rPr/>
-      </w:pPr>
-      <w:r>
-        <w:rPr>
-          <w:highlight w:val="none"/>
-          <w:lang w:val="fr-FR" w:bidi="fr-FR"/>
-        </w:rPr>
         <w:t xml:space="preserve">{</w:t>
       </w:r>
       <w:r/>
@@ -1639,657 +2061,1487 @@
     <w:p>
       <w:pPr>
         <w:pBdr/>
+        <w:shd w:val="nil" w:color="000000"/>
         <w:spacing/>
         <w:ind/>
         <w:rPr/>
       </w:pPr>
       <w:r>
-        <w:rPr>
-          <w:highlight w:val="none"/>
-          <w:lang w:val="fr-FR" w:bidi="fr-FR"/>
-        </w:rPr>
-        <w:tab/>
-        <w:tab/>
-        <w:t xml:space="preserve">indexActuel ++ ;</w:t>
+        <w:t xml:space="preserve">    NoeudMain noeudMain ;</w:t>
+      </w:r>
+      <w:r/>
+      <w:r/>
+      <w:r/>
+      <w:r/>
+    </w:p>
+    <w:p>
+      <w:pPr>
+        <w:pBdr/>
+        <w:shd w:val="nil" w:color="000000"/>
+        <w:spacing/>
+        <w:ind/>
+        <w:rPr/>
+      </w:pPr>
+      <w:r>
+        <w:t xml:space="preserve">    // On avance l'index de 2 pour sauter le mot-clé 'main' et l'accolade ouvrante '{'</w:t>
       </w:r>
       <w:r/>
     </w:p>
     <w:p>
       <w:pPr>
         <w:pBdr/>
-        <w:spacing/>
-        <w:ind w:firstLine="720"/>
+        <w:shd w:val="nil" w:color="000000"/>
+        <w:spacing/>
+        <w:ind/>
         <w:rPr/>
       </w:pPr>
       <w:r>
-        <w:rPr>
-          <w:highlight w:val="none"/>
-          <w:lang w:val="fr-FR" w:bidi="fr-FR"/>
-        </w:rPr>
-        <w:t xml:space="preserve">}</w:t>
-        <w:tab/>
-        <w:tab/>
+        <w:t xml:space="preserve">    index += 2 ;</w:t>
+      </w:r>
+      <w:r/>
+      <w:r/>
+      <w:r/>
+      <w:r/>
+    </w:p>
+    <w:p>
+      <w:pPr>
+        <w:pBdr/>
+        <w:shd w:val="nil" w:color="000000"/>
+        <w:spacing/>
+        <w:ind/>
+        <w:rPr/>
+      </w:pPr>
+      <w:r>
+        <w:t xml:space="preserve">    // Tant qu'on n'est pas à la fin du fichier et qu'on ne rencontre pas l'accolade fermante '}'</w:t>
       </w:r>
       <w:r/>
     </w:p>
     <w:p>
       <w:pPr>
         <w:pBdr/>
-        <w:spacing/>
-        <w:ind w:firstLine="720"/>
+        <w:shd w:val="nil" w:color="000000"/>
+        <w:spacing/>
+        <w:ind/>
         <w:rPr/>
       </w:pPr>
       <w:r>
-        <w:rPr>
-          <w:highlight w:val="none"/>
-          <w:lang w:val="fr-FR" w:bidi="fr-FR"/>
-        </w:rPr>
-        <w:t xml:space="preserve">return indexActuel ;</w:t>
+        <w:t xml:space="preserve">    Tant que (index &lt; tokens.taille() ET tokens[index].type != TOKEN_ACCOLADE_FERMEE)</w:t>
       </w:r>
       <w:r/>
     </w:p>
     <w:p>
       <w:pPr>
         <w:pBdr/>
+        <w:shd w:val="nil" w:color="000000"/>
         <w:spacing/>
         <w:ind/>
         <w:rPr/>
       </w:pPr>
       <w:r>
-        <w:rPr>
-          <w:highlight w:val="none"/>
-          <w:lang w:val="fr-FR" w:bidi="fr-FR"/>
-        </w:rPr>
-        <w:t xml:space="preserve">}</w:t>
+        <w:t xml:space="preserve">    {</w:t>
       </w:r>
       <w:r/>
     </w:p>
     <w:p>
       <w:pPr>
         <w:pBdr/>
+        <w:shd w:val="nil" w:color="000000"/>
         <w:spacing/>
         <w:ind/>
         <w:rPr/>
       </w:pPr>
       <w:r>
-        <w:rPr>
-          <w:highlight w:val="none"/>
-          <w:lang w:val="fr-FR" w:bidi="fr-FR"/>
-        </w:rPr>
+        <w:t xml:space="preserve">        // On demande au constructeur de bâtir l'instruction enfant à l'index actuel</w:t>
       </w:r>
       <w:r/>
     </w:p>
     <w:p>
       <w:pPr>
         <w:pBdr/>
+        <w:shd w:val="nil" w:color="000000"/>
         <w:spacing/>
         <w:ind/>
         <w:rPr/>
       </w:pPr>
       <w:r>
-        <w:rPr>
-          <w:highlight w:val="none"/>
-          <w:lang w:val="fr-FR" w:bidi="fr-FR"/>
-        </w:rPr>
-        <w:t xml:space="preserve"> </w:t>
+        <w:t xml:space="preserve">        INoeud enfant = constructeur.construire(tokens, index) ;</w:t>
       </w:r>
       <w:r/>
     </w:p>
     <w:p>
       <w:pPr>
         <w:pBdr/>
+        <w:shd w:val="nil" w:color="000000"/>
         <w:spacing/>
         <w:ind/>
         <w:rPr/>
       </w:pPr>
+      <w:r/>
+      <w:r/>
+    </w:p>
+    <w:p>
+      <w:pPr>
+        <w:pBdr/>
+        <w:shd w:val="nil" w:color="000000"/>
+        <w:spacing/>
+        <w:ind/>
+        <w:rPr/>
+      </w:pPr>
       <w:r>
-        <w:rPr>
-          <w:highlight w:val="none"/>
-          <w:lang w:val="fr-FR" w:bidi="fr-FR"/>
-        </w:rPr>
-        <w:t xml:space="preserve">vecteur&lt;INoeud&gt; obtenirTouteInstructionEnfant(vecteur&lt;Token&gt; tokensIntervalle)</w:t>
+        <w:t xml:space="preserve">        // On ajoute le noeud enfant généré à la liste des instructions du Main</w:t>
       </w:r>
       <w:r/>
     </w:p>
     <w:p>
       <w:pPr>
         <w:pBdr/>
+        <w:shd w:val="nil" w:color="000000"/>
         <w:spacing/>
         <w:ind/>
         <w:rPr/>
       </w:pPr>
       <w:r>
-        <w:rPr>
-          <w:highlight w:val="none"/>
-          <w:lang w:val="fr-FR" w:bidi="fr-FR"/>
-        </w:rPr>
-        <w:t xml:space="preserve">{</w:t>
+        <w:t xml:space="preserve">        noeudMain.ajouterInstruction(enfant) ;</w:t>
       </w:r>
       <w:r/>
     </w:p>
     <w:p>
       <w:pPr>
         <w:pBdr/>
+        <w:shd w:val="nil" w:color="000000"/>
         <w:spacing/>
         <w:ind/>
         <w:rPr/>
       </w:pPr>
       <w:r>
-        <w:rPr>
-          <w:highlight w:val="none"/>
-          <w:lang w:val="fr-FR" w:bidi="fr-FR"/>
-        </w:rPr>
-        <w:tab/>
-        <w:t xml:space="preserve">vecteur&lt;INoeud&gt; listeEnfants ;</w:t>
+        <w:t xml:space="preserve">    }</w:t>
+      </w:r>
+      <w:r/>
+      <w:r/>
+      <w:r/>
+      <w:r/>
+    </w:p>
+    <w:p>
+      <w:pPr>
+        <w:pBdr/>
+        <w:shd w:val="nil" w:color="000000"/>
+        <w:spacing/>
+        <w:ind/>
+        <w:rPr/>
+      </w:pPr>
+      <w:r>
+        <w:t xml:space="preserve">    Retourner noeudMain ;</w:t>
       </w:r>
       <w:r/>
     </w:p>
     <w:p>
       <w:pPr>
         <w:pBdr/>
-        <w:spacing/>
-        <w:ind/>
-        <w:rPr/>
-      </w:pPr>
-      <w:r>
-        <w:rPr>
-          <w:highlight w:val="none"/>
-          <w:lang w:val="fr-FR" w:bidi="fr-FR"/>
-        </w:rPr>
-        <w:tab/>
-        <w:t xml:space="preserve">int indexLocal = 0 ;</w:t>
-      </w:r>
-      <w:r/>
-    </w:p>
-    <w:p>
-      <w:pPr>
-        <w:pBdr/>
-        <w:spacing/>
-        <w:ind/>
-        <w:rPr/>
-      </w:pPr>
-      <w:r>
-        <w:rPr>
-          <w:highlight w:val="none"/>
-          <w:lang w:val="fr-FR" w:bidi="fr-FR"/>
-        </w:rPr>
-        <w:t xml:space="preserve"> </w:t>
-      </w:r>
-      <w:r/>
-    </w:p>
-    <w:p>
-      <w:pPr>
-        <w:pBdr/>
-        <w:spacing/>
-        <w:ind/>
-        <w:rPr/>
-      </w:pPr>
-      <w:r>
-        <w:rPr>
-          <w:highlight w:val="none"/>
-          <w:lang w:val="fr-FR" w:bidi="fr-FR"/>
-        </w:rPr>
-        <w:tab/>
-        <w:t xml:space="preserve">// On parcourt l'intervalle du début (0) jusqu'à la fin de la tranche</w:t>
-      </w:r>
-      <w:r/>
-    </w:p>
-    <w:p>
-      <w:pPr>
-        <w:pBdr/>
-        <w:spacing/>
-        <w:ind/>
-        <w:rPr/>
-      </w:pPr>
-      <w:r>
-        <w:rPr>
-          <w:highlight w:val="none"/>
-          <w:lang w:val="fr-FR" w:bidi="fr-FR"/>
-        </w:rPr>
-        <w:tab/>
-        <w:t xml:space="preserve">Tant que (indexLocal &lt; tokensIntervalle.taille()) </w:t>
-      </w:r>
-      <w:r/>
-    </w:p>
-    <w:p>
-      <w:pPr>
-        <w:pBdr/>
-        <w:spacing/>
-        <w:ind/>
-        <w:rPr/>
-      </w:pPr>
-      <w:r>
-        <w:rPr>
-          <w:highlight w:val="none"/>
-          <w:lang w:val="fr-FR" w:bidi="fr-FR"/>
-        </w:rPr>
-        <w:tab/>
-        <w:t xml:space="preserve">{</w:t>
-      </w:r>
-      <w:r/>
-    </w:p>
-    <w:p>
-      <w:pPr>
-        <w:pBdr/>
-        <w:spacing/>
-        <w:ind/>
-        <w:rPr/>
-      </w:pPr>
-      <w:r>
-        <w:rPr>
-          <w:highlight w:val="none"/>
-          <w:lang w:val="fr-FR" w:bidi="fr-FR"/>
-        </w:rPr>
-        <w:tab/>
-        <w:tab/>
-        <w:t xml:space="preserve">// on construit l'arbre pour chaque instruction trouvée dans l'intervalle de façon récursive </w:t>
-      </w:r>
-      <w:r/>
-    </w:p>
-    <w:p>
-      <w:pPr>
-        <w:pBdr/>
-        <w:spacing/>
-        <w:ind/>
-        <w:rPr/>
-      </w:pPr>
-      <w:r>
-        <w:rPr>
-          <w:highlight w:val="none"/>
-          <w:lang w:val="fr-FR" w:bidi="fr-FR"/>
-        </w:rPr>
-        <w:tab/>
-        <w:tab/>
-        <w:t xml:space="preserve">// L’ index local est passé par référence, donc il avance automatiquement à chaque appel</w:t>
-      </w:r>
-      <w:r/>
-    </w:p>
-    <w:p>
-      <w:pPr>
-        <w:pBdr/>
-        <w:spacing/>
-        <w:ind/>
-        <w:rPr/>
-      </w:pPr>
-      <w:r>
-        <w:rPr>
-          <w:highlight w:val="none"/>
-          <w:lang w:val="fr-FR" w:bidi="fr-FR"/>
-        </w:rPr>
-        <w:tab/>
-        <w:tab/>
-        <w:t xml:space="preserve">INoeud enfant = construireArbreSyntaxique(tokensIntervalle, indexLocal) ;</w:t>
-      </w:r>
-      <w:r/>
-    </w:p>
-    <w:p>
-      <w:pPr>
-        <w:pBdr/>
-        <w:spacing/>
-        <w:ind/>
-        <w:rPr/>
-      </w:pPr>
-      <w:r>
-        <w:rPr>
-          <w:highlight w:val="none"/>
-          <w:lang w:val="fr-FR" w:bidi="fr-FR"/>
-        </w:rPr>
-        <w:tab/>
-        <w:tab/>
-        <w:t xml:space="preserve">listeEnfants.ajouter(enfant) ;</w:t>
-      </w:r>
-      <w:r/>
-    </w:p>
-    <w:p>
-      <w:pPr>
-        <w:pBdr/>
-        <w:spacing/>
-        <w:ind/>
-        <w:rPr/>
-      </w:pPr>
-      <w:r>
-        <w:rPr>
-          <w:highlight w:val="none"/>
-          <w:lang w:val="fr-FR" w:bidi="fr-FR"/>
-        </w:rPr>
-        <w:tab/>
-        <w:t xml:space="preserve">}</w:t>
-      </w:r>
-      <w:r/>
-    </w:p>
-    <w:p>
-      <w:pPr>
-        <w:pBdr/>
-        <w:spacing/>
-        <w:ind/>
-        <w:rPr/>
-      </w:pPr>
-      <w:r>
-        <w:rPr>
-          <w:highlight w:val="none"/>
-          <w:lang w:val="fr-FR" w:bidi="fr-FR"/>
-        </w:rPr>
-        <w:tab/>
-        <w:t xml:space="preserve">return listeEnfants ;</w:t>
-      </w:r>
-      <w:r/>
-    </w:p>
-    <w:p>
-      <w:pPr>
-        <w:pBdr/>
-        <w:spacing/>
-        <w:ind/>
-        <w:rPr>
-          <w:highlight w:val="none"/>
-          <w:lang w:val="fr-FR" w:bidi="fr-FR"/>
-        </w:rPr>
-      </w:pPr>
-      <w:r>
-        <w:rPr>
-          <w:highlight w:val="none"/>
-          <w:lang w:val="fr-FR" w:bidi="fr-FR"/>
-        </w:rPr>
-        <w:t xml:space="preserve">}</w:t>
-      </w:r>
-      <w:r>
-        <w:rPr>
-          <w:highlight w:val="none"/>
-          <w:lang w:val="fr-FR" w:bidi="fr-FR"/>
-        </w:rPr>
-      </w:r>
-    </w:p>
-    <w:p>
-      <w:pPr>
-        <w:pBdr/>
-        <w:shd w:val="nil"/>
-        <w:spacing/>
-        <w:ind/>
-        <w:rPr>
-          <w:highlight w:val="none"/>
-          <w:lang w:val="fr-FR" w:bidi="fr-FR"/>
-        </w:rPr>
-      </w:pPr>
-      <w:r>
-        <w:rPr>
-          <w:highlight w:val="none"/>
-          <w:lang w:val="fr-FR" w:bidi="fr-FR"/>
-        </w:rPr>
-        <w:br w:type="page" w:clear="all"/>
-      </w:r>
-      <w:r>
-        <w:rPr>
-          <w:highlight w:val="none"/>
-          <w:lang w:val="fr-FR" w:bidi="fr-FR"/>
-        </w:rPr>
-      </w:r>
-      <w:r>
-        <w:rPr>
-          <w:highlight w:val="none"/>
-          <w:lang w:val="fr-FR" w:bidi="fr-FR"/>
-        </w:rPr>
-      </w:r>
-    </w:p>
-    <w:p>
-      <w:pPr>
-        <w:pBdr/>
-        <w:spacing/>
-        <w:ind/>
-        <w:rPr>
-          <w:highlight w:val="none"/>
-          <w:lang w:val="fr-FR" w:bidi="fr-FR"/>
-        </w:rPr>
-      </w:pPr>
-      <w:r>
-        <w:rPr>
-          <w:highlight w:val="none"/>
-          <w:lang w:val="fr-FR" w:bidi="fr-FR"/>
-        </w:rPr>
-      </w:r>
-      <w:r>
-        <w:rPr>
-          <w:highlight w:val="none"/>
-          <w:lang w:val="fr-FR" w:bidi="fr-FR"/>
-        </w:rPr>
-      </w:r>
-      <w:r>
-        <w:rPr>
-          <w:highlight w:val="none"/>
-          <w:lang w:val="fr-FR" w:bidi="fr-FR"/>
-        </w:rPr>
-      </w:r>
-    </w:p>
-    <w:p>
-      <w:pPr>
-        <w:pBdr/>
-        <w:spacing/>
-        <w:ind/>
-        <w:rPr/>
-      </w:pPr>
-      <w:r>
-        <w:rPr>
-          <w:highlight w:val="none"/>
-          <w:lang w:val="fr-FR" w:bidi="fr-FR"/>
-        </w:rPr>
-        <w:t xml:space="preserve">INoeud construireArbreSyntaxique(vecteur&lt;Token&gt; tokens)</w:t>
-      </w:r>
-      <w:r/>
-    </w:p>
-    <w:p>
-      <w:pPr>
-        <w:pBdr/>
-        <w:spacing/>
-        <w:ind/>
-        <w:rPr/>
-      </w:pPr>
-      <w:r>
-        <w:rPr>
-          <w:highlight w:val="none"/>
-          <w:lang w:val="fr-FR" w:bidi="fr-FR"/>
-        </w:rPr>
-        <w:t xml:space="preserve">{</w:t>
-        <w:tab/>
-      </w:r>
-      <w:r/>
-    </w:p>
-    <w:p>
-      <w:pPr>
-        <w:pBdr/>
-        <w:spacing/>
-        <w:ind/>
-        <w:rPr/>
-      </w:pPr>
-      <w:r>
-        <w:rPr>
-          <w:highlight w:val="none"/>
-          <w:lang w:val="fr-FR" w:bidi="fr-FR"/>
-        </w:rPr>
-        <w:tab/>
-        <w:t xml:space="preserve">// Registre d’instruction contenant une lambda de construction de nœud stockée dans un dictionnaire, retourne un nœud </w:t>
-      </w:r>
-      <w:r/>
-    </w:p>
-    <w:p>
-      <w:pPr>
-        <w:pBdr/>
-        <w:spacing/>
-        <w:ind/>
-        <w:rPr/>
-      </w:pPr>
-      <w:r>
-        <w:rPr>
-          <w:highlight w:val="none"/>
-          <w:lang w:val="fr-FR" w:bidi="fr-FR"/>
-        </w:rPr>
-        <w:tab/>
-        <w:t xml:space="preserve">noeuds =  registreInstruction.recuperer(tokens[index].type) ;</w:t>
-      </w:r>
-      <w:r/>
-    </w:p>
-    <w:p>
-      <w:pPr>
-        <w:pBdr/>
-        <w:spacing/>
-        <w:ind/>
-        <w:rPr/>
-      </w:pPr>
-      <w:r>
-        <w:rPr>
-          <w:highlight w:val="none"/>
-          <w:lang w:val="fr-FR" w:bidi="fr-FR"/>
-        </w:rPr>
-        <w:tab/>
-        <w:t xml:space="preserve">// Récupérer un vecteur de nœuds enfants</w:t>
-      </w:r>
-      <w:r/>
-    </w:p>
-    <w:p>
-      <w:pPr>
-        <w:pBdr/>
-        <w:spacing/>
-        <w:ind/>
-        <w:rPr/>
-      </w:pPr>
-      <w:r>
-        <w:rPr>
-          <w:highlight w:val="none"/>
-          <w:lang w:val="fr-FR" w:bidi="fr-FR"/>
-        </w:rPr>
-        <w:tab/>
-        <w:t xml:space="preserve">vecteur&lt;noeud&gt; enfants = obtenirTouteInstructionEnfant()</w:t>
-      </w:r>
-      <w:r/>
-    </w:p>
-    <w:p>
-      <w:pPr>
-        <w:pBdr/>
-        <w:spacing/>
-        <w:ind/>
-        <w:rPr/>
-      </w:pPr>
-      <w:r>
-        <w:rPr>
-          <w:highlight w:val="none"/>
-          <w:lang w:val="fr-FR" w:bidi="fr-FR"/>
-        </w:rPr>
-        <w:tab/>
-        <w:t xml:space="preserve">// Ajouter les nœuds à l’arbre syntaxique abstrait</w:t>
-      </w:r>
-      <w:r/>
-    </w:p>
-    <w:p>
-      <w:pPr>
-        <w:pBdr/>
-        <w:spacing/>
-        <w:ind/>
-        <w:rPr/>
-      </w:pPr>
-      <w:r>
-        <w:rPr>
-          <w:highlight w:val="none"/>
-          <w:lang w:val="fr-FR" w:bidi="fr-FR"/>
-        </w:rPr>
-        <w:tab/>
-        <w:t xml:space="preserve">noeuds.ajouterInstruction(enfants)</w:t>
-        <w:tab/>
-        <w:tab/>
-      </w:r>
-      <w:r/>
-    </w:p>
-    <w:p>
-      <w:pPr>
-        <w:pBdr/>
-        <w:spacing/>
-        <w:ind/>
-        <w:rPr/>
-      </w:pPr>
-      <w:r>
-        <w:rPr>
-          <w:highlight w:val="none"/>
-          <w:lang w:val="fr-FR" w:bidi="fr-FR"/>
-        </w:rPr>
-        <w:tab/>
-        <w:t xml:space="preserve">return noeuds ; </w:t>
-      </w:r>
-      <w:r/>
-    </w:p>
-    <w:p>
-      <w:pPr>
-        <w:pBdr/>
-        <w:spacing/>
-        <w:ind/>
-        <w:rPr>
-          <w:highlight w:val="none"/>
-          <w:lang w:val="fr-FR" w:bidi="fr-FR"/>
-        </w:rPr>
-      </w:pPr>
-      <w:r>
-        <w:rPr>
-          <w:highlight w:val="none"/>
-          <w:lang w:val="fr-FR" w:bidi="fr-FR"/>
-        </w:rPr>
-        <w:t xml:space="preserve">}</w:t>
-      </w:r>
-      <w:r/>
-      <w:r>
-        <w:rPr>
-          <w:highlight w:val="none"/>
-          <w:lang w:val="fr-FR" w:bidi="fr-FR"/>
-        </w:rPr>
-      </w:r>
-      <w:r>
-        <w:rPr>
-          <w:highlight w:val="none"/>
-          <w:lang w:val="fr-FR" w:bidi="fr-FR"/>
-        </w:rPr>
-      </w:r>
-    </w:p>
-    <w:p>
-      <w:pPr>
-        <w:pBdr/>
-        <w:spacing/>
-        <w:ind/>
-        <w:rPr>
-          <w:highlight w:val="none"/>
-          <w:lang w:val="fr-FR" w:bidi="fr-FR"/>
-        </w:rPr>
-      </w:pPr>
-      <w:r>
-        <w:rPr>
-          <w:highlight w:val="none"/>
-          <w:lang w:val="fr-FR" w:bidi="fr-FR"/>
-        </w:rPr>
-      </w:r>
-      <w:r>
-        <w:rPr>
-          <w:highlight w:val="none"/>
-          <w:lang w:val="fr-FR" w:bidi="fr-FR"/>
-        </w:rPr>
-        <w:tab/>
-      </w:r>
-      <w:r>
-        <w:rPr>
-          <w:lang w:val="fr-FR"/>
-        </w:rPr>
-      </w:r>
-    </w:p>
-    <w:p>
-      <w:pPr>
-        <w:pBdr/>
-        <w:spacing/>
-        <w:ind/>
-        <w:rPr>
-          <w:b/>
-          <w:bCs/>
-          <w:highlight w:val="none"/>
-        </w:rPr>
-      </w:pPr>
-      <w:r>
+        <w:shd w:val="nil" w:color="000000"/>
+        <w:spacing/>
+        <w:ind/>
         <w:rPr>
           <w:b/>
           <w:bCs/>
           <w:highlight w:val="none"/>
           <w:lang w:val="fr-FR" w:bidi="fr-FR"/>
         </w:rPr>
+      </w:pPr>
+      <w:r>
+        <w:t xml:space="preserve">}</w:t>
+      </w:r>
+      <w:r/>
+      <w:r/>
+      <w:r>
+        <w:rPr>
+          <w:b/>
+          <w:bCs/>
+          <w:highlight w:val="none"/>
+          <w:lang w:val="fr-FR" w:bidi="fr-FR"/>
+        </w:rPr>
+      </w:r>
+      <w:r>
+        <w:rPr>
+          <w:b/>
+          <w:bCs/>
+          <w:highlight w:val="none"/>
+          <w:lang w:val="fr-FR" w:bidi="fr-FR"/>
+        </w:rPr>
+      </w:r>
+    </w:p>
+    <w:p>
+      <w:pPr>
+        <w:pBdr/>
+        <w:shd w:val="nil" w:color="000000"/>
+        <w:spacing/>
+        <w:ind/>
+        <w:rPr>
+          <w:b/>
+          <w:bCs/>
+          <w:highlight w:val="none"/>
+          <w:lang w:val="fr-FR" w:bidi="fr-FR"/>
+        </w:rPr>
+      </w:pPr>
+      <w:r>
+        <w:rPr>
+          <w:b/>
+          <w:bCs/>
+          <w:highlight w:val="none"/>
+          <w:lang w:val="fr-FR" w:bidi="fr-FR"/>
+        </w:rPr>
+      </w:r>
+      <w:r>
+        <w:rPr>
+          <w:b/>
+          <w:bCs/>
+        </w:rPr>
+        <w:t xml:space="preserve">Algorithme de construction de l'arbre d'équation récursif (ConstructeurArbreEquation)</w:t>
+      </w:r>
+      <w:r>
+        <w:rPr>
+          <w:b/>
+          <w:bCs/>
+          <w:highlight w:val="none"/>
+          <w:lang w:val="fr-FR" w:bidi="fr-FR"/>
+        </w:rPr>
+      </w:r>
+      <w:r>
+        <w:rPr>
+          <w:b/>
+          <w:bCs/>
+          <w:highlight w:val="none"/>
+          <w:lang w:val="fr-FR" w:bidi="fr-FR"/>
+        </w:rPr>
+      </w:r>
+    </w:p>
+    <w:p>
+      <w:pPr>
+        <w:pBdr/>
+        <w:shd w:val="nil" w:color="000000"/>
+        <w:spacing/>
+        <w:ind/>
+        <w:rPr>
+          <w:b w:val="0"/>
+          <w:bCs w:val="0"/>
+        </w:rPr>
+      </w:pPr>
+      <w:r>
+        <w:rPr>
+          <w:b w:val="0"/>
+          <w:bCs w:val="0"/>
+          <w:highlight w:val="none"/>
+          <w:lang w:val="fr-FR" w:bidi="fr-FR"/>
+        </w:rPr>
+        <w:t xml:space="preserve">INoeud construire(vecteur&lt;Token&gt;&amp; equation)</w:t>
+      </w:r>
+      <w:r>
+        <w:rPr>
+          <w:b w:val="0"/>
+          <w:bCs w:val="0"/>
+        </w:rPr>
+      </w:r>
+    </w:p>
+    <w:p>
+      <w:pPr>
+        <w:pBdr/>
+        <w:shd w:val="nil" w:color="000000"/>
+        <w:spacing/>
+        <w:ind/>
+        <w:rPr>
+          <w:b w:val="0"/>
+          <w:bCs w:val="0"/>
+        </w:rPr>
+      </w:pPr>
+      <w:r>
+        <w:rPr>
+          <w:b w:val="0"/>
+          <w:bCs w:val="0"/>
+          <w:highlight w:val="none"/>
+          <w:lang w:val="fr-FR" w:bidi="fr-FR"/>
+        </w:rPr>
+        <w:t xml:space="preserve">{</w:t>
+      </w:r>
+      <w:r>
+        <w:rPr>
+          <w:b w:val="0"/>
+          <w:bCs w:val="0"/>
+        </w:rPr>
+      </w:r>
+    </w:p>
+    <w:p>
+      <w:pPr>
+        <w:pBdr/>
+        <w:shd w:val="nil" w:color="000000"/>
+        <w:spacing/>
+        <w:ind/>
+        <w:rPr>
+          <w:b w:val="0"/>
+          <w:bCs w:val="0"/>
+        </w:rPr>
+      </w:pPr>
+      <w:r>
+        <w:rPr>
+          <w:b w:val="0"/>
+          <w:bCs w:val="0"/>
+          <w:highlight w:val="none"/>
+          <w:lang w:val="fr-FR" w:bidi="fr-FR"/>
+        </w:rPr>
+        <w:t xml:space="preserve">    // On nettoie l'équation en retirant les parenthèses inutiles autour de l'expression</w:t>
+      </w:r>
+      <w:r>
+        <w:rPr>
+          <w:b w:val="0"/>
+          <w:bCs w:val="0"/>
+        </w:rPr>
+      </w:r>
+    </w:p>
+    <w:p>
+      <w:pPr>
+        <w:pBdr/>
+        <w:shd w:val="nil" w:color="000000"/>
+        <w:spacing/>
+        <w:ind/>
+        <w:rPr>
+          <w:b w:val="0"/>
+          <w:bCs w:val="0"/>
+        </w:rPr>
+      </w:pPr>
+      <w:r>
+        <w:rPr>
+          <w:b w:val="0"/>
+          <w:bCs w:val="0"/>
+          <w:highlight w:val="none"/>
+          <w:lang w:val="fr-FR" w:bidi="fr-FR"/>
+        </w:rPr>
+        <w:t xml:space="preserve">    vecteur&lt;Token&gt; equationSansParentheses = _gestionnaireParenthese.enleverParenthesesEnglobantes(equation) ;</w:t>
+      </w:r>
+      <w:r>
+        <w:rPr>
+          <w:b w:val="0"/>
+          <w:bCs w:val="0"/>
+        </w:rPr>
+      </w:r>
+    </w:p>
+    <w:p>
+      <w:pPr>
+        <w:pBdr/>
+        <w:shd w:val="nil" w:color="000000"/>
+        <w:spacing/>
+        <w:ind/>
+        <w:rPr>
+          <w:b w:val="0"/>
+          <w:bCs w:val="0"/>
+        </w:rPr>
+      </w:pPr>
+      <w:r>
+        <w:rPr>
+          <w:b w:val="0"/>
+          <w:bCs w:val="0"/>
+          <w:highlight w:val="none"/>
+          <w:lang w:val="fr-FR" w:bidi="fr-FR"/>
+        </w:rPr>
+        <w:t xml:space="preserve">    equation = equationSansParentheses ;</w:t>
+      </w:r>
+      <w:r>
+        <w:rPr>
+          <w:b w:val="0"/>
+          <w:bCs w:val="0"/>
+        </w:rPr>
+      </w:r>
+    </w:p>
+    <w:p>
+      <w:pPr>
+        <w:pBdr/>
+        <w:shd w:val="nil" w:color="000000"/>
+        <w:spacing/>
+        <w:ind/>
+        <w:rPr>
+          <w:b w:val="0"/>
+          <w:bCs w:val="0"/>
+        </w:rPr>
+      </w:pPr>
+      <w:r>
+        <w:rPr>
+          <w:b w:val="0"/>
+          <w:bCs w:val="0"/>
+          <w:highlight w:val="none"/>
+          <w:lang w:val="fr-FR" w:bidi="fr-FR"/>
+        </w:rPr>
+      </w:r>
+      <w:r>
+        <w:rPr>
+          <w:b w:val="0"/>
+          <w:bCs w:val="0"/>
+        </w:rPr>
+      </w:r>
+    </w:p>
+    <w:p>
+      <w:pPr>
+        <w:pBdr/>
+        <w:shd w:val="nil" w:color="000000"/>
+        <w:spacing/>
+        <w:ind/>
+        <w:rPr>
+          <w:b w:val="0"/>
+          <w:bCs w:val="0"/>
+        </w:rPr>
+      </w:pPr>
+      <w:r>
+        <w:rPr>
+          <w:b w:val="0"/>
+          <w:bCs w:val="0"/>
+          <w:highlight w:val="none"/>
+          <w:lang w:val="fr-FR" w:bidi="fr-FR"/>
+        </w:rPr>
+        <w:t xml:space="preserve">    Si (equation.estVide())</w:t>
+      </w:r>
+      <w:r>
+        <w:rPr>
+          <w:b w:val="0"/>
+          <w:bCs w:val="0"/>
+        </w:rPr>
+      </w:r>
+    </w:p>
+    <w:p>
+      <w:pPr>
+        <w:pBdr/>
+        <w:shd w:val="nil" w:color="000000"/>
+        <w:spacing/>
+        <w:ind/>
+        <w:rPr>
+          <w:b w:val="0"/>
+          <w:bCs w:val="0"/>
+        </w:rPr>
+      </w:pPr>
+      <w:r>
+        <w:rPr>
+          <w:b w:val="0"/>
+          <w:bCs w:val="0"/>
+          <w:highlight w:val="none"/>
+          <w:lang w:val="fr-FR" w:bidi="fr-FR"/>
+        </w:rPr>
+        <w:t xml:space="preserve">    {</w:t>
+      </w:r>
+      <w:r>
+        <w:rPr>
+          <w:b w:val="0"/>
+          <w:bCs w:val="0"/>
+        </w:rPr>
+      </w:r>
+    </w:p>
+    <w:p>
+      <w:pPr>
+        <w:pBdr/>
+        <w:shd w:val="nil" w:color="000000"/>
+        <w:spacing/>
+        <w:ind/>
+        <w:rPr>
+          <w:b w:val="0"/>
+          <w:bCs w:val="0"/>
+        </w:rPr>
+      </w:pPr>
+      <w:r>
+        <w:rPr>
+          <w:b w:val="0"/>
+          <w:bCs w:val="0"/>
+          <w:highlight w:val="none"/>
+          <w:lang w:val="fr-FR" w:bidi="fr-FR"/>
+        </w:rPr>
+        <w:t xml:space="preserve">        Lancer Exception("Erreur: équation vide") ;</w:t>
+      </w:r>
+      <w:r>
+        <w:rPr>
+          <w:b w:val="0"/>
+          <w:bCs w:val="0"/>
+        </w:rPr>
+      </w:r>
+    </w:p>
+    <w:p>
+      <w:pPr>
+        <w:pBdr/>
+        <w:shd w:val="nil" w:color="000000"/>
+        <w:spacing/>
+        <w:ind/>
+        <w:rPr>
+          <w:b w:val="0"/>
+          <w:bCs w:val="0"/>
+        </w:rPr>
+      </w:pPr>
+      <w:r>
+        <w:rPr>
+          <w:b w:val="0"/>
+          <w:bCs w:val="0"/>
+          <w:highlight w:val="none"/>
+          <w:lang w:val="fr-FR" w:bidi="fr-FR"/>
+        </w:rPr>
+        <w:t xml:space="preserve">    }</w:t>
+      </w:r>
+      <w:r>
+        <w:rPr>
+          <w:b w:val="0"/>
+          <w:bCs w:val="0"/>
+        </w:rPr>
+      </w:r>
+    </w:p>
+    <w:p>
+      <w:pPr>
+        <w:pBdr/>
+        <w:shd w:val="nil" w:color="000000"/>
+        <w:spacing/>
+        <w:ind/>
+        <w:rPr>
+          <w:b w:val="0"/>
+          <w:bCs w:val="0"/>
+        </w:rPr>
+      </w:pPr>
+      <w:r>
+        <w:rPr>
+          <w:b w:val="0"/>
+          <w:bCs w:val="0"/>
+          <w:highlight w:val="none"/>
+          <w:lang w:val="fr-FR" w:bidi="fr-FR"/>
+        </w:rPr>
+      </w:r>
+      <w:r>
+        <w:rPr>
+          <w:b w:val="0"/>
+          <w:bCs w:val="0"/>
+        </w:rPr>
+      </w:r>
+    </w:p>
+    <w:p>
+      <w:pPr>
+        <w:pBdr/>
+        <w:shd w:val="nil" w:color="000000"/>
+        <w:spacing/>
+        <w:ind/>
+        <w:rPr>
+          <w:b w:val="0"/>
+          <w:bCs w:val="0"/>
+        </w:rPr>
+      </w:pPr>
+      <w:r>
+        <w:rPr>
+          <w:b w:val="0"/>
+          <w:bCs w:val="0"/>
+          <w:highlight w:val="none"/>
+          <w:lang w:val="fr-FR" w:bidi="fr-FR"/>
+        </w:rPr>
+        <w:t xml:space="preserve">    // On cherche l'opérateur avec la priorité la plus faible (racine actuelle)</w:t>
+      </w:r>
+      <w:r>
+        <w:rPr>
+          <w:b w:val="0"/>
+          <w:bCs w:val="0"/>
+        </w:rPr>
+      </w:r>
+    </w:p>
+    <w:p>
+      <w:pPr>
+        <w:pBdr/>
+        <w:shd w:val="nil" w:color="000000"/>
+        <w:spacing/>
+        <w:ind/>
+        <w:rPr>
+          <w:b w:val="0"/>
+          <w:bCs w:val="0"/>
+        </w:rPr>
+      </w:pPr>
+      <w:r>
+        <w:rPr>
+          <w:b w:val="0"/>
+          <w:bCs w:val="0"/>
+          <w:highlight w:val="none"/>
+          <w:lang w:val="fr-FR" w:bidi="fr-FR"/>
+        </w:rPr>
+        <w:t xml:space="preserve">    int indice = _chaineResponsabilite.trouverOperateur(equation) ;</w:t>
+      </w:r>
+      <w:r>
+        <w:rPr>
+          <w:b w:val="0"/>
+          <w:bCs w:val="0"/>
+        </w:rPr>
+      </w:r>
+    </w:p>
+    <w:p>
+      <w:pPr>
+        <w:pBdr/>
+        <w:shd w:val="nil" w:color="000000"/>
+        <w:spacing/>
+        <w:ind/>
+        <w:rPr>
+          <w:b w:val="0"/>
+          <w:bCs w:val="0"/>
+        </w:rPr>
+      </w:pPr>
+      <w:r>
+        <w:rPr>
+          <w:b w:val="0"/>
+          <w:bCs w:val="0"/>
+          <w:highlight w:val="none"/>
+          <w:lang w:val="fr-FR" w:bidi="fr-FR"/>
+        </w:rPr>
+      </w:r>
+      <w:r>
+        <w:rPr>
+          <w:b w:val="0"/>
+          <w:bCs w:val="0"/>
+        </w:rPr>
+      </w:r>
+    </w:p>
+    <w:p>
+      <w:pPr>
+        <w:pBdr/>
+        <w:shd w:val="nil" w:color="000000"/>
+        <w:spacing/>
+        <w:ind/>
+        <w:rPr>
+          <w:b w:val="0"/>
+          <w:bCs w:val="0"/>
+        </w:rPr>
+      </w:pPr>
+      <w:r>
+        <w:rPr>
+          <w:b w:val="0"/>
+          <w:bCs w:val="0"/>
+          <w:highlight w:val="none"/>
+          <w:lang w:val="fr-FR" w:bidi="fr-FR"/>
+        </w:rPr>
+        <w:t xml:space="preserve">    // Cas de base : Aucun opérateur trouvé, c'est une valeur numérique (feuille)</w:t>
+      </w:r>
+      <w:r>
+        <w:rPr>
+          <w:b w:val="0"/>
+          <w:bCs w:val="0"/>
+        </w:rPr>
+      </w:r>
+    </w:p>
+    <w:p>
+      <w:pPr>
+        <w:pBdr/>
+        <w:shd w:val="nil" w:color="000000"/>
+        <w:spacing/>
+        <w:ind/>
+        <w:rPr>
+          <w:b w:val="0"/>
+          <w:bCs w:val="0"/>
+        </w:rPr>
+      </w:pPr>
+      <w:r>
+        <w:rPr>
+          <w:b w:val="0"/>
+          <w:bCs w:val="0"/>
+          <w:highlight w:val="none"/>
+          <w:lang w:val="fr-FR" w:bidi="fr-FR"/>
+        </w:rPr>
+        <w:t xml:space="preserve">    Si (indice == -1)</w:t>
+      </w:r>
+      <w:r>
+        <w:rPr>
+          <w:b w:val="0"/>
+          <w:bCs w:val="0"/>
+        </w:rPr>
+      </w:r>
+    </w:p>
+    <w:p>
+      <w:pPr>
+        <w:pBdr/>
+        <w:shd w:val="nil" w:color="000000"/>
+        <w:spacing/>
+        <w:ind/>
+        <w:rPr>
+          <w:b w:val="0"/>
+          <w:bCs w:val="0"/>
+        </w:rPr>
+      </w:pPr>
+      <w:r>
+        <w:rPr>
+          <w:b w:val="0"/>
+          <w:bCs w:val="0"/>
+          <w:highlight w:val="none"/>
+          <w:lang w:val="fr-FR" w:bidi="fr-FR"/>
+        </w:rPr>
+        <w:t xml:space="preserve">    {</w:t>
+      </w:r>
+      <w:r>
+        <w:rPr>
+          <w:b w:val="0"/>
+          <w:bCs w:val="0"/>
+        </w:rPr>
+      </w:r>
+    </w:p>
+    <w:p>
+      <w:pPr>
+        <w:pBdr/>
+        <w:shd w:val="nil" w:color="000000"/>
+        <w:spacing/>
+        <w:ind/>
+        <w:rPr>
+          <w:b w:val="0"/>
+          <w:bCs w:val="0"/>
+        </w:rPr>
+      </w:pPr>
+      <w:r>
+        <w:rPr>
+          <w:b w:val="0"/>
+          <w:bCs w:val="0"/>
+          <w:highlight w:val="none"/>
+          <w:lang w:val="fr-FR" w:bidi="fr-FR"/>
+        </w:rPr>
+        <w:t xml:space="preserve">        Essayer</w:t>
+      </w:r>
+      <w:r>
+        <w:rPr>
+          <w:b w:val="0"/>
+          <w:bCs w:val="0"/>
+        </w:rPr>
+      </w:r>
+    </w:p>
+    <w:p>
+      <w:pPr>
+        <w:pBdr/>
+        <w:shd w:val="nil" w:color="000000"/>
+        <w:spacing/>
+        <w:ind/>
+        <w:rPr>
+          <w:b w:val="0"/>
+          <w:bCs w:val="0"/>
+        </w:rPr>
+      </w:pPr>
+      <w:r>
+        <w:rPr>
+          <w:b w:val="0"/>
+          <w:bCs w:val="0"/>
+          <w:highlight w:val="none"/>
+          <w:lang w:val="fr-FR" w:bidi="fr-FR"/>
+        </w:rPr>
+        <w:t xml:space="preserve">        {</w:t>
+      </w:r>
+      <w:r>
+        <w:rPr>
+          <w:b w:val="0"/>
+          <w:bCs w:val="0"/>
+        </w:rPr>
+      </w:r>
+    </w:p>
+    <w:p>
+      <w:pPr>
+        <w:pBdr/>
+        <w:shd w:val="nil" w:color="000000"/>
+        <w:spacing/>
+        <w:ind/>
+        <w:rPr>
+          <w:b w:val="0"/>
+          <w:bCs w:val="0"/>
+        </w:rPr>
+      </w:pPr>
+      <w:r>
+        <w:rPr>
+          <w:b w:val="0"/>
+          <w:bCs w:val="0"/>
+          <w:highlight w:val="none"/>
+          <w:lang w:val="fr-FR" w:bidi="fr-FR"/>
+        </w:rPr>
+        <w:t xml:space="preserve">            float valeurFloat = convertirEnFloat(equation[0].value) ;</w:t>
+      </w:r>
+      <w:r>
+        <w:rPr>
+          <w:b w:val="0"/>
+          <w:bCs w:val="0"/>
+        </w:rPr>
+      </w:r>
+    </w:p>
+    <w:p>
+      <w:pPr>
+        <w:pBdr/>
+        <w:shd w:val="nil" w:color="000000"/>
+        <w:spacing/>
+        <w:ind/>
+        <w:rPr>
+          <w:b w:val="0"/>
+          <w:bCs w:val="0"/>
+        </w:rPr>
+      </w:pPr>
+      <w:r>
+        <w:rPr>
+          <w:b w:val="0"/>
+          <w:bCs w:val="0"/>
+          <w:highlight w:val="none"/>
+          <w:lang w:val="fr-FR" w:bidi="fr-FR"/>
+        </w:rPr>
+        <w:t xml:space="preserve">            INoeud noeudValeur = creerNoeudValeur(valeurFloat) ;</w:t>
+      </w:r>
+      <w:r>
+        <w:rPr>
+          <w:b w:val="0"/>
+          <w:bCs w:val="0"/>
+        </w:rPr>
+      </w:r>
+    </w:p>
+    <w:p>
+      <w:pPr>
+        <w:pBdr/>
+        <w:shd w:val="nil" w:color="000000"/>
+        <w:spacing/>
+        <w:ind/>
+        <w:rPr>
+          <w:b w:val="0"/>
+          <w:bCs w:val="0"/>
+        </w:rPr>
+      </w:pPr>
+      <w:r>
+        <w:rPr>
+          <w:b w:val="0"/>
+          <w:bCs w:val="0"/>
+          <w:highlight w:val="none"/>
+          <w:lang w:val="fr-FR" w:bidi="fr-FR"/>
+        </w:rPr>
+        <w:t xml:space="preserve">            Retourner noeudValeur ;</w:t>
+      </w:r>
+      <w:r>
+        <w:rPr>
+          <w:b w:val="0"/>
+          <w:bCs w:val="0"/>
+        </w:rPr>
+      </w:r>
+    </w:p>
+    <w:p>
+      <w:pPr>
+        <w:pBdr/>
+        <w:shd w:val="nil" w:color="000000"/>
+        <w:spacing/>
+        <w:ind/>
+        <w:rPr>
+          <w:b w:val="0"/>
+          <w:bCs w:val="0"/>
+        </w:rPr>
+      </w:pPr>
+      <w:r>
+        <w:rPr>
+          <w:b w:val="0"/>
+          <w:bCs w:val="0"/>
+          <w:highlight w:val="none"/>
+          <w:lang w:val="fr-FR" w:bidi="fr-FR"/>
+        </w:rPr>
+        <w:t xml:space="preserve">        }</w:t>
+      </w:r>
+      <w:r>
+        <w:rPr>
+          <w:b w:val="0"/>
+          <w:bCs w:val="0"/>
+        </w:rPr>
+      </w:r>
+    </w:p>
+    <w:p>
+      <w:pPr>
+        <w:pBdr/>
+        <w:shd w:val="nil" w:color="000000"/>
+        <w:spacing/>
+        <w:ind/>
+        <w:rPr>
+          <w:b w:val="0"/>
+          <w:bCs w:val="0"/>
+        </w:rPr>
+      </w:pPr>
+      <w:r>
+        <w:rPr>
+          <w:b w:val="0"/>
+          <w:bCs w:val="0"/>
+          <w:highlight w:val="none"/>
+          <w:lang w:val="fr-FR" w:bidi="fr-FR"/>
+        </w:rPr>
+        <w:t xml:space="preserve">        Attraper (Exception e)</w:t>
+      </w:r>
+      <w:r>
+        <w:rPr>
+          <w:b w:val="0"/>
+          <w:bCs w:val="0"/>
+        </w:rPr>
+      </w:r>
+    </w:p>
+    <w:p>
+      <w:pPr>
+        <w:pBdr/>
+        <w:shd w:val="nil" w:color="000000"/>
+        <w:spacing/>
+        <w:ind/>
+        <w:rPr>
+          <w:b w:val="0"/>
+          <w:bCs w:val="0"/>
+        </w:rPr>
+      </w:pPr>
+      <w:r>
+        <w:rPr>
+          <w:b w:val="0"/>
+          <w:bCs w:val="0"/>
+          <w:highlight w:val="none"/>
+          <w:lang w:val="fr-FR" w:bidi="fr-FR"/>
+        </w:rPr>
+        <w:t xml:space="preserve">        {</w:t>
+      </w:r>
+      <w:r>
+        <w:rPr>
+          <w:b w:val="0"/>
+          <w:bCs w:val="0"/>
+        </w:rPr>
+      </w:r>
+    </w:p>
+    <w:p>
+      <w:pPr>
+        <w:pBdr/>
+        <w:shd w:val="nil" w:color="000000"/>
+        <w:spacing/>
+        <w:ind/>
+        <w:rPr>
+          <w:b w:val="0"/>
+          <w:bCs w:val="0"/>
+        </w:rPr>
+      </w:pPr>
+      <w:r>
+        <w:rPr>
+          <w:b w:val="0"/>
+          <w:bCs w:val="0"/>
+          <w:highlight w:val="none"/>
+          <w:lang w:val="fr-FR" w:bidi="fr-FR"/>
+        </w:rPr>
+        <w:t xml:space="preserve">            Lancer Exception("Erreur: impossible de convertir en nombre") ;</w:t>
+      </w:r>
+      <w:r>
+        <w:rPr>
+          <w:b w:val="0"/>
+          <w:bCs w:val="0"/>
+        </w:rPr>
+      </w:r>
+    </w:p>
+    <w:p>
+      <w:pPr>
+        <w:pBdr/>
+        <w:shd w:val="nil" w:color="000000"/>
+        <w:spacing/>
+        <w:ind/>
+        <w:rPr>
+          <w:b w:val="0"/>
+          <w:bCs w:val="0"/>
+        </w:rPr>
+      </w:pPr>
+      <w:r>
+        <w:rPr>
+          <w:b w:val="0"/>
+          <w:bCs w:val="0"/>
+          <w:highlight w:val="none"/>
+          <w:lang w:val="fr-FR" w:bidi="fr-FR"/>
+        </w:rPr>
+        <w:t xml:space="preserve">        }</w:t>
+      </w:r>
+      <w:r>
+        <w:rPr>
+          <w:b w:val="0"/>
+          <w:bCs w:val="0"/>
+        </w:rPr>
+      </w:r>
+    </w:p>
+    <w:p>
+      <w:pPr>
+        <w:pBdr/>
+        <w:shd w:val="nil" w:color="000000"/>
+        <w:spacing/>
+        <w:ind/>
+        <w:rPr>
+          <w:b w:val="0"/>
+          <w:bCs w:val="0"/>
+        </w:rPr>
+      </w:pPr>
+      <w:r>
+        <w:rPr>
+          <w:b w:val="0"/>
+          <w:bCs w:val="0"/>
+          <w:highlight w:val="none"/>
+          <w:lang w:val="fr-FR" w:bidi="fr-FR"/>
+        </w:rPr>
+        <w:t xml:space="preserve">    }</w:t>
+      </w:r>
+      <w:r>
+        <w:rPr>
+          <w:b w:val="0"/>
+          <w:bCs w:val="0"/>
+        </w:rPr>
+      </w:r>
+    </w:p>
+    <w:p>
+      <w:pPr>
+        <w:pBdr/>
+        <w:shd w:val="nil" w:color="000000"/>
+        <w:spacing/>
+        <w:ind/>
+        <w:rPr>
+          <w:b w:val="0"/>
+          <w:bCs w:val="0"/>
+        </w:rPr>
+      </w:pPr>
+      <w:r>
+        <w:rPr>
+          <w:b w:val="0"/>
+          <w:bCs w:val="0"/>
+          <w:highlight w:val="none"/>
+          <w:lang w:val="fr-FR" w:bidi="fr-FR"/>
+        </w:rPr>
+      </w:r>
+      <w:r>
+        <w:rPr>
+          <w:b w:val="0"/>
+          <w:bCs w:val="0"/>
+        </w:rPr>
+      </w:r>
+    </w:p>
+    <w:p>
+      <w:pPr>
+        <w:pBdr/>
+        <w:shd w:val="nil" w:color="000000"/>
+        <w:spacing/>
+        <w:ind/>
+        <w:rPr>
+          <w:b w:val="0"/>
+          <w:bCs w:val="0"/>
+        </w:rPr>
+      </w:pPr>
+      <w:r>
+        <w:rPr>
+          <w:b w:val="0"/>
+          <w:bCs w:val="0"/>
+          <w:highlight w:val="none"/>
+          <w:lang w:val="fr-FR" w:bidi="fr-FR"/>
+        </w:rPr>
+        <w:t xml:space="preserve">    // Cas récursif : On récupère le noeud correspondant à l'opérateur trouvé</w:t>
+      </w:r>
+      <w:r>
+        <w:rPr>
+          <w:b w:val="0"/>
+          <w:bCs w:val="0"/>
+        </w:rPr>
+      </w:r>
+    </w:p>
+    <w:p>
+      <w:pPr>
+        <w:pBdr/>
+        <w:shd w:val="nil" w:color="000000"/>
+        <w:spacing/>
+        <w:ind/>
+        <w:rPr>
+          <w:b w:val="0"/>
+          <w:bCs w:val="0"/>
+        </w:rPr>
+      </w:pPr>
+      <w:r>
+        <w:rPr>
+          <w:b w:val="0"/>
+          <w:bCs w:val="0"/>
+          <w:highlight w:val="none"/>
+          <w:lang w:val="fr-FR" w:bidi="fr-FR"/>
+        </w:rPr>
+        <w:t xml:space="preserve">    IExpression noeud = _registreSymbole.recupererNoeud(equation[indice].type) ;</w:t>
+      </w:r>
+      <w:r>
+        <w:rPr>
+          <w:b w:val="0"/>
+          <w:bCs w:val="0"/>
+        </w:rPr>
+      </w:r>
+    </w:p>
+    <w:p>
+      <w:pPr>
+        <w:pBdr/>
+        <w:shd w:val="nil" w:color="000000"/>
+        <w:spacing/>
+        <w:ind/>
+        <w:rPr>
+          <w:b w:val="0"/>
+          <w:bCs w:val="0"/>
+        </w:rPr>
+      </w:pPr>
+      <w:r>
+        <w:rPr>
+          <w:b w:val="0"/>
+          <w:bCs w:val="0"/>
+          <w:highlight w:val="none"/>
+          <w:lang w:val="fr-FR" w:bidi="fr-FR"/>
+        </w:rPr>
+      </w:r>
+      <w:r>
+        <w:rPr>
+          <w:b w:val="0"/>
+          <w:bCs w:val="0"/>
+        </w:rPr>
+      </w:r>
+    </w:p>
+    <w:p>
+      <w:pPr>
+        <w:pBdr/>
+        <w:shd w:val="nil" w:color="000000"/>
+        <w:spacing/>
+        <w:ind/>
+        <w:rPr>
+          <w:b w:val="0"/>
+          <w:bCs w:val="0"/>
+        </w:rPr>
+      </w:pPr>
+      <w:r>
+        <w:rPr>
+          <w:b w:val="0"/>
+          <w:bCs w:val="0"/>
+          <w:highlight w:val="none"/>
+          <w:lang w:val="fr-FR" w:bidi="fr-FR"/>
+        </w:rPr>
+        <w:t xml:space="preserve">    // On divise les tokens en deux parties : gauche et droite de l'opérateur</w:t>
+      </w:r>
+      <w:r>
+        <w:rPr>
+          <w:b w:val="0"/>
+          <w:bCs w:val="0"/>
+        </w:rPr>
+      </w:r>
+    </w:p>
+    <w:p>
+      <w:pPr>
+        <w:pBdr/>
+        <w:shd w:val="nil" w:color="000000"/>
+        <w:spacing/>
+        <w:ind/>
+        <w:rPr>
+          <w:b w:val="0"/>
+          <w:bCs w:val="0"/>
+        </w:rPr>
+      </w:pPr>
+      <w:r>
+        <w:rPr>
+          <w:b w:val="0"/>
+          <w:bCs w:val="0"/>
+          <w:highlight w:val="none"/>
+          <w:lang w:val="fr-FR" w:bidi="fr-FR"/>
+        </w:rPr>
+        <w:t xml:space="preserve">    vecteur&lt;Token&gt; gauche = extraireSousVecteur(equation, 0, indice) ;</w:t>
+      </w:r>
+      <w:r>
+        <w:rPr>
+          <w:b w:val="0"/>
+          <w:bCs w:val="0"/>
+        </w:rPr>
+      </w:r>
+    </w:p>
+    <w:p>
+      <w:pPr>
+        <w:pBdr/>
+        <w:shd w:val="nil" w:color="000000"/>
+        <w:spacing/>
+        <w:ind/>
+        <w:rPr>
+          <w:b w:val="0"/>
+          <w:bCs w:val="0"/>
+        </w:rPr>
+      </w:pPr>
+      <w:r>
+        <w:rPr>
+          <w:b w:val="0"/>
+          <w:bCs w:val="0"/>
+          <w:highlight w:val="none"/>
+          <w:lang w:val="fr-FR" w:bidi="fr-FR"/>
+        </w:rPr>
+        <w:t xml:space="preserve">    vecteur&lt;Token&gt; droite = extraireSousVecteur(equation, indice + 1, equation.fin()) ;</w:t>
+      </w:r>
+      <w:r>
+        <w:rPr>
+          <w:b w:val="0"/>
+          <w:bCs w:val="0"/>
+        </w:rPr>
+      </w:r>
+    </w:p>
+    <w:p>
+      <w:pPr>
+        <w:pBdr/>
+        <w:shd w:val="nil" w:color="000000"/>
+        <w:spacing/>
+        <w:ind/>
+        <w:rPr>
+          <w:b w:val="0"/>
+          <w:bCs w:val="0"/>
+        </w:rPr>
+      </w:pPr>
+      <w:r>
+        <w:rPr>
+          <w:b w:val="0"/>
+          <w:bCs w:val="0"/>
+          <w:highlight w:val="none"/>
+          <w:lang w:val="fr-FR" w:bidi="fr-FR"/>
+        </w:rPr>
+      </w:r>
+      <w:r>
+        <w:rPr>
+          <w:b w:val="0"/>
+          <w:bCs w:val="0"/>
+        </w:rPr>
+      </w:r>
+    </w:p>
+    <w:p>
+      <w:pPr>
+        <w:pBdr/>
+        <w:shd w:val="nil" w:color="000000"/>
+        <w:spacing/>
+        <w:ind/>
+        <w:rPr>
+          <w:b w:val="0"/>
+          <w:bCs w:val="0"/>
+        </w:rPr>
+      </w:pPr>
+      <w:r>
+        <w:rPr>
+          <w:b w:val="0"/>
+          <w:bCs w:val="0"/>
+          <w:highlight w:val="none"/>
+          <w:lang w:val="fr-FR" w:bidi="fr-FR"/>
+        </w:rPr>
+        <w:t xml:space="preserve">    // Appels récursifs pour construire les sous-arbres</w:t>
+      </w:r>
+      <w:r>
+        <w:rPr>
+          <w:b w:val="0"/>
+          <w:bCs w:val="0"/>
+        </w:rPr>
+      </w:r>
+    </w:p>
+    <w:p>
+      <w:pPr>
+        <w:pBdr/>
+        <w:shd w:val="nil" w:color="000000"/>
+        <w:spacing/>
+        <w:ind/>
+        <w:rPr>
+          <w:b w:val="0"/>
+          <w:bCs w:val="0"/>
+        </w:rPr>
+      </w:pPr>
+      <w:r>
+        <w:rPr>
+          <w:b w:val="0"/>
+          <w:bCs w:val="0"/>
+          <w:highlight w:val="none"/>
+          <w:lang w:val="fr-FR" w:bidi="fr-FR"/>
+        </w:rPr>
+        <w:t xml:space="preserve">    INoeud exprGauche = construire(gauche) ;</w:t>
+      </w:r>
+      <w:r>
+        <w:rPr>
+          <w:b w:val="0"/>
+          <w:bCs w:val="0"/>
+        </w:rPr>
+      </w:r>
+    </w:p>
+    <w:p>
+      <w:pPr>
+        <w:pBdr/>
+        <w:shd w:val="nil" w:color="000000"/>
+        <w:spacing/>
+        <w:ind/>
+        <w:rPr>
+          <w:b w:val="0"/>
+          <w:bCs w:val="0"/>
+        </w:rPr>
+      </w:pPr>
+      <w:r>
+        <w:rPr>
+          <w:b w:val="0"/>
+          <w:bCs w:val="0"/>
+          <w:highlight w:val="none"/>
+          <w:lang w:val="fr-FR" w:bidi="fr-FR"/>
+        </w:rPr>
+        <w:t xml:space="preserve">    INoeud exprDroite = construire(droite) ;</w:t>
+      </w:r>
+      <w:r>
+        <w:rPr>
+          <w:b w:val="0"/>
+          <w:bCs w:val="0"/>
+        </w:rPr>
+      </w:r>
+    </w:p>
+    <w:p>
+      <w:pPr>
+        <w:pBdr/>
+        <w:shd w:val="nil" w:color="000000"/>
+        <w:spacing/>
+        <w:ind/>
+        <w:rPr>
+          <w:b w:val="0"/>
+          <w:bCs w:val="0"/>
+        </w:rPr>
+      </w:pPr>
+      <w:r>
+        <w:rPr>
+          <w:b w:val="0"/>
+          <w:bCs w:val="0"/>
+          <w:highlight w:val="none"/>
+          <w:lang w:val="fr-FR" w:bidi="fr-FR"/>
+        </w:rPr>
+      </w:r>
+      <w:r>
+        <w:rPr>
+          <w:b w:val="0"/>
+          <w:bCs w:val="0"/>
+        </w:rPr>
+      </w:r>
+    </w:p>
+    <w:p>
+      <w:pPr>
+        <w:pBdr/>
+        <w:shd w:val="nil" w:color="000000"/>
+        <w:spacing/>
+        <w:ind/>
+        <w:rPr>
+          <w:b w:val="0"/>
+          <w:bCs w:val="0"/>
+        </w:rPr>
+      </w:pPr>
+      <w:r>
+        <w:rPr>
+          <w:b w:val="0"/>
+          <w:bCs w:val="0"/>
+          <w:highlight w:val="none"/>
+          <w:lang w:val="fr-FR" w:bidi="fr-FR"/>
+        </w:rPr>
+        <w:t xml:space="preserve">    // On lie les deux sous-arbres au noeud opérateur</w:t>
+      </w:r>
+      <w:r>
+        <w:rPr>
+          <w:b w:val="0"/>
+          <w:bCs w:val="0"/>
+        </w:rPr>
+      </w:r>
+    </w:p>
+    <w:p>
+      <w:pPr>
+        <w:pBdr/>
+        <w:shd w:val="nil" w:color="000000"/>
+        <w:spacing/>
+        <w:ind/>
+        <w:rPr>
+          <w:b w:val="0"/>
+          <w:bCs w:val="0"/>
+        </w:rPr>
+      </w:pPr>
+      <w:r>
+        <w:rPr>
+          <w:b w:val="0"/>
+          <w:bCs w:val="0"/>
+          <w:highlight w:val="none"/>
+          <w:lang w:val="fr-FR" w:bidi="fr-FR"/>
+        </w:rPr>
+        <w:t xml:space="preserve">    noeud.ajouterExpression(exprGauche, exprDroite) ;</w:t>
+      </w:r>
+      <w:r>
+        <w:rPr>
+          <w:b w:val="0"/>
+          <w:bCs w:val="0"/>
+        </w:rPr>
+      </w:r>
+      <w:r>
+        <w:rPr>
+          <w:b w:val="0"/>
+          <w:bCs w:val="0"/>
+          <w:highlight w:val="none"/>
+          <w:lang w:val="fr-FR" w:bidi="fr-FR"/>
+        </w:rPr>
+      </w:r>
+      <w:r>
+        <w:rPr>
+          <w:b w:val="0"/>
+          <w:bCs w:val="0"/>
+        </w:rPr>
+      </w:r>
+      <w:r>
+        <w:rPr>
+          <w:b w:val="0"/>
+          <w:bCs w:val="0"/>
+          <w:highlight w:val="none"/>
+        </w:rPr>
+      </w:r>
+    </w:p>
+    <w:p>
+      <w:pPr>
+        <w:pBdr/>
+        <w:shd w:val="nil" w:color="000000"/>
+        <w:spacing/>
+        <w:ind/>
+        <w:rPr>
+          <w:b w:val="0"/>
+          <w:bCs w:val="0"/>
+        </w:rPr>
+      </w:pPr>
+      <w:r>
+        <w:rPr>
+          <w:b w:val="0"/>
+          <w:bCs w:val="0"/>
+          <w:highlight w:val="none"/>
+          <w:lang w:val="fr-FR" w:bidi="fr-FR"/>
+        </w:rPr>
+        <w:t xml:space="preserve">    Retourner noeud ;</w:t>
+      </w:r>
+      <w:r>
+        <w:rPr>
+          <w:b w:val="0"/>
+          <w:bCs w:val="0"/>
+        </w:rPr>
+      </w:r>
+    </w:p>
+    <w:p>
+      <w:pPr>
+        <w:pBdr/>
+        <w:shd w:val="nil" w:color="000000"/>
+        <w:spacing/>
+        <w:ind/>
+        <w:rPr>
+          <w:b/>
+          <w:bCs/>
+          <w:highlight w:val="none"/>
+          <w:lang w:val="fr-FR" w:bidi="fr-FR"/>
+        </w:rPr>
+      </w:pPr>
+      <w:r>
+        <w:rPr>
+          <w:b w:val="0"/>
+          <w:bCs w:val="0"/>
+          <w:highlight w:val="none"/>
+          <w:lang w:val="fr-FR" w:bidi="fr-FR"/>
+        </w:rPr>
+        <w:t xml:space="preserve">}</w:t>
+      </w:r>
+      <w:r>
+        <w:rPr>
+          <w:b/>
+          <w:bCs/>
+          <w:highlight w:val="none"/>
+          <w:lang w:val="fr-FR" w:bidi="fr-FR"/>
+        </w:rPr>
+        <w:br w:type="page" w:clear="all"/>
+      </w:r>
+      <w:r/>
+      <w:r/>
+    </w:p>
+    <w:p>
+      <w:pPr>
+        <w:pBdr/>
+        <w:spacing/>
+        <w:ind/>
+        <w:rPr>
+          <w:b/>
+          <w:bCs/>
+          <w:highlight w:val="none"/>
+          <w:lang w:val="fr-FR" w:bidi="fr-FR"/>
+        </w:rPr>
+      </w:pPr>
+      <w:r>
+        <w:rPr>
+          <w:b/>
+          <w:bCs/>
+          <w:highlight w:val="none"/>
+          <w:lang w:val="fr-FR" w:bidi="fr-FR"/>
+        </w:rPr>
         <w:t xml:space="preserve">Explication des entrées sortie. </w:t>
       </w:r>
       <w:r>
@@ -2297,6 +3549,13 @@
           <w:b/>
           <w:bCs/>
           <w:lang w:val="fr-FR"/>
+        </w:rPr>
+      </w:r>
+      <w:r>
+        <w:rPr>
+          <w:b/>
+          <w:bCs/>
+          <w:highlight w:val="none"/>
         </w:rPr>
       </w:r>
     </w:p>
@@ -2369,32 +3628,196 @@
       </w:r>
       <w:r>
         <w:rPr>
-          <w:highlight w:val="none"/>
-          <w:lang w:val="fr-FR" w:bidi="fr-FR"/>
+          <w:lang w:val="fr-FR"/>
         </w:rPr>
       </w:r>
     </w:p>
     <w:p>
       <w:pPr>
         <w:pBdr/>
-        <w:spacing/>
-        <w:ind/>
-        <w:rPr>
-          <w:lang w:val="fr-FR"/>
-        </w:rPr>
-      </w:pPr>
-      <w:r>
+        <w:shd w:val="nil"/>
+        <w:spacing/>
+        <w:ind/>
         <w:rPr>
           <w:highlight w:val="none"/>
           <w:lang w:val="fr-FR" w:bidi="fr-FR"/>
         </w:rPr>
+      </w:pPr>
+      <w:r>
+        <w:rPr>
+          <w:highlight w:val="none"/>
+          <w:lang w:val="fr-FR" w:bidi="fr-FR"/>
+        </w:rPr>
+        <w:br w:type="page" w:clear="all"/>
       </w:r>
       <w:r>
         <w:rPr>
           <w:highlight w:val="none"/>
           <w:lang w:val="fr-FR" w:bidi="fr-FR"/>
         </w:rPr>
+      </w:r>
+      <w:r>
+        <w:rPr>
+          <w:highlight w:val="none"/>
+          <w:lang w:val="fr-FR" w:bidi="fr-FR"/>
+        </w:rPr>
+      </w:r>
+    </w:p>
+    <w:p>
+      <w:pPr>
+        <w:pBdr/>
+        <w:spacing/>
+        <w:ind/>
+        <w:rPr>
+          <w:highlight w:val="none"/>
+          <w:lang w:val="fr-FR" w:bidi="fr-FR"/>
+        </w:rPr>
+      </w:pPr>
+      <w:r>
+        <w:rPr>
+          <w:highlight w:val="none"/>
+          <w:lang w:val="fr-FR" w:bidi="fr-FR"/>
+        </w:rPr>
+      </w:r>
+      <w:r>
+        <w:rPr>
+          <w:highlight w:val="none"/>
+          <w:lang w:val="fr-FR" w:bidi="fr-FR"/>
+        </w:rPr>
         <w:t xml:space="preserve">Diagramme de classe </w:t>
+      </w:r>
+      <w:r>
+        <w:rPr>
+          <w:highlight w:val="none"/>
+          <w:lang w:val="fr-FR" w:bidi="fr-FR"/>
+        </w:rPr>
+      </w:r>
+      <w:r>
+        <w:rPr>
+          <w:lang w:val="fr-FR"/>
+        </w:rPr>
+      </w:r>
+    </w:p>
+    <w:p>
+      <w:pPr>
+        <w:pBdr/>
+        <w:spacing/>
+        <w:ind/>
+        <w:rPr>
+          <w:lang w:val="fr-FR"/>
+        </w:rPr>
+      </w:pPr>
+      <w:r>
+        <w:rPr>
+          <w:lang w:val="fr-FR"/>
+        </w:rPr>
+      </w:r>
+      <w:r>
+        <w:rPr>
+          <w:lang w:val="fr-FR"/>
+        </w:rPr>
+      </w:r>
+      <w:r>
+        <w:rPr>
+          <w:lang w:val="fr-FR"/>
+        </w:rPr>
+      </w:r>
+    </w:p>
+    <w:p>
+      <w:pPr>
+        <w:pBdr/>
+        <w:spacing/>
+        <w:ind/>
+        <w:rPr>
+          <w:lang w:val="fr-FR"/>
+        </w:rPr>
+      </w:pPr>
+      <w:r>
+        <w:rPr>
+          <w:highlight w:val="none"/>
+          <w:lang w:val="fr-FR" w:bidi="fr-FR"/>
+        </w:rPr>
+      </w:r>
+      <w:r>
+        <mc:AlternateContent>
+          <mc:Choice Requires="wpg">
+            <w:drawing>
+              <wp:inline xmlns:wp="http://schemas.openxmlformats.org/drawingml/2006/wordprocessingDrawing" distT="0" distB="0" distL="0" distR="0">
+                <wp:extent cx="5943600" cy="6416343"/>
+                <wp:effectExtent l="0" t="0" r="0" b="0"/>
+                <wp:docPr id="3" name=""/>
+                <wp:cNvGraphicFramePr>
+                  <a:graphicFrameLocks xmlns:a="http://schemas.openxmlformats.org/drawingml/2006/main" noChangeAspect="1"/>
+                </wp:cNvGraphicFramePr>
+                <a:graphic xmlns:a="http://schemas.openxmlformats.org/drawingml/2006/main">
+                  <a:graphicData uri="http://schemas.openxmlformats.org/drawingml/2006/picture">
+                    <pic:pic xmlns:pic="http://schemas.openxmlformats.org/drawingml/2006/picture">
+                      <pic:nvPicPr>
+                        <pic:cNvPr id="2027365256" name=""/>
+                        <pic:cNvPicPr>
+                          <a:picLocks noChangeAspect="1"/>
+                        </pic:cNvPicPr>
+                        <pic:nvPr/>
+                      </pic:nvPicPr>
+                      <pic:blipFill rotWithShape="1">
+                        <a:blip r:embed="rId12"/>
+                        <a:stretch/>
+                      </pic:blipFill>
+                      <pic:spPr bwMode="auto">
+                        <a:xfrm>
+                          <a:off x="0" y="0"/>
+                          <a:ext cx="5943599" cy="6416343"/>
+                        </a:xfrm>
+                        <a:prstGeom prst="rect">
+                          <a:avLst/>
+                        </a:prstGeom>
+                      </pic:spPr>
+                    </pic:pic>
+                  </a:graphicData>
+                </a:graphic>
+              </wp:inline>
+            </w:drawing>
+          </mc:Choice>
+          <mc:Fallback>
+            <w:pict>
+              <v:shapetype id="_x0000_t75" coordsize="21600,21600" o:spt="75" o:preferrelative="t" path="m@4@5l@4@11@9@11@9@5xe" filled="f" stroked="f">
+                <v:stroke joinstyle="miter"/>
+                <v:formulas>
+                  <v:f eqn="if lineDrawn pixelLineWidth 0"/>
+                  <v:f eqn="sum @0 1 0"/>
+                  <v:f eqn="sum 0 0 @1"/>
+                  <v:f eqn="prod @2 1 2"/>
+                  <v:f eqn="prod @3 21600 pixelWidth"/>
+                  <v:f eqn="prod @3 21600 pixelHeight"/>
+                  <v:f eqn="sum @0 0 1"/>
+                  <v:f eqn="prod @6 1 2"/>
+                  <v:f eqn="prod @7 21600 pixelWidth"/>
+                  <v:f eqn="sum @8 21600 0"/>
+                  <v:f eqn="prod @7 21600 pixelHeight"/>
+                  <v:f eqn="sum @10 21600 0"/>
+                </v:formulas>
+                <v:path o:extrusionok="f" gradientshapeok="t" o:connecttype="rect"/>
+                <o:lock v:ext="edit" aspectratio="t"/>
+              </v:shapetype>
+              <v:shape id="_x0000_i2" o:spid="_x0000_s2" type="#_x0000_t75" style="width:468.00pt;height:505.22pt;mso-wrap-distance-left:0.00pt;mso-wrap-distance-top:0.00pt;mso-wrap-distance-right:0.00pt;mso-wrap-distance-bottom:0.00pt;z-index:1;" stroked="false">
+                <v:imagedata r:id="rId12" o:title=""/>
+                <o:lock v:ext="edit" rotation="t"/>
+              </v:shape>
+            </w:pict>
+          </mc:Fallback>
+        </mc:AlternateContent>
+      </w:r>
+      <w:r>
+        <w:rPr>
+          <w:highlight w:val="none"/>
+          <w:lang w:val="fr-FR" w:bidi="fr-FR"/>
+        </w:rPr>
+      </w:r>
+      <w:r>
+        <w:rPr>
+          <w:highlight w:val="none"/>
+          <w:lang w:val="fr-FR" w:bidi="fr-FR"/>
+        </w:rPr>
       </w:r>
       <w:r>
         <w:rPr>
@@ -2452,13 +3875,12 @@
 <w:ftr xmlns:wpc="http://schemas.microsoft.com/office/word/2010/wordprocessingCanvas" xmlns:mc="http://schemas.openxmlformats.org/markup-compatibility/2006" xmlns:o="urn:schemas-microsoft-com:office:office" xmlns:r="http://schemas.openxmlformats.org/officeDocument/2006/relationships" xmlns:m="http://schemas.openxmlformats.org/officeDocument/2006/math" xmlns:v="urn:schemas-microsoft-com:vml" xmlns:wp14="http://schemas.microsoft.com/office/word/2010/wordprocessingDrawing" xmlns:wp="http://schemas.openxmlformats.org/drawingml/2006/wordprocessingDrawing" xmlns:w10="urn:schemas-microsoft-com:office:word" xmlns:w="http://schemas.openxmlformats.org/wordprocessingml/2006/main" xmlns:w14="http://schemas.microsoft.com/office/word/2010/wordml" xmlns:w15="http://schemas.microsoft.com/office/word/2012/wordml" xmlns:wpg="http://schemas.microsoft.com/office/word/2010/wordprocessingGroup" xmlns:wpi="http://schemas.microsoft.com/office/word/2010/wordprocessingInk" xmlns:wne="http://schemas.microsoft.com/office/word/2006/wordml" xmlns:a="http://schemas.openxmlformats.org/drawingml/2006/main" xmlns:wps="http://schemas.microsoft.com/office/word/2010/wordprocessingShape" mc:Ignorable="w14 w15 wp14">
   <w:p>
     <w:pPr>
-      <w:pStyle w:val="771"/>
+      <w:pStyle w:val="929"/>
       <w:pBdr/>
       <w:spacing/>
       <w:ind/>
       <w:rPr/>
     </w:pPr>
-    <w:r/>
     <w:r>
       <w:fldChar w:fldCharType="begin"/>
     </w:r>
@@ -2516,7 +3938,7 @@
 <w:hdr xmlns:wpc="http://schemas.microsoft.com/office/word/2010/wordprocessingCanvas" xmlns:mc="http://schemas.openxmlformats.org/markup-compatibility/2006" xmlns:o="urn:schemas-microsoft-com:office:office" xmlns:r="http://schemas.openxmlformats.org/officeDocument/2006/relationships" xmlns:m="http://schemas.openxmlformats.org/officeDocument/2006/math" xmlns:v="urn:schemas-microsoft-com:vml" xmlns:wp14="http://schemas.microsoft.com/office/word/2010/wordprocessingDrawing" xmlns:wp="http://schemas.openxmlformats.org/drawingml/2006/wordprocessingDrawing" xmlns:w10="urn:schemas-microsoft-com:office:word" xmlns:w="http://schemas.openxmlformats.org/wordprocessingml/2006/main" xmlns:w14="http://schemas.microsoft.com/office/word/2010/wordml" xmlns:w15="http://schemas.microsoft.com/office/word/2012/wordml" xmlns:wpg="http://schemas.microsoft.com/office/word/2010/wordprocessingGroup" xmlns:wpi="http://schemas.microsoft.com/office/word/2010/wordprocessingInk" xmlns:wne="http://schemas.microsoft.com/office/word/2006/wordml" xmlns:a="http://schemas.openxmlformats.org/drawingml/2006/main" xmlns:wps="http://schemas.microsoft.com/office/word/2010/wordprocessingShape" mc:Ignorable="w14 w15 wp14">
   <w:p>
     <w:pPr>
-      <w:pStyle w:val="769"/>
+      <w:pStyle w:val="927"/>
       <w:pBdr/>
       <w:spacing/>
       <w:ind/>
@@ -2691,9 +4113,9 @@
     <w:lsdException w:name="Bibliography" w:uiPriority="37"/>
     <w:lsdException w:name="TOC Heading" w:uiPriority="39" w:qFormat="1"/>
   </w:latentStyles>
-  <w:style w:type="table" w:styleId="12">
+  <w:style w:type="table" w:styleId="726">
     <w:name w:val="Table Grid"/>
-    <w:basedOn w:val="739"/>
+    <w:basedOn w:val="897"/>
     <w:uiPriority w:val="59"/>
     <w:pPr>
       <w:pBdr/>
@@ -2890,9 +4312,9 @@
       </w:tcPr>
     </w:tblStylePr>
   </w:style>
-  <w:style w:type="table" w:styleId="13">
+  <w:style w:type="table" w:styleId="727">
     <w:name w:val="Table Grid Light"/>
-    <w:basedOn w:val="739"/>
+    <w:basedOn w:val="897"/>
     <w:uiPriority w:val="59"/>
     <w:pPr>
       <w:pBdr/>
@@ -3089,9 +4511,9 @@
       </w:tcPr>
     </w:tblStylePr>
   </w:style>
-  <w:style w:type="table" w:styleId="14">
+  <w:style w:type="table" w:styleId="728">
     <w:name w:val="Plain Table 1"/>
-    <w:basedOn w:val="739"/>
+    <w:basedOn w:val="897"/>
     <w:uiPriority w:val="59"/>
     <w:pPr>
       <w:pBdr/>
@@ -3314,9 +4736,9 @@
       </w:tcPr>
     </w:tblStylePr>
   </w:style>
-  <w:style w:type="table" w:styleId="15">
+  <w:style w:type="table" w:styleId="729">
     <w:name w:val="Plain Table 2"/>
-    <w:basedOn w:val="739"/>
+    <w:basedOn w:val="897"/>
     <w:uiPriority w:val="59"/>
     <w:pPr>
       <w:pBdr/>
@@ -3547,9 +4969,9 @@
       </w:tcPr>
     </w:tblStylePr>
   </w:style>
-  <w:style w:type="table" w:styleId="16">
+  <w:style w:type="table" w:styleId="730">
     <w:name w:val="Plain Table 3"/>
-    <w:basedOn w:val="739"/>
+    <w:basedOn w:val="897"/>
     <w:uiPriority w:val="99"/>
     <w:pPr>
       <w:pBdr/>
@@ -3777,9 +5199,9 @@
       </w:tcPr>
     </w:tblStylePr>
   </w:style>
-  <w:style w:type="table" w:styleId="17">
+  <w:style w:type="table" w:styleId="731">
     <w:name w:val="Plain Table 4"/>
-    <w:basedOn w:val="739"/>
+    <w:basedOn w:val="897"/>
     <w:uiPriority w:val="99"/>
     <w:pPr>
       <w:pBdr/>
@@ -3993,9 +5415,9 @@
       </w:tcPr>
     </w:tblStylePr>
   </w:style>
-  <w:style w:type="table" w:styleId="18">
+  <w:style w:type="table" w:styleId="732">
     <w:name w:val="Plain Table 5"/>
-    <w:basedOn w:val="739"/>
+    <w:basedOn w:val="897"/>
     <w:uiPriority w:val="99"/>
     <w:pPr>
       <w:pBdr/>
@@ -4226,9 +5648,9 @@
       </w:tcPr>
     </w:tblStylePr>
   </w:style>
-  <w:style w:type="table" w:styleId="19">
+  <w:style w:type="table" w:styleId="733">
     <w:name w:val="Grid Table 1 Light"/>
-    <w:basedOn w:val="739"/>
+    <w:basedOn w:val="897"/>
     <w:uiPriority w:val="99"/>
     <w:pPr>
       <w:pBdr/>
@@ -4449,9 +5871,9 @@
       </w:tcPr>
     </w:tblStylePr>
   </w:style>
-  <w:style w:type="table" w:styleId="20">
+  <w:style w:type="table" w:styleId="734">
     <w:name w:val="Grid Table 1 Light - Accent 1"/>
-    <w:basedOn w:val="739"/>
+    <w:basedOn w:val="897"/>
     <w:uiPriority w:val="99"/>
     <w:pPr>
       <w:pBdr/>
@@ -4672,9 +6094,9 @@
       </w:tcPr>
     </w:tblStylePr>
   </w:style>
-  <w:style w:type="table" w:styleId="21">
+  <w:style w:type="table" w:styleId="735">
     <w:name w:val="Grid Table 1 Light - Accent 2"/>
-    <w:basedOn w:val="739"/>
+    <w:basedOn w:val="897"/>
     <w:uiPriority w:val="99"/>
     <w:pPr>
       <w:pBdr/>
@@ -4895,9 +6317,9 @@
       </w:tcPr>
     </w:tblStylePr>
   </w:style>
-  <w:style w:type="table" w:styleId="22">
+  <w:style w:type="table" w:styleId="736">
     <w:name w:val="Grid Table 1 Light - Accent 3"/>
-    <w:basedOn w:val="739"/>
+    <w:basedOn w:val="897"/>
     <w:uiPriority w:val="99"/>
     <w:pPr>
       <w:pBdr/>
@@ -5118,9 +6540,9 @@
       </w:tcPr>
     </w:tblStylePr>
   </w:style>
-  <w:style w:type="table" w:styleId="23">
+  <w:style w:type="table" w:styleId="737">
     <w:name w:val="Grid Table 1 Light - Accent 4"/>
-    <w:basedOn w:val="739"/>
+    <w:basedOn w:val="897"/>
     <w:uiPriority w:val="99"/>
     <w:pPr>
       <w:pBdr/>
@@ -5341,9 +6763,9 @@
       </w:tcPr>
     </w:tblStylePr>
   </w:style>
-  <w:style w:type="table" w:styleId="24">
+  <w:style w:type="table" w:styleId="738">
     <w:name w:val="Grid Table 1 Light - Accent 5"/>
-    <w:basedOn w:val="739"/>
+    <w:basedOn w:val="897"/>
     <w:uiPriority w:val="99"/>
     <w:pPr>
       <w:pBdr/>
@@ -5564,9 +6986,9 @@
       </w:tcPr>
     </w:tblStylePr>
   </w:style>
-  <w:style w:type="table" w:styleId="25">
+  <w:style w:type="table" w:styleId="739">
     <w:name w:val="Grid Table 1 Light - Accent 6"/>
-    <w:basedOn w:val="739"/>
+    <w:basedOn w:val="897"/>
     <w:uiPriority w:val="99"/>
     <w:pPr>
       <w:pBdr/>
@@ -5787,9 +7209,9 @@
       </w:tcPr>
     </w:tblStylePr>
   </w:style>
-  <w:style w:type="table" w:styleId="26">
+  <w:style w:type="table" w:styleId="740">
     <w:name w:val="Grid Table 2"/>
-    <w:basedOn w:val="739"/>
+    <w:basedOn w:val="897"/>
     <w:uiPriority w:val="99"/>
     <w:pPr>
       <w:pBdr/>
@@ -6019,9 +7441,9 @@
       </w:tcPr>
     </w:tblStylePr>
   </w:style>
-  <w:style w:type="table" w:styleId="27">
+  <w:style w:type="table" w:styleId="741">
     <w:name w:val="Grid Table 2 - Accent 1"/>
-    <w:basedOn w:val="739"/>
+    <w:basedOn w:val="897"/>
     <w:uiPriority w:val="99"/>
     <w:pPr>
       <w:pBdr/>
@@ -6251,9 +7673,9 @@
       </w:tcPr>
     </w:tblStylePr>
   </w:style>
-  <w:style w:type="table" w:styleId="28">
+  <w:style w:type="table" w:styleId="742">
     <w:name w:val="Grid Table 2 - Accent 2"/>
-    <w:basedOn w:val="739"/>
+    <w:basedOn w:val="897"/>
     <w:uiPriority w:val="99"/>
     <w:pPr>
       <w:pBdr/>
@@ -6483,9 +7905,9 @@
       </w:tcPr>
     </w:tblStylePr>
   </w:style>
-  <w:style w:type="table" w:styleId="29">
+  <w:style w:type="table" w:styleId="743">
     <w:name w:val="Grid Table 2 - Accent 3"/>
-    <w:basedOn w:val="739"/>
+    <w:basedOn w:val="897"/>
     <w:uiPriority w:val="99"/>
     <w:pPr>
       <w:pBdr/>
@@ -6715,9 +8137,9 @@
       </w:tcPr>
     </w:tblStylePr>
   </w:style>
-  <w:style w:type="table" w:styleId="30">
+  <w:style w:type="table" w:styleId="744">
     <w:name w:val="Grid Table 2 - Accent 4"/>
-    <w:basedOn w:val="739"/>
+    <w:basedOn w:val="897"/>
     <w:uiPriority w:val="99"/>
     <w:pPr>
       <w:pBdr/>
@@ -6947,9 +8369,9 @@
       </w:tcPr>
     </w:tblStylePr>
   </w:style>
-  <w:style w:type="table" w:styleId="31">
+  <w:style w:type="table" w:styleId="745">
     <w:name w:val="Grid Table 2 - Accent 5"/>
-    <w:basedOn w:val="739"/>
+    <w:basedOn w:val="897"/>
     <w:uiPriority w:val="99"/>
     <w:pPr>
       <w:pBdr/>
@@ -7179,9 +8601,9 @@
       </w:tcPr>
     </w:tblStylePr>
   </w:style>
-  <w:style w:type="table" w:styleId="32">
+  <w:style w:type="table" w:styleId="746">
     <w:name w:val="Grid Table 2 - Accent 6"/>
-    <w:basedOn w:val="739"/>
+    <w:basedOn w:val="897"/>
     <w:uiPriority w:val="99"/>
     <w:pPr>
       <w:pBdr/>
@@ -7411,9 +8833,9 @@
       </w:tcPr>
     </w:tblStylePr>
   </w:style>
-  <w:style w:type="table" w:styleId="33">
+  <w:style w:type="table" w:styleId="747">
     <w:name w:val="Grid Table 3"/>
-    <w:basedOn w:val="739"/>
+    <w:basedOn w:val="897"/>
     <w:uiPriority w:val="99"/>
     <w:pPr>
       <w:pBdr/>
@@ -7512,29 +8934,6 @@
         <w:tblBorders/>
       </w:tblPr>
       <w:tcPr>
-        <w:shd w:color="ffffff"/>
-        <w:tcBorders>
-          <w:top w:val="none" w:color="000000" w:sz="4" w:space="0"/>
-          <w:left w:val="none" w:color="000000" w:sz="4" w:space="0"/>
-          <w:bottom w:val="none" w:color="000000" w:sz="4" w:space="0"/>
-          <w:right w:val="none" w:color="000000" w:sz="4" w:space="0"/>
-        </w:tcBorders>
-      </w:tcPr>
-    </w:tblStylePr>
-    <w:tblStylePr w:type="firstRow">
-      <w:rPr>
-        <w:b/>
-        <w:color w:val="404040"/>
-      </w:rPr>
-      <w:pPr>
-        <w:pBdr/>
-        <w:spacing/>
-        <w:ind/>
-      </w:pPr>
-      <w:tblPr>
-        <w:tblBorders/>
-      </w:tblPr>
-      <w:tcPr>
         <w:shd w:val="clear" w:color="ffffff"/>
         <w:tcBorders>
           <w:top w:val="none" w:color="000000" w:sz="4" w:space="0"/>
@@ -7544,30 +8943,7 @@
         </w:tcBorders>
       </w:tcPr>
     </w:tblStylePr>
-    <w:tblStylePr w:type="lastCol">
-      <w:rPr>
-        <w:i/>
-        <w:color w:val="404040"/>
-      </w:rPr>
-      <w:pPr>
-        <w:pBdr/>
-        <w:spacing/>
-        <w:ind/>
-      </w:pPr>
-      <w:tblPr>
-        <w:tblBorders/>
-      </w:tblPr>
-      <w:tcPr>
-        <w:shd w:color="ffffff"/>
-        <w:tcBorders>
-          <w:top w:val="none" w:color="000000" w:sz="4" w:space="0"/>
-          <w:left w:val="none" w:color="000000" w:sz="4" w:space="0"/>
-          <w:bottom w:val="none" w:color="000000" w:sz="4" w:space="0"/>
-          <w:right w:val="none" w:color="000000" w:sz="4" w:space="0"/>
-        </w:tcBorders>
-      </w:tcPr>
-    </w:tblStylePr>
-    <w:tblStylePr w:type="lastRow">
+    <w:tblStylePr w:type="firstRow">
       <w:rPr>
         <w:b/>
         <w:color w:val="404040"/>
@@ -7590,6 +8966,52 @@
         </w:tcBorders>
       </w:tcPr>
     </w:tblStylePr>
+    <w:tblStylePr w:type="lastCol">
+      <w:rPr>
+        <w:i/>
+        <w:color w:val="404040"/>
+      </w:rPr>
+      <w:pPr>
+        <w:pBdr/>
+        <w:spacing/>
+        <w:ind/>
+      </w:pPr>
+      <w:tblPr>
+        <w:tblBorders/>
+      </w:tblPr>
+      <w:tcPr>
+        <w:shd w:val="clear" w:color="ffffff"/>
+        <w:tcBorders>
+          <w:top w:val="none" w:color="000000" w:sz="4" w:space="0"/>
+          <w:left w:val="none" w:color="000000" w:sz="4" w:space="0"/>
+          <w:bottom w:val="none" w:color="000000" w:sz="4" w:space="0"/>
+          <w:right w:val="none" w:color="000000" w:sz="4" w:space="0"/>
+        </w:tcBorders>
+      </w:tcPr>
+    </w:tblStylePr>
+    <w:tblStylePr w:type="lastRow">
+      <w:rPr>
+        <w:b/>
+        <w:color w:val="404040"/>
+      </w:rPr>
+      <w:pPr>
+        <w:pBdr/>
+        <w:spacing/>
+        <w:ind/>
+      </w:pPr>
+      <w:tblPr>
+        <w:tblBorders/>
+      </w:tblPr>
+      <w:tcPr>
+        <w:shd w:val="clear" w:color="ffffff"/>
+        <w:tcBorders>
+          <w:top w:val="none" w:color="000000" w:sz="4" w:space="0"/>
+          <w:left w:val="none" w:color="000000" w:sz="4" w:space="0"/>
+          <w:bottom w:val="none" w:color="000000" w:sz="4" w:space="0"/>
+          <w:right w:val="none" w:color="000000" w:sz="4" w:space="0"/>
+        </w:tcBorders>
+      </w:tcPr>
+    </w:tblStylePr>
     <w:tblStylePr w:type="nwCell">
       <w:pPr>
         <w:pBdr/>
@@ -7656,9 +9078,9 @@
       </w:tcPr>
     </w:tblStylePr>
   </w:style>
-  <w:style w:type="table" w:styleId="34">
+  <w:style w:type="table" w:styleId="748">
     <w:name w:val="Grid Table 3 - Accent 1"/>
-    <w:basedOn w:val="739"/>
+    <w:basedOn w:val="897"/>
     <w:uiPriority w:val="99"/>
     <w:pPr>
       <w:pBdr/>
@@ -7757,29 +9179,6 @@
         <w:tblBorders/>
       </w:tblPr>
       <w:tcPr>
-        <w:shd w:color="ffffff"/>
-        <w:tcBorders>
-          <w:top w:val="none" w:color="000000" w:sz="4" w:space="0"/>
-          <w:left w:val="none" w:color="000000" w:sz="4" w:space="0"/>
-          <w:bottom w:val="none" w:color="000000" w:sz="4" w:space="0"/>
-          <w:right w:val="none" w:color="000000" w:sz="4" w:space="0"/>
-        </w:tcBorders>
-      </w:tcPr>
-    </w:tblStylePr>
-    <w:tblStylePr w:type="firstRow">
-      <w:rPr>
-        <w:b/>
-        <w:color w:val="404040"/>
-      </w:rPr>
-      <w:pPr>
-        <w:pBdr/>
-        <w:spacing/>
-        <w:ind/>
-      </w:pPr>
-      <w:tblPr>
-        <w:tblBorders/>
-      </w:tblPr>
-      <w:tcPr>
         <w:shd w:val="clear" w:color="ffffff"/>
         <w:tcBorders>
           <w:top w:val="none" w:color="000000" w:sz="4" w:space="0"/>
@@ -7789,30 +9188,7 @@
         </w:tcBorders>
       </w:tcPr>
     </w:tblStylePr>
-    <w:tblStylePr w:type="lastCol">
-      <w:rPr>
-        <w:i/>
-        <w:color w:val="404040"/>
-      </w:rPr>
-      <w:pPr>
-        <w:pBdr/>
-        <w:spacing/>
-        <w:ind/>
-      </w:pPr>
-      <w:tblPr>
-        <w:tblBorders/>
-      </w:tblPr>
-      <w:tcPr>
-        <w:shd w:color="ffffff"/>
-        <w:tcBorders>
-          <w:top w:val="none" w:color="000000" w:sz="4" w:space="0"/>
-          <w:left w:val="none" w:color="000000" w:sz="4" w:space="0"/>
-          <w:bottom w:val="none" w:color="000000" w:sz="4" w:space="0"/>
-          <w:right w:val="none" w:color="000000" w:sz="4" w:space="0"/>
-        </w:tcBorders>
-      </w:tcPr>
-    </w:tblStylePr>
-    <w:tblStylePr w:type="lastRow">
+    <w:tblStylePr w:type="firstRow">
       <w:rPr>
         <w:b/>
         <w:color w:val="404040"/>
@@ -7835,6 +9211,52 @@
         </w:tcBorders>
       </w:tcPr>
     </w:tblStylePr>
+    <w:tblStylePr w:type="lastCol">
+      <w:rPr>
+        <w:i/>
+        <w:color w:val="404040"/>
+      </w:rPr>
+      <w:pPr>
+        <w:pBdr/>
+        <w:spacing/>
+        <w:ind/>
+      </w:pPr>
+      <w:tblPr>
+        <w:tblBorders/>
+      </w:tblPr>
+      <w:tcPr>
+        <w:shd w:val="clear" w:color="ffffff"/>
+        <w:tcBorders>
+          <w:top w:val="none" w:color="000000" w:sz="4" w:space="0"/>
+          <w:left w:val="none" w:color="000000" w:sz="4" w:space="0"/>
+          <w:bottom w:val="none" w:color="000000" w:sz="4" w:space="0"/>
+          <w:right w:val="none" w:color="000000" w:sz="4" w:space="0"/>
+        </w:tcBorders>
+      </w:tcPr>
+    </w:tblStylePr>
+    <w:tblStylePr w:type="lastRow">
+      <w:rPr>
+        <w:b/>
+        <w:color w:val="404040"/>
+      </w:rPr>
+      <w:pPr>
+        <w:pBdr/>
+        <w:spacing/>
+        <w:ind/>
+      </w:pPr>
+      <w:tblPr>
+        <w:tblBorders/>
+      </w:tblPr>
+      <w:tcPr>
+        <w:shd w:val="clear" w:color="ffffff"/>
+        <w:tcBorders>
+          <w:top w:val="none" w:color="000000" w:sz="4" w:space="0"/>
+          <w:left w:val="none" w:color="000000" w:sz="4" w:space="0"/>
+          <w:bottom w:val="none" w:color="000000" w:sz="4" w:space="0"/>
+          <w:right w:val="none" w:color="000000" w:sz="4" w:space="0"/>
+        </w:tcBorders>
+      </w:tcPr>
+    </w:tblStylePr>
     <w:tblStylePr w:type="nwCell">
       <w:pPr>
         <w:pBdr/>
@@ -7901,9 +9323,9 @@
       </w:tcPr>
     </w:tblStylePr>
   </w:style>
-  <w:style w:type="table" w:styleId="35">
+  <w:style w:type="table" w:styleId="749">
     <w:name w:val="Grid Table 3 - Accent 2"/>
-    <w:basedOn w:val="739"/>
+    <w:basedOn w:val="897"/>
     <w:uiPriority w:val="99"/>
     <w:pPr>
       <w:pBdr/>
@@ -8002,29 +9424,6 @@
         <w:tblBorders/>
       </w:tblPr>
       <w:tcPr>
-        <w:shd w:color="ffffff"/>
-        <w:tcBorders>
-          <w:top w:val="none" w:color="000000" w:sz="4" w:space="0"/>
-          <w:left w:val="none" w:color="000000" w:sz="4" w:space="0"/>
-          <w:bottom w:val="none" w:color="000000" w:sz="4" w:space="0"/>
-          <w:right w:val="none" w:color="000000" w:sz="4" w:space="0"/>
-        </w:tcBorders>
-      </w:tcPr>
-    </w:tblStylePr>
-    <w:tblStylePr w:type="firstRow">
-      <w:rPr>
-        <w:b/>
-        <w:color w:val="404040"/>
-      </w:rPr>
-      <w:pPr>
-        <w:pBdr/>
-        <w:spacing/>
-        <w:ind/>
-      </w:pPr>
-      <w:tblPr>
-        <w:tblBorders/>
-      </w:tblPr>
-      <w:tcPr>
         <w:shd w:val="clear" w:color="ffffff"/>
         <w:tcBorders>
           <w:top w:val="none" w:color="000000" w:sz="4" w:space="0"/>
@@ -8034,30 +9433,7 @@
         </w:tcBorders>
       </w:tcPr>
     </w:tblStylePr>
-    <w:tblStylePr w:type="lastCol">
-      <w:rPr>
-        <w:i/>
-        <w:color w:val="404040"/>
-      </w:rPr>
-      <w:pPr>
-        <w:pBdr/>
-        <w:spacing/>
-        <w:ind/>
-      </w:pPr>
-      <w:tblPr>
-        <w:tblBorders/>
-      </w:tblPr>
-      <w:tcPr>
-        <w:shd w:color="ffffff"/>
-        <w:tcBorders>
-          <w:top w:val="none" w:color="000000" w:sz="4" w:space="0"/>
-          <w:left w:val="none" w:color="000000" w:sz="4" w:space="0"/>
-          <w:bottom w:val="none" w:color="000000" w:sz="4" w:space="0"/>
-          <w:right w:val="none" w:color="000000" w:sz="4" w:space="0"/>
-        </w:tcBorders>
-      </w:tcPr>
-    </w:tblStylePr>
-    <w:tblStylePr w:type="lastRow">
+    <w:tblStylePr w:type="firstRow">
       <w:rPr>
         <w:b/>
         <w:color w:val="404040"/>
@@ -8080,6 +9456,52 @@
         </w:tcBorders>
       </w:tcPr>
     </w:tblStylePr>
+    <w:tblStylePr w:type="lastCol">
+      <w:rPr>
+        <w:i/>
+        <w:color w:val="404040"/>
+      </w:rPr>
+      <w:pPr>
+        <w:pBdr/>
+        <w:spacing/>
+        <w:ind/>
+      </w:pPr>
+      <w:tblPr>
+        <w:tblBorders/>
+      </w:tblPr>
+      <w:tcPr>
+        <w:shd w:val="clear" w:color="ffffff"/>
+        <w:tcBorders>
+          <w:top w:val="none" w:color="000000" w:sz="4" w:space="0"/>
+          <w:left w:val="none" w:color="000000" w:sz="4" w:space="0"/>
+          <w:bottom w:val="none" w:color="000000" w:sz="4" w:space="0"/>
+          <w:right w:val="none" w:color="000000" w:sz="4" w:space="0"/>
+        </w:tcBorders>
+      </w:tcPr>
+    </w:tblStylePr>
+    <w:tblStylePr w:type="lastRow">
+      <w:rPr>
+        <w:b/>
+        <w:color w:val="404040"/>
+      </w:rPr>
+      <w:pPr>
+        <w:pBdr/>
+        <w:spacing/>
+        <w:ind/>
+      </w:pPr>
+      <w:tblPr>
+        <w:tblBorders/>
+      </w:tblPr>
+      <w:tcPr>
+        <w:shd w:val="clear" w:color="ffffff"/>
+        <w:tcBorders>
+          <w:top w:val="none" w:color="000000" w:sz="4" w:space="0"/>
+          <w:left w:val="none" w:color="000000" w:sz="4" w:space="0"/>
+          <w:bottom w:val="none" w:color="000000" w:sz="4" w:space="0"/>
+          <w:right w:val="none" w:color="000000" w:sz="4" w:space="0"/>
+        </w:tcBorders>
+      </w:tcPr>
+    </w:tblStylePr>
     <w:tblStylePr w:type="nwCell">
       <w:pPr>
         <w:pBdr/>
@@ -8146,9 +9568,9 @@
       </w:tcPr>
     </w:tblStylePr>
   </w:style>
-  <w:style w:type="table" w:styleId="36">
+  <w:style w:type="table" w:styleId="750">
     <w:name w:val="Grid Table 3 - Accent 3"/>
-    <w:basedOn w:val="739"/>
+    <w:basedOn w:val="897"/>
     <w:uiPriority w:val="99"/>
     <w:pPr>
       <w:pBdr/>
@@ -8247,29 +9669,6 @@
         <w:tblBorders/>
       </w:tblPr>
       <w:tcPr>
-        <w:shd w:color="ffffff"/>
-        <w:tcBorders>
-          <w:top w:val="none" w:color="000000" w:sz="4" w:space="0"/>
-          <w:left w:val="none" w:color="000000" w:sz="4" w:space="0"/>
-          <w:bottom w:val="none" w:color="000000" w:sz="4" w:space="0"/>
-          <w:right w:val="none" w:color="000000" w:sz="4" w:space="0"/>
-        </w:tcBorders>
-      </w:tcPr>
-    </w:tblStylePr>
-    <w:tblStylePr w:type="firstRow">
-      <w:rPr>
-        <w:b/>
-        <w:color w:val="404040"/>
-      </w:rPr>
-      <w:pPr>
-        <w:pBdr/>
-        <w:spacing/>
-        <w:ind/>
-      </w:pPr>
-      <w:tblPr>
-        <w:tblBorders/>
-      </w:tblPr>
-      <w:tcPr>
         <w:shd w:val="clear" w:color="ffffff"/>
         <w:tcBorders>
           <w:top w:val="none" w:color="000000" w:sz="4" w:space="0"/>
@@ -8279,30 +9678,7 @@
         </w:tcBorders>
       </w:tcPr>
     </w:tblStylePr>
-    <w:tblStylePr w:type="lastCol">
-      <w:rPr>
-        <w:i/>
-        <w:color w:val="404040"/>
-      </w:rPr>
-      <w:pPr>
-        <w:pBdr/>
-        <w:spacing/>
-        <w:ind/>
-      </w:pPr>
-      <w:tblPr>
-        <w:tblBorders/>
-      </w:tblPr>
-      <w:tcPr>
-        <w:shd w:color="ffffff"/>
-        <w:tcBorders>
-          <w:top w:val="none" w:color="000000" w:sz="4" w:space="0"/>
-          <w:left w:val="none" w:color="000000" w:sz="4" w:space="0"/>
-          <w:bottom w:val="none" w:color="000000" w:sz="4" w:space="0"/>
-          <w:right w:val="none" w:color="000000" w:sz="4" w:space="0"/>
-        </w:tcBorders>
-      </w:tcPr>
-    </w:tblStylePr>
-    <w:tblStylePr w:type="lastRow">
+    <w:tblStylePr w:type="firstRow">
       <w:rPr>
         <w:b/>
         <w:color w:val="404040"/>
@@ -8325,6 +9701,52 @@
         </w:tcBorders>
       </w:tcPr>
     </w:tblStylePr>
+    <w:tblStylePr w:type="lastCol">
+      <w:rPr>
+        <w:i/>
+        <w:color w:val="404040"/>
+      </w:rPr>
+      <w:pPr>
+        <w:pBdr/>
+        <w:spacing/>
+        <w:ind/>
+      </w:pPr>
+      <w:tblPr>
+        <w:tblBorders/>
+      </w:tblPr>
+      <w:tcPr>
+        <w:shd w:val="clear" w:color="ffffff"/>
+        <w:tcBorders>
+          <w:top w:val="none" w:color="000000" w:sz="4" w:space="0"/>
+          <w:left w:val="none" w:color="000000" w:sz="4" w:space="0"/>
+          <w:bottom w:val="none" w:color="000000" w:sz="4" w:space="0"/>
+          <w:right w:val="none" w:color="000000" w:sz="4" w:space="0"/>
+        </w:tcBorders>
+      </w:tcPr>
+    </w:tblStylePr>
+    <w:tblStylePr w:type="lastRow">
+      <w:rPr>
+        <w:b/>
+        <w:color w:val="404040"/>
+      </w:rPr>
+      <w:pPr>
+        <w:pBdr/>
+        <w:spacing/>
+        <w:ind/>
+      </w:pPr>
+      <w:tblPr>
+        <w:tblBorders/>
+      </w:tblPr>
+      <w:tcPr>
+        <w:shd w:val="clear" w:color="ffffff"/>
+        <w:tcBorders>
+          <w:top w:val="none" w:color="000000" w:sz="4" w:space="0"/>
+          <w:left w:val="none" w:color="000000" w:sz="4" w:space="0"/>
+          <w:bottom w:val="none" w:color="000000" w:sz="4" w:space="0"/>
+          <w:right w:val="none" w:color="000000" w:sz="4" w:space="0"/>
+        </w:tcBorders>
+      </w:tcPr>
+    </w:tblStylePr>
     <w:tblStylePr w:type="nwCell">
       <w:pPr>
         <w:pBdr/>
@@ -8391,9 +9813,9 @@
       </w:tcPr>
     </w:tblStylePr>
   </w:style>
-  <w:style w:type="table" w:styleId="37">
+  <w:style w:type="table" w:styleId="751">
     <w:name w:val="Grid Table 3 - Accent 4"/>
-    <w:basedOn w:val="739"/>
+    <w:basedOn w:val="897"/>
     <w:uiPriority w:val="99"/>
     <w:pPr>
       <w:pBdr/>
@@ -8492,29 +9914,6 @@
         <w:tblBorders/>
       </w:tblPr>
       <w:tcPr>
-        <w:shd w:color="ffffff"/>
-        <w:tcBorders>
-          <w:top w:val="none" w:color="000000" w:sz="4" w:space="0"/>
-          <w:left w:val="none" w:color="000000" w:sz="4" w:space="0"/>
-          <w:bottom w:val="none" w:color="000000" w:sz="4" w:space="0"/>
-          <w:right w:val="none" w:color="000000" w:sz="4" w:space="0"/>
-        </w:tcBorders>
-      </w:tcPr>
-    </w:tblStylePr>
-    <w:tblStylePr w:type="firstRow">
-      <w:rPr>
-        <w:b/>
-        <w:color w:val="404040"/>
-      </w:rPr>
-      <w:pPr>
-        <w:pBdr/>
-        <w:spacing/>
-        <w:ind/>
-      </w:pPr>
-      <w:tblPr>
-        <w:tblBorders/>
-      </w:tblPr>
-      <w:tcPr>
         <w:shd w:val="clear" w:color="ffffff"/>
         <w:tcBorders>
           <w:top w:val="none" w:color="000000" w:sz="4" w:space="0"/>
@@ -8524,30 +9923,7 @@
         </w:tcBorders>
       </w:tcPr>
     </w:tblStylePr>
-    <w:tblStylePr w:type="lastCol">
-      <w:rPr>
-        <w:i/>
-        <w:color w:val="404040"/>
-      </w:rPr>
-      <w:pPr>
-        <w:pBdr/>
-        <w:spacing/>
-        <w:ind/>
-      </w:pPr>
-      <w:tblPr>
-        <w:tblBorders/>
-      </w:tblPr>
-      <w:tcPr>
-        <w:shd w:color="ffffff"/>
-        <w:tcBorders>
-          <w:top w:val="none" w:color="000000" w:sz="4" w:space="0"/>
-          <w:left w:val="none" w:color="000000" w:sz="4" w:space="0"/>
-          <w:bottom w:val="none" w:color="000000" w:sz="4" w:space="0"/>
-          <w:right w:val="none" w:color="000000" w:sz="4" w:space="0"/>
-        </w:tcBorders>
-      </w:tcPr>
-    </w:tblStylePr>
-    <w:tblStylePr w:type="lastRow">
+    <w:tblStylePr w:type="firstRow">
       <w:rPr>
         <w:b/>
         <w:color w:val="404040"/>
@@ -8570,6 +9946,52 @@
         </w:tcBorders>
       </w:tcPr>
     </w:tblStylePr>
+    <w:tblStylePr w:type="lastCol">
+      <w:rPr>
+        <w:i/>
+        <w:color w:val="404040"/>
+      </w:rPr>
+      <w:pPr>
+        <w:pBdr/>
+        <w:spacing/>
+        <w:ind/>
+      </w:pPr>
+      <w:tblPr>
+        <w:tblBorders/>
+      </w:tblPr>
+      <w:tcPr>
+        <w:shd w:val="clear" w:color="ffffff"/>
+        <w:tcBorders>
+          <w:top w:val="none" w:color="000000" w:sz="4" w:space="0"/>
+          <w:left w:val="none" w:color="000000" w:sz="4" w:space="0"/>
+          <w:bottom w:val="none" w:color="000000" w:sz="4" w:space="0"/>
+          <w:right w:val="none" w:color="000000" w:sz="4" w:space="0"/>
+        </w:tcBorders>
+      </w:tcPr>
+    </w:tblStylePr>
+    <w:tblStylePr w:type="lastRow">
+      <w:rPr>
+        <w:b/>
+        <w:color w:val="404040"/>
+      </w:rPr>
+      <w:pPr>
+        <w:pBdr/>
+        <w:spacing/>
+        <w:ind/>
+      </w:pPr>
+      <w:tblPr>
+        <w:tblBorders/>
+      </w:tblPr>
+      <w:tcPr>
+        <w:shd w:val="clear" w:color="ffffff"/>
+        <w:tcBorders>
+          <w:top w:val="none" w:color="000000" w:sz="4" w:space="0"/>
+          <w:left w:val="none" w:color="000000" w:sz="4" w:space="0"/>
+          <w:bottom w:val="none" w:color="000000" w:sz="4" w:space="0"/>
+          <w:right w:val="none" w:color="000000" w:sz="4" w:space="0"/>
+        </w:tcBorders>
+      </w:tcPr>
+    </w:tblStylePr>
     <w:tblStylePr w:type="nwCell">
       <w:pPr>
         <w:pBdr/>
@@ -8636,9 +10058,9 @@
       </w:tcPr>
     </w:tblStylePr>
   </w:style>
-  <w:style w:type="table" w:styleId="38">
+  <w:style w:type="table" w:styleId="752">
     <w:name w:val="Grid Table 3 - Accent 5"/>
-    <w:basedOn w:val="739"/>
+    <w:basedOn w:val="897"/>
     <w:uiPriority w:val="99"/>
     <w:pPr>
       <w:pBdr/>
@@ -8737,29 +10159,6 @@
         <w:tblBorders/>
       </w:tblPr>
       <w:tcPr>
-        <w:shd w:color="ffffff"/>
-        <w:tcBorders>
-          <w:top w:val="none" w:color="000000" w:sz="4" w:space="0"/>
-          <w:left w:val="none" w:color="000000" w:sz="4" w:space="0"/>
-          <w:bottom w:val="none" w:color="000000" w:sz="4" w:space="0"/>
-          <w:right w:val="none" w:color="000000" w:sz="4" w:space="0"/>
-        </w:tcBorders>
-      </w:tcPr>
-    </w:tblStylePr>
-    <w:tblStylePr w:type="firstRow">
-      <w:rPr>
-        <w:b/>
-        <w:color w:val="404040"/>
-      </w:rPr>
-      <w:pPr>
-        <w:pBdr/>
-        <w:spacing/>
-        <w:ind/>
-      </w:pPr>
-      <w:tblPr>
-        <w:tblBorders/>
-      </w:tblPr>
-      <w:tcPr>
         <w:shd w:val="clear" w:color="ffffff"/>
         <w:tcBorders>
           <w:top w:val="none" w:color="000000" w:sz="4" w:space="0"/>
@@ -8769,30 +10168,7 @@
         </w:tcBorders>
       </w:tcPr>
     </w:tblStylePr>
-    <w:tblStylePr w:type="lastCol">
-      <w:rPr>
-        <w:i/>
-        <w:color w:val="404040"/>
-      </w:rPr>
-      <w:pPr>
-        <w:pBdr/>
-        <w:spacing/>
-        <w:ind/>
-      </w:pPr>
-      <w:tblPr>
-        <w:tblBorders/>
-      </w:tblPr>
-      <w:tcPr>
-        <w:shd w:color="ffffff"/>
-        <w:tcBorders>
-          <w:top w:val="none" w:color="000000" w:sz="4" w:space="0"/>
-          <w:left w:val="none" w:color="000000" w:sz="4" w:space="0"/>
-          <w:bottom w:val="none" w:color="000000" w:sz="4" w:space="0"/>
-          <w:right w:val="none" w:color="000000" w:sz="4" w:space="0"/>
-        </w:tcBorders>
-      </w:tcPr>
-    </w:tblStylePr>
-    <w:tblStylePr w:type="lastRow">
+    <w:tblStylePr w:type="firstRow">
       <w:rPr>
         <w:b/>
         <w:color w:val="404040"/>
@@ -8815,6 +10191,52 @@
         </w:tcBorders>
       </w:tcPr>
     </w:tblStylePr>
+    <w:tblStylePr w:type="lastCol">
+      <w:rPr>
+        <w:i/>
+        <w:color w:val="404040"/>
+      </w:rPr>
+      <w:pPr>
+        <w:pBdr/>
+        <w:spacing/>
+        <w:ind/>
+      </w:pPr>
+      <w:tblPr>
+        <w:tblBorders/>
+      </w:tblPr>
+      <w:tcPr>
+        <w:shd w:val="clear" w:color="ffffff"/>
+        <w:tcBorders>
+          <w:top w:val="none" w:color="000000" w:sz="4" w:space="0"/>
+          <w:left w:val="none" w:color="000000" w:sz="4" w:space="0"/>
+          <w:bottom w:val="none" w:color="000000" w:sz="4" w:space="0"/>
+          <w:right w:val="none" w:color="000000" w:sz="4" w:space="0"/>
+        </w:tcBorders>
+      </w:tcPr>
+    </w:tblStylePr>
+    <w:tblStylePr w:type="lastRow">
+      <w:rPr>
+        <w:b/>
+        <w:color w:val="404040"/>
+      </w:rPr>
+      <w:pPr>
+        <w:pBdr/>
+        <w:spacing/>
+        <w:ind/>
+      </w:pPr>
+      <w:tblPr>
+        <w:tblBorders/>
+      </w:tblPr>
+      <w:tcPr>
+        <w:shd w:val="clear" w:color="ffffff"/>
+        <w:tcBorders>
+          <w:top w:val="none" w:color="000000" w:sz="4" w:space="0"/>
+          <w:left w:val="none" w:color="000000" w:sz="4" w:space="0"/>
+          <w:bottom w:val="none" w:color="000000" w:sz="4" w:space="0"/>
+          <w:right w:val="none" w:color="000000" w:sz="4" w:space="0"/>
+        </w:tcBorders>
+      </w:tcPr>
+    </w:tblStylePr>
     <w:tblStylePr w:type="nwCell">
       <w:pPr>
         <w:pBdr/>
@@ -8881,9 +10303,9 @@
       </w:tcPr>
     </w:tblStylePr>
   </w:style>
-  <w:style w:type="table" w:styleId="39">
+  <w:style w:type="table" w:styleId="753">
     <w:name w:val="Grid Table 3 - Accent 6"/>
-    <w:basedOn w:val="739"/>
+    <w:basedOn w:val="897"/>
     <w:uiPriority w:val="99"/>
     <w:pPr>
       <w:pBdr/>
@@ -8982,29 +10404,6 @@
         <w:tblBorders/>
       </w:tblPr>
       <w:tcPr>
-        <w:shd w:color="ffffff"/>
-        <w:tcBorders>
-          <w:top w:val="none" w:color="000000" w:sz="4" w:space="0"/>
-          <w:left w:val="none" w:color="000000" w:sz="4" w:space="0"/>
-          <w:bottom w:val="none" w:color="000000" w:sz="4" w:space="0"/>
-          <w:right w:val="none" w:color="000000" w:sz="4" w:space="0"/>
-        </w:tcBorders>
-      </w:tcPr>
-    </w:tblStylePr>
-    <w:tblStylePr w:type="firstRow">
-      <w:rPr>
-        <w:b/>
-        <w:color w:val="404040"/>
-      </w:rPr>
-      <w:pPr>
-        <w:pBdr/>
-        <w:spacing/>
-        <w:ind/>
-      </w:pPr>
-      <w:tblPr>
-        <w:tblBorders/>
-      </w:tblPr>
-      <w:tcPr>
         <w:shd w:val="clear" w:color="ffffff"/>
         <w:tcBorders>
           <w:top w:val="none" w:color="000000" w:sz="4" w:space="0"/>
@@ -9014,30 +10413,7 @@
         </w:tcBorders>
       </w:tcPr>
     </w:tblStylePr>
-    <w:tblStylePr w:type="lastCol">
-      <w:rPr>
-        <w:i/>
-        <w:color w:val="404040"/>
-      </w:rPr>
-      <w:pPr>
-        <w:pBdr/>
-        <w:spacing/>
-        <w:ind/>
-      </w:pPr>
-      <w:tblPr>
-        <w:tblBorders/>
-      </w:tblPr>
-      <w:tcPr>
-        <w:shd w:color="ffffff"/>
-        <w:tcBorders>
-          <w:top w:val="none" w:color="000000" w:sz="4" w:space="0"/>
-          <w:left w:val="none" w:color="000000" w:sz="4" w:space="0"/>
-          <w:bottom w:val="none" w:color="000000" w:sz="4" w:space="0"/>
-          <w:right w:val="none" w:color="000000" w:sz="4" w:space="0"/>
-        </w:tcBorders>
-      </w:tcPr>
-    </w:tblStylePr>
-    <w:tblStylePr w:type="lastRow">
+    <w:tblStylePr w:type="firstRow">
       <w:rPr>
         <w:b/>
         <w:color w:val="404040"/>
@@ -9060,6 +10436,52 @@
         </w:tcBorders>
       </w:tcPr>
     </w:tblStylePr>
+    <w:tblStylePr w:type="lastCol">
+      <w:rPr>
+        <w:i/>
+        <w:color w:val="404040"/>
+      </w:rPr>
+      <w:pPr>
+        <w:pBdr/>
+        <w:spacing/>
+        <w:ind/>
+      </w:pPr>
+      <w:tblPr>
+        <w:tblBorders/>
+      </w:tblPr>
+      <w:tcPr>
+        <w:shd w:val="clear" w:color="ffffff"/>
+        <w:tcBorders>
+          <w:top w:val="none" w:color="000000" w:sz="4" w:space="0"/>
+          <w:left w:val="none" w:color="000000" w:sz="4" w:space="0"/>
+          <w:bottom w:val="none" w:color="000000" w:sz="4" w:space="0"/>
+          <w:right w:val="none" w:color="000000" w:sz="4" w:space="0"/>
+        </w:tcBorders>
+      </w:tcPr>
+    </w:tblStylePr>
+    <w:tblStylePr w:type="lastRow">
+      <w:rPr>
+        <w:b/>
+        <w:color w:val="404040"/>
+      </w:rPr>
+      <w:pPr>
+        <w:pBdr/>
+        <w:spacing/>
+        <w:ind/>
+      </w:pPr>
+      <w:tblPr>
+        <w:tblBorders/>
+      </w:tblPr>
+      <w:tcPr>
+        <w:shd w:val="clear" w:color="ffffff"/>
+        <w:tcBorders>
+          <w:top w:val="none" w:color="000000" w:sz="4" w:space="0"/>
+          <w:left w:val="none" w:color="000000" w:sz="4" w:space="0"/>
+          <w:bottom w:val="none" w:color="000000" w:sz="4" w:space="0"/>
+          <w:right w:val="none" w:color="000000" w:sz="4" w:space="0"/>
+        </w:tcBorders>
+      </w:tcPr>
+    </w:tblStylePr>
     <w:tblStylePr w:type="nwCell">
       <w:pPr>
         <w:pBdr/>
@@ -9126,9 +10548,9 @@
       </w:tcPr>
     </w:tblStylePr>
   </w:style>
-  <w:style w:type="table" w:styleId="40">
+  <w:style w:type="table" w:styleId="754">
     <w:name w:val="Grid Table 4"/>
-    <w:basedOn w:val="739"/>
+    <w:basedOn w:val="897"/>
     <w:uiPriority w:val="59"/>
     <w:pPr>
       <w:pBdr/>
@@ -9359,9 +10781,9 @@
       </w:tcPr>
     </w:tblStylePr>
   </w:style>
-  <w:style w:type="table" w:styleId="41">
+  <w:style w:type="table" w:styleId="755">
     <w:name w:val="Grid Table 4 - Accent 1"/>
-    <w:basedOn w:val="739"/>
+    <w:basedOn w:val="897"/>
     <w:uiPriority w:val="59"/>
     <w:pPr>
       <w:pBdr/>
@@ -9592,9 +11014,9 @@
       </w:tcPr>
     </w:tblStylePr>
   </w:style>
-  <w:style w:type="table" w:styleId="42">
+  <w:style w:type="table" w:styleId="756">
     <w:name w:val="Grid Table 4 - Accent 2"/>
-    <w:basedOn w:val="739"/>
+    <w:basedOn w:val="897"/>
     <w:uiPriority w:val="59"/>
     <w:pPr>
       <w:pBdr/>
@@ -9825,9 +11247,9 @@
       </w:tcPr>
     </w:tblStylePr>
   </w:style>
-  <w:style w:type="table" w:styleId="43">
+  <w:style w:type="table" w:styleId="757">
     <w:name w:val="Grid Table 4 - Accent 3"/>
-    <w:basedOn w:val="739"/>
+    <w:basedOn w:val="897"/>
     <w:uiPriority w:val="59"/>
     <w:pPr>
       <w:pBdr/>
@@ -10058,9 +11480,9 @@
       </w:tcPr>
     </w:tblStylePr>
   </w:style>
-  <w:style w:type="table" w:styleId="44">
+  <w:style w:type="table" w:styleId="758">
     <w:name w:val="Grid Table 4 - Accent 4"/>
-    <w:basedOn w:val="739"/>
+    <w:basedOn w:val="897"/>
     <w:uiPriority w:val="59"/>
     <w:pPr>
       <w:pBdr/>
@@ -10291,9 +11713,9 @@
       </w:tcPr>
     </w:tblStylePr>
   </w:style>
-  <w:style w:type="table" w:styleId="45">
+  <w:style w:type="table" w:styleId="759">
     <w:name w:val="Grid Table 4 - Accent 5"/>
-    <w:basedOn w:val="739"/>
+    <w:basedOn w:val="897"/>
     <w:uiPriority w:val="59"/>
     <w:pPr>
       <w:pBdr/>
@@ -10524,9 +11946,9 @@
       </w:tcPr>
     </w:tblStylePr>
   </w:style>
-  <w:style w:type="table" w:styleId="46">
+  <w:style w:type="table" w:styleId="760">
     <w:name w:val="Grid Table 4 - Accent 6"/>
-    <w:basedOn w:val="739"/>
+    <w:basedOn w:val="897"/>
     <w:uiPriority w:val="59"/>
     <w:pPr>
       <w:pBdr/>
@@ -10757,9 +12179,9 @@
       </w:tcPr>
     </w:tblStylePr>
   </w:style>
-  <w:style w:type="table" w:styleId="47">
+  <w:style w:type="table" w:styleId="761">
     <w:name w:val="Grid Table 5 Dark"/>
-    <w:basedOn w:val="739"/>
+    <w:basedOn w:val="897"/>
     <w:uiPriority w:val="99"/>
     <w:pPr>
       <w:pBdr/>
@@ -10985,9 +12407,9 @@
       </w:tcPr>
     </w:tblStylePr>
   </w:style>
-  <w:style w:type="table" w:styleId="48">
+  <w:style w:type="table" w:styleId="762">
     <w:name w:val="Grid Table 5 Dark- Accent 1"/>
-    <w:basedOn w:val="739"/>
+    <w:basedOn w:val="897"/>
     <w:uiPriority w:val="99"/>
     <w:pPr>
       <w:pBdr/>
@@ -11213,9 +12635,9 @@
       </w:tcPr>
     </w:tblStylePr>
   </w:style>
-  <w:style w:type="table" w:styleId="49">
+  <w:style w:type="table" w:styleId="763">
     <w:name w:val="Grid Table 5 Dark - Accent 2"/>
-    <w:basedOn w:val="739"/>
+    <w:basedOn w:val="897"/>
     <w:uiPriority w:val="99"/>
     <w:pPr>
       <w:pBdr/>
@@ -11441,9 +12863,9 @@
       </w:tcPr>
     </w:tblStylePr>
   </w:style>
-  <w:style w:type="table" w:styleId="50">
+  <w:style w:type="table" w:styleId="764">
     <w:name w:val="Grid Table 5 Dark - Accent 3"/>
-    <w:basedOn w:val="739"/>
+    <w:basedOn w:val="897"/>
     <w:uiPriority w:val="99"/>
     <w:pPr>
       <w:pBdr/>
@@ -11669,9 +13091,9 @@
       </w:tcPr>
     </w:tblStylePr>
   </w:style>
-  <w:style w:type="table" w:styleId="51">
+  <w:style w:type="table" w:styleId="765">
     <w:name w:val="Grid Table 5 Dark- Accent 4"/>
-    <w:basedOn w:val="739"/>
+    <w:basedOn w:val="897"/>
     <w:uiPriority w:val="99"/>
     <w:pPr>
       <w:pBdr/>
@@ -11897,9 +13319,9 @@
       </w:tcPr>
     </w:tblStylePr>
   </w:style>
-  <w:style w:type="table" w:styleId="52">
+  <w:style w:type="table" w:styleId="766">
     <w:name w:val="Grid Table 5 Dark - Accent 5"/>
-    <w:basedOn w:val="739"/>
+    <w:basedOn w:val="897"/>
     <w:uiPriority w:val="99"/>
     <w:pPr>
       <w:pBdr/>
@@ -12125,9 +13547,9 @@
       </w:tcPr>
     </w:tblStylePr>
   </w:style>
-  <w:style w:type="table" w:styleId="53">
+  <w:style w:type="table" w:styleId="767">
     <w:name w:val="Grid Table 5 Dark - Accent 6"/>
-    <w:basedOn w:val="739"/>
+    <w:basedOn w:val="897"/>
     <w:uiPriority w:val="99"/>
     <w:pPr>
       <w:pBdr/>
@@ -12353,9 +13775,9 @@
       </w:tcPr>
     </w:tblStylePr>
   </w:style>
-  <w:style w:type="table" w:styleId="54">
+  <w:style w:type="table" w:styleId="768">
     <w:name w:val="Grid Table 6 Colorful"/>
-    <w:basedOn w:val="739"/>
+    <w:basedOn w:val="897"/>
     <w:uiPriority w:val="99"/>
     <w:pPr>
       <w:pBdr/>
@@ -12583,9 +14005,9 @@
       </w:tcPr>
     </w:tblStylePr>
   </w:style>
-  <w:style w:type="table" w:styleId="55">
+  <w:style w:type="table" w:styleId="769">
     <w:name w:val="Grid Table 6 Colorful - Accent 1"/>
-    <w:basedOn w:val="739"/>
+    <w:basedOn w:val="897"/>
     <w:uiPriority w:val="99"/>
     <w:pPr>
       <w:pBdr/>
@@ -12813,9 +14235,9 @@
       </w:tcPr>
     </w:tblStylePr>
   </w:style>
-  <w:style w:type="table" w:styleId="56">
+  <w:style w:type="table" w:styleId="770">
     <w:name w:val="Grid Table 6 Colorful - Accent 2"/>
-    <w:basedOn w:val="739"/>
+    <w:basedOn w:val="897"/>
     <w:uiPriority w:val="99"/>
     <w:pPr>
       <w:pBdr/>
@@ -13043,9 +14465,9 @@
       </w:tcPr>
     </w:tblStylePr>
   </w:style>
-  <w:style w:type="table" w:styleId="57">
+  <w:style w:type="table" w:styleId="771">
     <w:name w:val="Grid Table 6 Colorful - Accent 3"/>
-    <w:basedOn w:val="739"/>
+    <w:basedOn w:val="897"/>
     <w:uiPriority w:val="99"/>
     <w:pPr>
       <w:pBdr/>
@@ -13273,9 +14695,9 @@
       </w:tcPr>
     </w:tblStylePr>
   </w:style>
-  <w:style w:type="table" w:styleId="58">
+  <w:style w:type="table" w:styleId="772">
     <w:name w:val="Grid Table 6 Colorful - Accent 4"/>
-    <w:basedOn w:val="739"/>
+    <w:basedOn w:val="897"/>
     <w:uiPriority w:val="99"/>
     <w:pPr>
       <w:pBdr/>
@@ -13503,9 +14925,9 @@
       </w:tcPr>
     </w:tblStylePr>
   </w:style>
-  <w:style w:type="table" w:styleId="59">
+  <w:style w:type="table" w:styleId="773">
     <w:name w:val="Grid Table 6 Colorful - Accent 5"/>
-    <w:basedOn w:val="739"/>
+    <w:basedOn w:val="897"/>
     <w:uiPriority w:val="99"/>
     <w:pPr>
       <w:pBdr/>
@@ -13733,9 +15155,9 @@
       </w:tcPr>
     </w:tblStylePr>
   </w:style>
-  <w:style w:type="table" w:styleId="60">
+  <w:style w:type="table" w:styleId="774">
     <w:name w:val="Grid Table 6 Colorful - Accent 6"/>
-    <w:basedOn w:val="739"/>
+    <w:basedOn w:val="897"/>
     <w:uiPriority w:val="99"/>
     <w:pPr>
       <w:pBdr/>
@@ -13963,9 +15385,9 @@
       </w:tcPr>
     </w:tblStylePr>
   </w:style>
-  <w:style w:type="table" w:styleId="61">
+  <w:style w:type="table" w:styleId="775">
     <w:name w:val="Grid Table 7 Colorful"/>
-    <w:basedOn w:val="739"/>
+    <w:basedOn w:val="897"/>
     <w:uiPriority w:val="99"/>
     <w:pPr>
       <w:pBdr/>
@@ -14067,11 +15489,11 @@
         <w:tblBorders/>
       </w:tblPr>
       <w:tcPr>
-        <w:shd w:color="ffffff"/>
+        <w:shd w:val="clear" w:color="ffffff"/>
         <w:tcBorders>
-          <w:top w:val="none"/>
-          <w:left w:val="none"/>
-          <w:bottom w:val="none"/>
+          <w:top w:val="none" w:color="000000" w:sz="4" w:space="0"/>
+          <w:left w:val="none" w:color="000000" w:sz="4" w:space="0"/>
+          <w:bottom w:val="none" w:color="000000" w:sz="4" w:space="0"/>
           <w:right w:val="single" w:color="000000" w:themeColor="text1" w:themeTint="80" w:sz="4" w:space="0"/>
         </w:tcBorders>
       </w:tcPr>
@@ -14094,10 +15516,10 @@
       <w:tcPr>
         <w:shd w:val="clear" w:color="ffffff" w:themeColor="light1" w:fill="ffffff" w:themeFill="light1"/>
         <w:tcBorders>
-          <w:top w:val="none"/>
-          <w:left w:val="none"/>
+          <w:top w:val="none" w:color="000000" w:sz="4" w:space="0"/>
+          <w:left w:val="none" w:color="000000" w:sz="4" w:space="0"/>
           <w:bottom w:val="single" w:color="000000" w:themeColor="text1" w:themeTint="80" w:sz="4" w:space="0"/>
-          <w:right w:val="none"/>
+          <w:right w:val="none" w:color="000000" w:sz="4" w:space="0"/>
         </w:tcBorders>
       </w:tcPr>
     </w:tblStylePr>
@@ -14117,12 +15539,12 @@
         <w:tblBorders/>
       </w:tblPr>
       <w:tcPr>
-        <w:shd w:color="ffffff"/>
+        <w:shd w:val="clear" w:color="ffffff"/>
         <w:tcBorders>
-          <w:top w:val="none"/>
+          <w:top w:val="none" w:color="000000" w:sz="4" w:space="0"/>
           <w:left w:val="single" w:color="000000" w:themeColor="text1" w:themeTint="80" w:sz="4" w:space="0"/>
-          <w:bottom w:val="none"/>
-          <w:right w:val="none"/>
+          <w:bottom w:val="none" w:color="000000" w:sz="4" w:space="0"/>
+          <w:right w:val="none" w:color="000000" w:sz="4" w:space="0"/>
         </w:tcBorders>
       </w:tcPr>
     </w:tblStylePr>
@@ -14145,9 +15567,9 @@
         <w:shd w:val="clear" w:color="ffffff" w:themeColor="light1" w:fill="ffffff" w:themeFill="light1"/>
         <w:tcBorders>
           <w:top w:val="single" w:color="000000" w:themeColor="text1" w:themeTint="80" w:sz="4" w:space="0"/>
-          <w:left w:val="none"/>
-          <w:bottom w:val="none"/>
-          <w:right w:val="none"/>
+          <w:left w:val="none" w:color="000000" w:sz="4" w:space="0"/>
+          <w:bottom w:val="none" w:color="000000" w:sz="4" w:space="0"/>
+          <w:right w:val="none" w:color="000000" w:sz="4" w:space="0"/>
         </w:tcBorders>
       </w:tcPr>
     </w:tblStylePr>
@@ -14217,9 +15639,9 @@
       </w:tcPr>
     </w:tblStylePr>
   </w:style>
-  <w:style w:type="table" w:styleId="62">
+  <w:style w:type="table" w:styleId="776">
     <w:name w:val="Grid Table 7 Colorful - Accent 1"/>
-    <w:basedOn w:val="739"/>
+    <w:basedOn w:val="897"/>
     <w:uiPriority w:val="99"/>
     <w:pPr>
       <w:pBdr/>
@@ -14321,11 +15743,11 @@
         <w:tblBorders/>
       </w:tblPr>
       <w:tcPr>
-        <w:shd w:color="ffffff"/>
+        <w:shd w:val="clear" w:color="ffffff"/>
         <w:tcBorders>
-          <w:top w:val="none"/>
-          <w:left w:val="none"/>
-          <w:bottom w:val="none"/>
+          <w:top w:val="none" w:color="000000" w:sz="4" w:space="0"/>
+          <w:left w:val="none" w:color="000000" w:sz="4" w:space="0"/>
+          <w:bottom w:val="none" w:color="000000" w:sz="4" w:space="0"/>
           <w:right w:val="single" w:color="000000" w:themeColor="accent1" w:themeTint="80" w:sz="4" w:space="0"/>
         </w:tcBorders>
       </w:tcPr>
@@ -14348,10 +15770,10 @@
       <w:tcPr>
         <w:shd w:val="clear" w:color="ffffff" w:themeColor="light1" w:fill="ffffff" w:themeFill="light1"/>
         <w:tcBorders>
-          <w:top w:val="none"/>
-          <w:left w:val="none"/>
+          <w:top w:val="none" w:color="000000" w:sz="4" w:space="0"/>
+          <w:left w:val="none" w:color="000000" w:sz="4" w:space="0"/>
           <w:bottom w:val="single" w:color="000000" w:themeColor="accent1" w:themeTint="80" w:sz="4" w:space="0"/>
-          <w:right w:val="none"/>
+          <w:right w:val="none" w:color="000000" w:sz="4" w:space="0"/>
         </w:tcBorders>
       </w:tcPr>
     </w:tblStylePr>
@@ -14371,12 +15793,12 @@
         <w:tblBorders/>
       </w:tblPr>
       <w:tcPr>
-        <w:shd w:color="ffffff"/>
+        <w:shd w:val="clear" w:color="ffffff"/>
         <w:tcBorders>
-          <w:top w:val="none"/>
+          <w:top w:val="none" w:color="000000" w:sz="4" w:space="0"/>
           <w:left w:val="single" w:color="000000" w:themeColor="accent1" w:themeTint="80" w:sz="4" w:space="0"/>
-          <w:bottom w:val="none"/>
-          <w:right w:val="none"/>
+          <w:bottom w:val="none" w:color="000000" w:sz="4" w:space="0"/>
+          <w:right w:val="none" w:color="000000" w:sz="4" w:space="0"/>
         </w:tcBorders>
       </w:tcPr>
     </w:tblStylePr>
@@ -14399,9 +15821,9 @@
         <w:shd w:val="clear" w:color="ffffff" w:themeColor="light1" w:fill="ffffff" w:themeFill="light1"/>
         <w:tcBorders>
           <w:top w:val="single" w:color="000000" w:themeColor="accent1" w:themeTint="80" w:sz="4" w:space="0"/>
-          <w:left w:val="none"/>
-          <w:bottom w:val="none"/>
-          <w:right w:val="none"/>
+          <w:left w:val="none" w:color="000000" w:sz="4" w:space="0"/>
+          <w:bottom w:val="none" w:color="000000" w:sz="4" w:space="0"/>
+          <w:right w:val="none" w:color="000000" w:sz="4" w:space="0"/>
         </w:tcBorders>
       </w:tcPr>
     </w:tblStylePr>
@@ -14471,9 +15893,9 @@
       </w:tcPr>
     </w:tblStylePr>
   </w:style>
-  <w:style w:type="table" w:styleId="63">
+  <w:style w:type="table" w:styleId="777">
     <w:name w:val="Grid Table 7 Colorful - Accent 2"/>
-    <w:basedOn w:val="739"/>
+    <w:basedOn w:val="897"/>
     <w:uiPriority w:val="99"/>
     <w:pPr>
       <w:pBdr/>
@@ -14575,11 +15997,11 @@
         <w:tblBorders/>
       </w:tblPr>
       <w:tcPr>
-        <w:shd w:color="ffffff"/>
+        <w:shd w:val="clear" w:color="ffffff"/>
         <w:tcBorders>
-          <w:top w:val="none"/>
-          <w:left w:val="none"/>
-          <w:bottom w:val="none"/>
+          <w:top w:val="none" w:color="000000" w:sz="4" w:space="0"/>
+          <w:left w:val="none" w:color="000000" w:sz="4" w:space="0"/>
+          <w:bottom w:val="none" w:color="000000" w:sz="4" w:space="0"/>
           <w:right w:val="single" w:color="000000" w:themeColor="accent2" w:themeTint="97" w:sz="4" w:space="0"/>
         </w:tcBorders>
       </w:tcPr>
@@ -14602,10 +16024,10 @@
       <w:tcPr>
         <w:shd w:val="clear" w:color="ffffff" w:themeColor="light1" w:fill="ffffff" w:themeFill="light1"/>
         <w:tcBorders>
-          <w:top w:val="none"/>
-          <w:left w:val="none"/>
+          <w:top w:val="none" w:color="000000" w:sz="4" w:space="0"/>
+          <w:left w:val="none" w:color="000000" w:sz="4" w:space="0"/>
           <w:bottom w:val="single" w:color="000000" w:themeColor="accent2" w:themeTint="97" w:sz="4" w:space="0"/>
-          <w:right w:val="none"/>
+          <w:right w:val="none" w:color="000000" w:sz="4" w:space="0"/>
         </w:tcBorders>
       </w:tcPr>
     </w:tblStylePr>
@@ -14625,12 +16047,12 @@
         <w:tblBorders/>
       </w:tblPr>
       <w:tcPr>
-        <w:shd w:color="ffffff"/>
+        <w:shd w:val="clear" w:color="ffffff"/>
         <w:tcBorders>
-          <w:top w:val="none"/>
+          <w:top w:val="none" w:color="000000" w:sz="4" w:space="0"/>
           <w:left w:val="single" w:color="000000" w:themeColor="accent2" w:themeTint="97" w:sz="4" w:space="0"/>
-          <w:bottom w:val="none"/>
-          <w:right w:val="none"/>
+          <w:bottom w:val="none" w:color="000000" w:sz="4" w:space="0"/>
+          <w:right w:val="none" w:color="000000" w:sz="4" w:space="0"/>
         </w:tcBorders>
       </w:tcPr>
     </w:tblStylePr>
@@ -14653,9 +16075,9 @@
         <w:shd w:val="clear" w:color="ffffff" w:themeColor="light1" w:fill="ffffff" w:themeFill="light1"/>
         <w:tcBorders>
           <w:top w:val="single" w:color="000000" w:themeColor="accent2" w:themeTint="97" w:sz="4" w:space="0"/>
-          <w:left w:val="none"/>
-          <w:bottom w:val="none"/>
-          <w:right w:val="none"/>
+          <w:left w:val="none" w:color="000000" w:sz="4" w:space="0"/>
+          <w:bottom w:val="none" w:color="000000" w:sz="4" w:space="0"/>
+          <w:right w:val="none" w:color="000000" w:sz="4" w:space="0"/>
         </w:tcBorders>
       </w:tcPr>
     </w:tblStylePr>
@@ -14725,9 +16147,9 @@
       </w:tcPr>
     </w:tblStylePr>
   </w:style>
-  <w:style w:type="table" w:styleId="64">
+  <w:style w:type="table" w:styleId="778">
     <w:name w:val="Grid Table 7 Colorful - Accent 3"/>
-    <w:basedOn w:val="739"/>
+    <w:basedOn w:val="897"/>
     <w:uiPriority w:val="99"/>
     <w:pPr>
       <w:pBdr/>
@@ -14829,11 +16251,11 @@
         <w:tblBorders/>
       </w:tblPr>
       <w:tcPr>
-        <w:shd w:color="ffffff"/>
+        <w:shd w:val="clear" w:color="ffffff"/>
         <w:tcBorders>
-          <w:top w:val="none"/>
-          <w:left w:val="none"/>
-          <w:bottom w:val="none"/>
+          <w:top w:val="none" w:color="000000" w:sz="4" w:space="0"/>
+          <w:left w:val="none" w:color="000000" w:sz="4" w:space="0"/>
+          <w:bottom w:val="none" w:color="000000" w:sz="4" w:space="0"/>
           <w:right w:val="single" w:color="000000" w:themeColor="accent3" w:themeTint="FE" w:sz="4" w:space="0"/>
         </w:tcBorders>
       </w:tcPr>
@@ -14856,10 +16278,10 @@
       <w:tcPr>
         <w:shd w:val="clear" w:color="ffffff" w:themeColor="light1" w:fill="ffffff" w:themeFill="light1"/>
         <w:tcBorders>
-          <w:top w:val="none"/>
-          <w:left w:val="none"/>
+          <w:top w:val="none" w:color="000000" w:sz="4" w:space="0"/>
+          <w:left w:val="none" w:color="000000" w:sz="4" w:space="0"/>
           <w:bottom w:val="single" w:color="000000" w:themeColor="accent3" w:themeTint="FE" w:sz="4" w:space="0"/>
-          <w:right w:val="none"/>
+          <w:right w:val="none" w:color="000000" w:sz="4" w:space="0"/>
         </w:tcBorders>
       </w:tcPr>
     </w:tblStylePr>
@@ -14879,12 +16301,12 @@
         <w:tblBorders/>
       </w:tblPr>
       <w:tcPr>
-        <w:shd w:color="ffffff"/>
+        <w:shd w:val="clear" w:color="ffffff"/>
         <w:tcBorders>
-          <w:top w:val="none"/>
+          <w:top w:val="none" w:color="000000" w:sz="4" w:space="0"/>
           <w:left w:val="single" w:color="000000" w:themeColor="accent3" w:themeTint="FE" w:sz="4" w:space="0"/>
-          <w:bottom w:val="none"/>
-          <w:right w:val="none"/>
+          <w:bottom w:val="none" w:color="000000" w:sz="4" w:space="0"/>
+          <w:right w:val="none" w:color="000000" w:sz="4" w:space="0"/>
         </w:tcBorders>
       </w:tcPr>
     </w:tblStylePr>
@@ -14907,9 +16329,9 @@
         <w:shd w:val="clear" w:color="ffffff" w:themeColor="light1" w:fill="ffffff" w:themeFill="light1"/>
         <w:tcBorders>
           <w:top w:val="single" w:color="000000" w:themeColor="accent3" w:themeTint="FE" w:sz="4" w:space="0"/>
-          <w:left w:val="none"/>
-          <w:bottom w:val="none"/>
-          <w:right w:val="none"/>
+          <w:left w:val="none" w:color="000000" w:sz="4" w:space="0"/>
+          <w:bottom w:val="none" w:color="000000" w:sz="4" w:space="0"/>
+          <w:right w:val="none" w:color="000000" w:sz="4" w:space="0"/>
         </w:tcBorders>
       </w:tcPr>
     </w:tblStylePr>
@@ -14979,9 +16401,9 @@
       </w:tcPr>
     </w:tblStylePr>
   </w:style>
-  <w:style w:type="table" w:styleId="65">
+  <w:style w:type="table" w:styleId="779">
     <w:name w:val="Grid Table 7 Colorful - Accent 4"/>
-    <w:basedOn w:val="739"/>
+    <w:basedOn w:val="897"/>
     <w:uiPriority w:val="99"/>
     <w:pPr>
       <w:pBdr/>
@@ -15083,11 +16505,11 @@
         <w:tblBorders/>
       </w:tblPr>
       <w:tcPr>
-        <w:shd w:color="ffffff"/>
+        <w:shd w:val="clear" w:color="ffffff"/>
         <w:tcBorders>
-          <w:top w:val="none"/>
-          <w:left w:val="none"/>
-          <w:bottom w:val="none"/>
+          <w:top w:val="none" w:color="000000" w:sz="4" w:space="0"/>
+          <w:left w:val="none" w:color="000000" w:sz="4" w:space="0"/>
+          <w:bottom w:val="none" w:color="000000" w:sz="4" w:space="0"/>
           <w:right w:val="single" w:color="000000" w:themeColor="accent4" w:themeTint="9A" w:sz="4" w:space="0"/>
         </w:tcBorders>
       </w:tcPr>
@@ -15110,10 +16532,10 @@
       <w:tcPr>
         <w:shd w:val="clear" w:color="ffffff" w:themeColor="light1" w:fill="ffffff" w:themeFill="light1"/>
         <w:tcBorders>
-          <w:top w:val="none"/>
-          <w:left w:val="none"/>
+          <w:top w:val="none" w:color="000000" w:sz="4" w:space="0"/>
+          <w:left w:val="none" w:color="000000" w:sz="4" w:space="0"/>
           <w:bottom w:val="single" w:color="000000" w:themeColor="accent4" w:themeTint="9A" w:sz="4" w:space="0"/>
-          <w:right w:val="none"/>
+          <w:right w:val="none" w:color="000000" w:sz="4" w:space="0"/>
         </w:tcBorders>
       </w:tcPr>
     </w:tblStylePr>
@@ -15133,12 +16555,12 @@
         <w:tblBorders/>
       </w:tblPr>
       <w:tcPr>
-        <w:shd w:color="ffffff"/>
+        <w:shd w:val="clear" w:color="ffffff"/>
         <w:tcBorders>
-          <w:top w:val="none"/>
+          <w:top w:val="none" w:color="000000" w:sz="4" w:space="0"/>
           <w:left w:val="single" w:color="000000" w:themeColor="accent4" w:themeTint="9A" w:sz="4" w:space="0"/>
-          <w:bottom w:val="none"/>
-          <w:right w:val="none"/>
+          <w:bottom w:val="none" w:color="000000" w:sz="4" w:space="0"/>
+          <w:right w:val="none" w:color="000000" w:sz="4" w:space="0"/>
         </w:tcBorders>
       </w:tcPr>
     </w:tblStylePr>
@@ -15161,9 +16583,9 @@
         <w:shd w:val="clear" w:color="ffffff" w:themeColor="light1" w:fill="ffffff" w:themeFill="light1"/>
         <w:tcBorders>
           <w:top w:val="single" w:color="000000" w:themeColor="accent4" w:themeTint="9A" w:sz="4" w:space="0"/>
-          <w:left w:val="none"/>
-          <w:bottom w:val="none"/>
-          <w:right w:val="none"/>
+          <w:left w:val="none" w:color="000000" w:sz="4" w:space="0"/>
+          <w:bottom w:val="none" w:color="000000" w:sz="4" w:space="0"/>
+          <w:right w:val="none" w:color="000000" w:sz="4" w:space="0"/>
         </w:tcBorders>
       </w:tcPr>
     </w:tblStylePr>
@@ -15233,9 +16655,9 @@
       </w:tcPr>
     </w:tblStylePr>
   </w:style>
-  <w:style w:type="table" w:styleId="66">
+  <w:style w:type="table" w:styleId="780">
     <w:name w:val="Grid Table 7 Colorful - Accent 5"/>
-    <w:basedOn w:val="739"/>
+    <w:basedOn w:val="897"/>
     <w:uiPriority w:val="99"/>
     <w:pPr>
       <w:pBdr/>
@@ -15337,11 +16759,11 @@
         <w:tblBorders/>
       </w:tblPr>
       <w:tcPr>
-        <w:shd w:color="ffffff"/>
+        <w:shd w:val="clear" w:color="ffffff"/>
         <w:tcBorders>
-          <w:top w:val="none"/>
-          <w:left w:val="none"/>
-          <w:bottom w:val="none"/>
+          <w:top w:val="none" w:color="000000" w:sz="4" w:space="0"/>
+          <w:left w:val="none" w:color="000000" w:sz="4" w:space="0"/>
+          <w:bottom w:val="none" w:color="000000" w:sz="4" w:space="0"/>
           <w:right w:val="single" w:color="000000" w:themeColor="accent5" w:themeTint="90" w:sz="4" w:space="0"/>
         </w:tcBorders>
       </w:tcPr>
@@ -15364,10 +16786,10 @@
       <w:tcPr>
         <w:shd w:val="clear" w:color="ffffff" w:themeColor="light1" w:fill="ffffff" w:themeFill="light1"/>
         <w:tcBorders>
-          <w:top w:val="none"/>
-          <w:left w:val="none"/>
+          <w:top w:val="none" w:color="000000" w:sz="4" w:space="0"/>
+          <w:left w:val="none" w:color="000000" w:sz="4" w:space="0"/>
           <w:bottom w:val="single" w:color="000000" w:themeColor="accent5" w:themeTint="90" w:sz="4" w:space="0"/>
-          <w:right w:val="none"/>
+          <w:right w:val="none" w:color="000000" w:sz="4" w:space="0"/>
         </w:tcBorders>
       </w:tcPr>
     </w:tblStylePr>
@@ -15387,12 +16809,12 @@
         <w:tblBorders/>
       </w:tblPr>
       <w:tcPr>
-        <w:shd w:color="ffffff"/>
+        <w:shd w:val="clear" w:color="ffffff"/>
         <w:tcBorders>
-          <w:top w:val="none"/>
+          <w:top w:val="none" w:color="000000" w:sz="4" w:space="0"/>
           <w:left w:val="single" w:color="000000" w:themeColor="accent5" w:themeTint="90" w:sz="4" w:space="0"/>
-          <w:bottom w:val="none"/>
-          <w:right w:val="none"/>
+          <w:bottom w:val="none" w:color="000000" w:sz="4" w:space="0"/>
+          <w:right w:val="none" w:color="000000" w:sz="4" w:space="0"/>
         </w:tcBorders>
       </w:tcPr>
     </w:tblStylePr>
@@ -15415,9 +16837,9 @@
         <w:shd w:val="clear" w:color="ffffff" w:themeColor="light1" w:fill="ffffff" w:themeFill="light1"/>
         <w:tcBorders>
           <w:top w:val="single" w:color="000000" w:themeColor="accent5" w:themeTint="90" w:sz="4" w:space="0"/>
-          <w:left w:val="none"/>
-          <w:bottom w:val="none"/>
-          <w:right w:val="none"/>
+          <w:left w:val="none" w:color="000000" w:sz="4" w:space="0"/>
+          <w:bottom w:val="none" w:color="000000" w:sz="4" w:space="0"/>
+          <w:right w:val="none" w:color="000000" w:sz="4" w:space="0"/>
         </w:tcBorders>
       </w:tcPr>
     </w:tblStylePr>
@@ -15487,9 +16909,9 @@
       </w:tcPr>
     </w:tblStylePr>
   </w:style>
-  <w:style w:type="table" w:styleId="67">
+  <w:style w:type="table" w:styleId="781">
     <w:name w:val="Grid Table 7 Colorful - Accent 6"/>
-    <w:basedOn w:val="739"/>
+    <w:basedOn w:val="897"/>
     <w:uiPriority w:val="99"/>
     <w:pPr>
       <w:pBdr/>
@@ -15591,11 +17013,11 @@
         <w:tblBorders/>
       </w:tblPr>
       <w:tcPr>
-        <w:shd w:color="ffffff"/>
+        <w:shd w:val="clear" w:color="ffffff"/>
         <w:tcBorders>
-          <w:top w:val="none"/>
-          <w:left w:val="none"/>
-          <w:bottom w:val="none"/>
+          <w:top w:val="none" w:color="000000" w:sz="4" w:space="0"/>
+          <w:left w:val="none" w:color="000000" w:sz="4" w:space="0"/>
+          <w:bottom w:val="none" w:color="000000" w:sz="4" w:space="0"/>
           <w:right w:val="single" w:color="000000" w:themeColor="accent6" w:themeTint="90" w:sz="4" w:space="0"/>
         </w:tcBorders>
       </w:tcPr>
@@ -15618,10 +17040,10 @@
       <w:tcPr>
         <w:shd w:val="clear" w:color="ffffff" w:themeColor="light1" w:fill="ffffff" w:themeFill="light1"/>
         <w:tcBorders>
-          <w:top w:val="none"/>
-          <w:left w:val="none"/>
+          <w:top w:val="none" w:color="000000" w:sz="4" w:space="0"/>
+          <w:left w:val="none" w:color="000000" w:sz="4" w:space="0"/>
           <w:bottom w:val="single" w:color="000000" w:themeColor="accent6" w:themeTint="90" w:sz="4" w:space="0"/>
-          <w:right w:val="none"/>
+          <w:right w:val="none" w:color="000000" w:sz="4" w:space="0"/>
         </w:tcBorders>
       </w:tcPr>
     </w:tblStylePr>
@@ -15641,12 +17063,12 @@
         <w:tblBorders/>
       </w:tblPr>
       <w:tcPr>
-        <w:shd w:color="ffffff"/>
+        <w:shd w:val="clear" w:color="ffffff"/>
         <w:tcBorders>
-          <w:top w:val="none"/>
+          <w:top w:val="none" w:color="000000" w:sz="4" w:space="0"/>
           <w:left w:val="single" w:color="000000" w:themeColor="accent6" w:themeTint="90" w:sz="4" w:space="0"/>
-          <w:bottom w:val="none"/>
-          <w:right w:val="none"/>
+          <w:bottom w:val="none" w:color="000000" w:sz="4" w:space="0"/>
+          <w:right w:val="none" w:color="000000" w:sz="4" w:space="0"/>
         </w:tcBorders>
       </w:tcPr>
     </w:tblStylePr>
@@ -15669,9 +17091,9 @@
         <w:shd w:val="clear" w:color="ffffff" w:themeColor="light1" w:fill="ffffff" w:themeFill="light1"/>
         <w:tcBorders>
           <w:top w:val="single" w:color="000000" w:themeColor="accent6" w:themeTint="90" w:sz="4" w:space="0"/>
-          <w:left w:val="none"/>
-          <w:bottom w:val="none"/>
-          <w:right w:val="none"/>
+          <w:left w:val="none" w:color="000000" w:sz="4" w:space="0"/>
+          <w:bottom w:val="none" w:color="000000" w:sz="4" w:space="0"/>
+          <w:right w:val="none" w:color="000000" w:sz="4" w:space="0"/>
         </w:tcBorders>
       </w:tcPr>
     </w:tblStylePr>
@@ -15741,9 +17163,9 @@
       </w:tcPr>
     </w:tblStylePr>
   </w:style>
-  <w:style w:type="table" w:styleId="68">
+  <w:style w:type="table" w:styleId="782">
     <w:name w:val="List Table 1 Light"/>
-    <w:basedOn w:val="739"/>
+    <w:basedOn w:val="897"/>
     <w:uiPriority w:val="99"/>
     <w:pPr>
       <w:pBdr/>
@@ -15957,9 +17379,9 @@
       </w:tcPr>
     </w:tblStylePr>
   </w:style>
-  <w:style w:type="table" w:styleId="69">
+  <w:style w:type="table" w:styleId="783">
     <w:name w:val="List Table 1 Light - Accent 1"/>
-    <w:basedOn w:val="739"/>
+    <w:basedOn w:val="897"/>
     <w:uiPriority w:val="99"/>
     <w:pPr>
       <w:pBdr/>
@@ -16173,9 +17595,9 @@
       </w:tcPr>
     </w:tblStylePr>
   </w:style>
-  <w:style w:type="table" w:styleId="70">
+  <w:style w:type="table" w:styleId="784">
     <w:name w:val="List Table 1 Light - Accent 2"/>
-    <w:basedOn w:val="739"/>
+    <w:basedOn w:val="897"/>
     <w:uiPriority w:val="99"/>
     <w:pPr>
       <w:pBdr/>
@@ -16389,9 +17811,9 @@
       </w:tcPr>
     </w:tblStylePr>
   </w:style>
-  <w:style w:type="table" w:styleId="71">
+  <w:style w:type="table" w:styleId="785">
     <w:name w:val="List Table 1 Light - Accent 3"/>
-    <w:basedOn w:val="739"/>
+    <w:basedOn w:val="897"/>
     <w:uiPriority w:val="99"/>
     <w:pPr>
       <w:pBdr/>
@@ -16605,9 +18027,9 @@
       </w:tcPr>
     </w:tblStylePr>
   </w:style>
-  <w:style w:type="table" w:styleId="72">
+  <w:style w:type="table" w:styleId="786">
     <w:name w:val="List Table 1 Light - Accent 4"/>
-    <w:basedOn w:val="739"/>
+    <w:basedOn w:val="897"/>
     <w:uiPriority w:val="99"/>
     <w:pPr>
       <w:pBdr/>
@@ -16821,9 +18243,9 @@
       </w:tcPr>
     </w:tblStylePr>
   </w:style>
-  <w:style w:type="table" w:styleId="73">
+  <w:style w:type="table" w:styleId="787">
     <w:name w:val="List Table 1 Light - Accent 5"/>
-    <w:basedOn w:val="739"/>
+    <w:basedOn w:val="897"/>
     <w:uiPriority w:val="99"/>
     <w:pPr>
       <w:pBdr/>
@@ -17037,9 +18459,9 @@
       </w:tcPr>
     </w:tblStylePr>
   </w:style>
-  <w:style w:type="table" w:styleId="74">
+  <w:style w:type="table" w:styleId="788">
     <w:name w:val="List Table 1 Light - Accent 6"/>
-    <w:basedOn w:val="739"/>
+    <w:basedOn w:val="897"/>
     <w:uiPriority w:val="99"/>
     <w:pPr>
       <w:pBdr/>
@@ -17253,9 +18675,9 @@
       </w:tcPr>
     </w:tblStylePr>
   </w:style>
-  <w:style w:type="table" w:styleId="75">
+  <w:style w:type="table" w:styleId="789">
     <w:name w:val="List Table 2"/>
-    <w:basedOn w:val="739"/>
+    <w:basedOn w:val="897"/>
     <w:uiPriority w:val="99"/>
     <w:pPr>
       <w:pBdr/>
@@ -17491,9 +18913,9 @@
       </w:tcPr>
     </w:tblStylePr>
   </w:style>
-  <w:style w:type="table" w:styleId="76">
+  <w:style w:type="table" w:styleId="790">
     <w:name w:val="List Table 2 - Accent 1"/>
-    <w:basedOn w:val="739"/>
+    <w:basedOn w:val="897"/>
     <w:uiPriority w:val="99"/>
     <w:pPr>
       <w:pBdr/>
@@ -17729,9 +19151,9 @@
       </w:tcPr>
     </w:tblStylePr>
   </w:style>
-  <w:style w:type="table" w:styleId="77">
+  <w:style w:type="table" w:styleId="791">
     <w:name w:val="List Table 2 - Accent 2"/>
-    <w:basedOn w:val="739"/>
+    <w:basedOn w:val="897"/>
     <w:uiPriority w:val="99"/>
     <w:pPr>
       <w:pBdr/>
@@ -17967,9 +19389,9 @@
       </w:tcPr>
     </w:tblStylePr>
   </w:style>
-  <w:style w:type="table" w:styleId="78">
+  <w:style w:type="table" w:styleId="792">
     <w:name w:val="List Table 2 - Accent 3"/>
-    <w:basedOn w:val="739"/>
+    <w:basedOn w:val="897"/>
     <w:uiPriority w:val="99"/>
     <w:pPr>
       <w:pBdr/>
@@ -18205,9 +19627,9 @@
       </w:tcPr>
     </w:tblStylePr>
   </w:style>
-  <w:style w:type="table" w:styleId="79">
+  <w:style w:type="table" w:styleId="793">
     <w:name w:val="List Table 2 - Accent 4"/>
-    <w:basedOn w:val="739"/>
+    <w:basedOn w:val="897"/>
     <w:uiPriority w:val="99"/>
     <w:pPr>
       <w:pBdr/>
@@ -18443,9 +19865,9 @@
       </w:tcPr>
     </w:tblStylePr>
   </w:style>
-  <w:style w:type="table" w:styleId="80">
+  <w:style w:type="table" w:styleId="794">
     <w:name w:val="List Table 2 - Accent 5"/>
-    <w:basedOn w:val="739"/>
+    <w:basedOn w:val="897"/>
     <w:uiPriority w:val="99"/>
     <w:pPr>
       <w:pBdr/>
@@ -18681,9 +20103,9 @@
       </w:tcPr>
     </w:tblStylePr>
   </w:style>
-  <w:style w:type="table" w:styleId="81">
+  <w:style w:type="table" w:styleId="795">
     <w:name w:val="List Table 2 - Accent 6"/>
-    <w:basedOn w:val="739"/>
+    <w:basedOn w:val="897"/>
     <w:uiPriority w:val="99"/>
     <w:pPr>
       <w:pBdr/>
@@ -18919,9 +20341,9 @@
       </w:tcPr>
     </w:tblStylePr>
   </w:style>
-  <w:style w:type="table" w:styleId="82">
+  <w:style w:type="table" w:styleId="796">
     <w:name w:val="List Table 3"/>
-    <w:basedOn w:val="739"/>
+    <w:basedOn w:val="897"/>
     <w:uiPriority w:val="99"/>
     <w:pPr>
       <w:pBdr/>
@@ -19147,9 +20569,9 @@
       </w:tcPr>
     </w:tblStylePr>
   </w:style>
-  <w:style w:type="table" w:styleId="83">
+  <w:style w:type="table" w:styleId="797">
     <w:name w:val="List Table 3 - Accent 1"/>
-    <w:basedOn w:val="739"/>
+    <w:basedOn w:val="897"/>
     <w:uiPriority w:val="99"/>
     <w:pPr>
       <w:pBdr/>
@@ -19375,9 +20797,9 @@
       </w:tcPr>
     </w:tblStylePr>
   </w:style>
-  <w:style w:type="table" w:styleId="84">
+  <w:style w:type="table" w:styleId="798">
     <w:name w:val="List Table 3 - Accent 2"/>
-    <w:basedOn w:val="739"/>
+    <w:basedOn w:val="897"/>
     <w:uiPriority w:val="99"/>
     <w:pPr>
       <w:pBdr/>
@@ -19603,9 +21025,9 @@
       </w:tcPr>
     </w:tblStylePr>
   </w:style>
-  <w:style w:type="table" w:styleId="85">
+  <w:style w:type="table" w:styleId="799">
     <w:name w:val="List Table 3 - Accent 3"/>
-    <w:basedOn w:val="739"/>
+    <w:basedOn w:val="897"/>
     <w:uiPriority w:val="99"/>
     <w:pPr>
       <w:pBdr/>
@@ -19831,9 +21253,9 @@
       </w:tcPr>
     </w:tblStylePr>
   </w:style>
-  <w:style w:type="table" w:styleId="86">
+  <w:style w:type="table" w:styleId="800">
     <w:name w:val="List Table 3 - Accent 4"/>
-    <w:basedOn w:val="739"/>
+    <w:basedOn w:val="897"/>
     <w:uiPriority w:val="99"/>
     <w:pPr>
       <w:pBdr/>
@@ -20059,9 +21481,9 @@
       </w:tcPr>
     </w:tblStylePr>
   </w:style>
-  <w:style w:type="table" w:styleId="87">
+  <w:style w:type="table" w:styleId="801">
     <w:name w:val="List Table 3 - Accent 5"/>
-    <w:basedOn w:val="739"/>
+    <w:basedOn w:val="897"/>
     <w:uiPriority w:val="99"/>
     <w:pPr>
       <w:pBdr/>
@@ -20287,9 +21709,9 @@
       </w:tcPr>
     </w:tblStylePr>
   </w:style>
-  <w:style w:type="table" w:styleId="88">
+  <w:style w:type="table" w:styleId="802">
     <w:name w:val="List Table 3 - Accent 6"/>
-    <w:basedOn w:val="739"/>
+    <w:basedOn w:val="897"/>
     <w:uiPriority w:val="99"/>
     <w:pPr>
       <w:pBdr/>
@@ -20515,9 +21937,9 @@
       </w:tcPr>
     </w:tblStylePr>
   </w:style>
-  <w:style w:type="table" w:styleId="89">
+  <w:style w:type="table" w:styleId="803">
     <w:name w:val="List Table 4"/>
-    <w:basedOn w:val="739"/>
+    <w:basedOn w:val="897"/>
     <w:uiPriority w:val="99"/>
     <w:pPr>
       <w:pBdr/>
@@ -20740,9 +22162,9 @@
       </w:tcPr>
     </w:tblStylePr>
   </w:style>
-  <w:style w:type="table" w:styleId="90">
+  <w:style w:type="table" w:styleId="804">
     <w:name w:val="List Table 4 - Accent 1"/>
-    <w:basedOn w:val="739"/>
+    <w:basedOn w:val="897"/>
     <w:uiPriority w:val="99"/>
     <w:pPr>
       <w:pBdr/>
@@ -20965,9 +22387,9 @@
       </w:tcPr>
     </w:tblStylePr>
   </w:style>
-  <w:style w:type="table" w:styleId="91">
+  <w:style w:type="table" w:styleId="805">
     <w:name w:val="List Table 4 - Accent 2"/>
-    <w:basedOn w:val="739"/>
+    <w:basedOn w:val="897"/>
     <w:uiPriority w:val="99"/>
     <w:pPr>
       <w:pBdr/>
@@ -21190,9 +22612,9 @@
       </w:tcPr>
     </w:tblStylePr>
   </w:style>
-  <w:style w:type="table" w:styleId="92">
+  <w:style w:type="table" w:styleId="806">
     <w:name w:val="List Table 4 - Accent 3"/>
-    <w:basedOn w:val="739"/>
+    <w:basedOn w:val="897"/>
     <w:uiPriority w:val="99"/>
     <w:pPr>
       <w:pBdr/>
@@ -21415,9 +22837,9 @@
       </w:tcPr>
     </w:tblStylePr>
   </w:style>
-  <w:style w:type="table" w:styleId="93">
+  <w:style w:type="table" w:styleId="807">
     <w:name w:val="List Table 4 - Accent 4"/>
-    <w:basedOn w:val="739"/>
+    <w:basedOn w:val="897"/>
     <w:uiPriority w:val="99"/>
     <w:pPr>
       <w:pBdr/>
@@ -21640,9 +23062,9 @@
       </w:tcPr>
     </w:tblStylePr>
   </w:style>
-  <w:style w:type="table" w:styleId="94">
+  <w:style w:type="table" w:styleId="808">
     <w:name w:val="List Table 4 - Accent 5"/>
-    <w:basedOn w:val="739"/>
+    <w:basedOn w:val="897"/>
     <w:uiPriority w:val="99"/>
     <w:pPr>
       <w:pBdr/>
@@ -21865,9 +23287,9 @@
       </w:tcPr>
     </w:tblStylePr>
   </w:style>
-  <w:style w:type="table" w:styleId="95">
+  <w:style w:type="table" w:styleId="809">
     <w:name w:val="List Table 4 - Accent 6"/>
-    <w:basedOn w:val="739"/>
+    <w:basedOn w:val="897"/>
     <w:uiPriority w:val="99"/>
     <w:pPr>
       <w:pBdr/>
@@ -22090,9 +23512,9 @@
       </w:tcPr>
     </w:tblStylePr>
   </w:style>
-  <w:style w:type="table" w:styleId="96">
+  <w:style w:type="table" w:styleId="810">
     <w:name w:val="List Table 5 Dark"/>
-    <w:basedOn w:val="739"/>
+    <w:basedOn w:val="897"/>
     <w:uiPriority w:val="99"/>
     <w:pPr>
       <w:pBdr/>
@@ -22332,9 +23754,9 @@
       </w:tcPr>
     </w:tblStylePr>
   </w:style>
-  <w:style w:type="table" w:styleId="97">
+  <w:style w:type="table" w:styleId="811">
     <w:name w:val="List Table 5 Dark - Accent 1"/>
-    <w:basedOn w:val="739"/>
+    <w:basedOn w:val="897"/>
     <w:uiPriority w:val="99"/>
     <w:pPr>
       <w:pBdr/>
@@ -22574,9 +23996,9 @@
       </w:tcPr>
     </w:tblStylePr>
   </w:style>
-  <w:style w:type="table" w:styleId="98">
+  <w:style w:type="table" w:styleId="812">
     <w:name w:val="List Table 5 Dark - Accent 2"/>
-    <w:basedOn w:val="739"/>
+    <w:basedOn w:val="897"/>
     <w:uiPriority w:val="99"/>
     <w:pPr>
       <w:pBdr/>
@@ -22816,9 +24238,9 @@
       </w:tcPr>
     </w:tblStylePr>
   </w:style>
-  <w:style w:type="table" w:styleId="99">
+  <w:style w:type="table" w:styleId="813">
     <w:name w:val="List Table 5 Dark - Accent 3"/>
-    <w:basedOn w:val="739"/>
+    <w:basedOn w:val="897"/>
     <w:uiPriority w:val="99"/>
     <w:pPr>
       <w:pBdr/>
@@ -23058,9 +24480,9 @@
       </w:tcPr>
     </w:tblStylePr>
   </w:style>
-  <w:style w:type="table" w:styleId="100">
+  <w:style w:type="table" w:styleId="814">
     <w:name w:val="List Table 5 Dark - Accent 4"/>
-    <w:basedOn w:val="739"/>
+    <w:basedOn w:val="897"/>
     <w:uiPriority w:val="99"/>
     <w:pPr>
       <w:pBdr/>
@@ -23300,9 +24722,9 @@
       </w:tcPr>
     </w:tblStylePr>
   </w:style>
-  <w:style w:type="table" w:styleId="101">
+  <w:style w:type="table" w:styleId="815">
     <w:name w:val="List Table 5 Dark - Accent 5"/>
-    <w:basedOn w:val="739"/>
+    <w:basedOn w:val="897"/>
     <w:uiPriority w:val="99"/>
     <w:pPr>
       <w:pBdr/>
@@ -23542,9 +24964,9 @@
       </w:tcPr>
     </w:tblStylePr>
   </w:style>
-  <w:style w:type="table" w:styleId="102">
+  <w:style w:type="table" w:styleId="816">
     <w:name w:val="List Table 5 Dark - Accent 6"/>
-    <w:basedOn w:val="739"/>
+    <w:basedOn w:val="897"/>
     <w:uiPriority w:val="99"/>
     <w:pPr>
       <w:pBdr/>
@@ -23784,9 +25206,9 @@
       </w:tcPr>
     </w:tblStylePr>
   </w:style>
-  <w:style w:type="table" w:styleId="103">
+  <w:style w:type="table" w:styleId="817">
     <w:name w:val="List Table 6 Colorful"/>
-    <w:basedOn w:val="739"/>
+    <w:basedOn w:val="897"/>
     <w:uiPriority w:val="99"/>
     <w:pPr>
       <w:pBdr/>
@@ -24007,9 +25429,9 @@
       </w:tcPr>
     </w:tblStylePr>
   </w:style>
-  <w:style w:type="table" w:styleId="104">
+  <w:style w:type="table" w:styleId="818">
     <w:name w:val="List Table 6 Colorful - Accent 1"/>
-    <w:basedOn w:val="739"/>
+    <w:basedOn w:val="897"/>
     <w:uiPriority w:val="99"/>
     <w:pPr>
       <w:pBdr/>
@@ -24230,9 +25652,9 @@
       </w:tcPr>
     </w:tblStylePr>
   </w:style>
-  <w:style w:type="table" w:styleId="105">
+  <w:style w:type="table" w:styleId="819">
     <w:name w:val="List Table 6 Colorful - Accent 2"/>
-    <w:basedOn w:val="739"/>
+    <w:basedOn w:val="897"/>
     <w:uiPriority w:val="99"/>
     <w:pPr>
       <w:pBdr/>
@@ -24453,9 +25875,9 @@
       </w:tcPr>
     </w:tblStylePr>
   </w:style>
-  <w:style w:type="table" w:styleId="106">
+  <w:style w:type="table" w:styleId="820">
     <w:name w:val="List Table 6 Colorful - Accent 3"/>
-    <w:basedOn w:val="739"/>
+    <w:basedOn w:val="897"/>
     <w:uiPriority w:val="99"/>
     <w:pPr>
       <w:pBdr/>
@@ -24676,9 +26098,9 @@
       </w:tcPr>
     </w:tblStylePr>
   </w:style>
-  <w:style w:type="table" w:styleId="107">
+  <w:style w:type="table" w:styleId="821">
     <w:name w:val="List Table 6 Colorful - Accent 4"/>
-    <w:basedOn w:val="739"/>
+    <w:basedOn w:val="897"/>
     <w:uiPriority w:val="99"/>
     <w:pPr>
       <w:pBdr/>
@@ -24899,9 +26321,9 @@
       </w:tcPr>
     </w:tblStylePr>
   </w:style>
-  <w:style w:type="table" w:styleId="108">
+  <w:style w:type="table" w:styleId="822">
     <w:name w:val="List Table 6 Colorful - Accent 5"/>
-    <w:basedOn w:val="739"/>
+    <w:basedOn w:val="897"/>
     <w:uiPriority w:val="99"/>
     <w:pPr>
       <w:pBdr/>
@@ -25122,9 +26544,9 @@
       </w:tcPr>
     </w:tblStylePr>
   </w:style>
-  <w:style w:type="table" w:styleId="109">
+  <w:style w:type="table" w:styleId="823">
     <w:name w:val="List Table 6 Colorful - Accent 6"/>
-    <w:basedOn w:val="739"/>
+    <w:basedOn w:val="897"/>
     <w:uiPriority w:val="99"/>
     <w:pPr>
       <w:pBdr/>
@@ -25345,9 +26767,9 @@
       </w:tcPr>
     </w:tblStylePr>
   </w:style>
-  <w:style w:type="table" w:styleId="110">
+  <w:style w:type="table" w:styleId="824">
     <w:name w:val="List Table 7 Colorful"/>
-    <w:basedOn w:val="739"/>
+    <w:basedOn w:val="897"/>
     <w:uiPriority w:val="99"/>
     <w:pPr>
       <w:pBdr/>
@@ -25446,11 +26868,11 @@
         <w:tblBorders/>
       </w:tblPr>
       <w:tcPr>
-        <w:shd w:color="ffffff"/>
+        <w:shd w:val="clear" w:color="ffffff"/>
         <w:tcBorders>
-          <w:top w:val="none"/>
-          <w:left w:val="none"/>
-          <w:bottom w:val="none"/>
+          <w:top w:val="none" w:color="000000" w:sz="4" w:space="0"/>
+          <w:left w:val="none" w:color="000000" w:sz="4" w:space="0"/>
+          <w:bottom w:val="none" w:color="000000" w:sz="4" w:space="0"/>
           <w:right w:val="single" w:color="000000" w:themeColor="text1" w:themeTint="80" w:sz="4" w:space="0"/>
         </w:tcBorders>
       </w:tcPr>
@@ -25473,10 +26895,10 @@
       <w:tcPr>
         <w:shd w:val="clear" w:color="ffffff" w:themeColor="light1" w:fill="ffffff" w:themeFill="light1"/>
         <w:tcBorders>
-          <w:top w:val="none"/>
-          <w:left w:val="none"/>
+          <w:top w:val="none" w:color="000000" w:sz="4" w:space="0"/>
+          <w:left w:val="none" w:color="000000" w:sz="4" w:space="0"/>
           <w:bottom w:val="single" w:color="000000" w:themeColor="text1" w:themeTint="80" w:sz="4" w:space="0"/>
-          <w:right w:val="none"/>
+          <w:right w:val="none" w:color="000000" w:sz="4" w:space="0"/>
         </w:tcBorders>
       </w:tcPr>
     </w:tblStylePr>
@@ -25496,12 +26918,12 @@
         <w:tblBorders/>
       </w:tblPr>
       <w:tcPr>
-        <w:shd w:color="ffffff"/>
+        <w:shd w:val="clear" w:color="ffffff"/>
         <w:tcBorders>
-          <w:top w:val="none"/>
+          <w:top w:val="none" w:color="000000" w:sz="4" w:space="0"/>
           <w:left w:val="single" w:color="000000" w:themeColor="text1" w:themeTint="80" w:sz="4" w:space="0"/>
-          <w:bottom w:val="none"/>
-          <w:right w:val="none"/>
+          <w:bottom w:val="none" w:color="000000" w:sz="4" w:space="0"/>
+          <w:right w:val="none" w:color="000000" w:sz="4" w:space="0"/>
         </w:tcBorders>
       </w:tcPr>
     </w:tblStylePr>
@@ -25524,9 +26946,9 @@
         <w:shd w:val="clear" w:color="ffffff" w:themeColor="light1" w:fill="ffffff" w:themeFill="light1"/>
         <w:tcBorders>
           <w:top w:val="single" w:color="000000" w:themeColor="text1" w:themeTint="80" w:sz="4" w:space="0"/>
-          <w:left w:val="none"/>
-          <w:bottom w:val="none"/>
-          <w:right w:val="none"/>
+          <w:left w:val="none" w:color="000000" w:sz="4" w:space="0"/>
+          <w:bottom w:val="none" w:color="000000" w:sz="4" w:space="0"/>
+          <w:right w:val="none" w:color="000000" w:sz="4" w:space="0"/>
         </w:tcBorders>
       </w:tcPr>
     </w:tblStylePr>
@@ -25601,9 +27023,9 @@
       </w:tcPr>
     </w:tblStylePr>
   </w:style>
-  <w:style w:type="table" w:styleId="111">
+  <w:style w:type="table" w:styleId="825">
     <w:name w:val="List Table 7 Colorful - Accent 1"/>
-    <w:basedOn w:val="739"/>
+    <w:basedOn w:val="897"/>
     <w:uiPriority w:val="99"/>
     <w:pPr>
       <w:pBdr/>
@@ -25702,11 +27124,11 @@
         <w:tblBorders/>
       </w:tblPr>
       <w:tcPr>
-        <w:shd w:color="ffffff"/>
+        <w:shd w:val="clear" w:color="ffffff"/>
         <w:tcBorders>
-          <w:top w:val="none"/>
-          <w:left w:val="none"/>
-          <w:bottom w:val="none"/>
+          <w:top w:val="none" w:color="000000" w:sz="4" w:space="0"/>
+          <w:left w:val="none" w:color="000000" w:sz="4" w:space="0"/>
+          <w:bottom w:val="none" w:color="000000" w:sz="4" w:space="0"/>
           <w:right w:val="single" w:color="000000" w:themeColor="accent1" w:sz="4" w:space="0"/>
         </w:tcBorders>
       </w:tcPr>
@@ -25729,10 +27151,10 @@
       <w:tcPr>
         <w:shd w:val="clear" w:color="ffffff" w:themeColor="light1" w:fill="ffffff" w:themeFill="light1"/>
         <w:tcBorders>
-          <w:top w:val="none"/>
-          <w:left w:val="none"/>
+          <w:top w:val="none" w:color="000000" w:sz="4" w:space="0"/>
+          <w:left w:val="none" w:color="000000" w:sz="4" w:space="0"/>
           <w:bottom w:val="single" w:color="000000" w:themeColor="accent1" w:sz="4" w:space="0"/>
-          <w:right w:val="none"/>
+          <w:right w:val="none" w:color="000000" w:sz="4" w:space="0"/>
         </w:tcBorders>
       </w:tcPr>
     </w:tblStylePr>
@@ -25752,12 +27174,12 @@
         <w:tblBorders/>
       </w:tblPr>
       <w:tcPr>
-        <w:shd w:color="ffffff"/>
+        <w:shd w:val="clear" w:color="ffffff"/>
         <w:tcBorders>
-          <w:top w:val="none"/>
+          <w:top w:val="none" w:color="000000" w:sz="4" w:space="0"/>
           <w:left w:val="single" w:color="000000" w:themeColor="accent1" w:sz="4" w:space="0"/>
-          <w:bottom w:val="none"/>
-          <w:right w:val="none"/>
+          <w:bottom w:val="none" w:color="000000" w:sz="4" w:space="0"/>
+          <w:right w:val="none" w:color="000000" w:sz="4" w:space="0"/>
         </w:tcBorders>
       </w:tcPr>
     </w:tblStylePr>
@@ -25780,9 +27202,9 @@
         <w:shd w:val="clear" w:color="ffffff" w:themeColor="light1" w:fill="ffffff" w:themeFill="light1"/>
         <w:tcBorders>
           <w:top w:val="single" w:color="000000" w:themeColor="accent1" w:sz="4" w:space="0"/>
-          <w:left w:val="none"/>
-          <w:bottom w:val="none"/>
-          <w:right w:val="none"/>
+          <w:left w:val="none" w:color="000000" w:sz="4" w:space="0"/>
+          <w:bottom w:val="none" w:color="000000" w:sz="4" w:space="0"/>
+          <w:right w:val="none" w:color="000000" w:sz="4" w:space="0"/>
         </w:tcBorders>
       </w:tcPr>
     </w:tblStylePr>
@@ -25857,9 +27279,9 @@
       </w:tcPr>
     </w:tblStylePr>
   </w:style>
-  <w:style w:type="table" w:styleId="112">
+  <w:style w:type="table" w:styleId="826">
     <w:name w:val="List Table 7 Colorful - Accent 2"/>
-    <w:basedOn w:val="739"/>
+    <w:basedOn w:val="897"/>
     <w:uiPriority w:val="99"/>
     <w:pPr>
       <w:pBdr/>
@@ -25958,11 +27380,11 @@
         <w:tblBorders/>
       </w:tblPr>
       <w:tcPr>
-        <w:shd w:color="ffffff"/>
+        <w:shd w:val="clear" w:color="ffffff"/>
         <w:tcBorders>
-          <w:top w:val="none"/>
-          <w:left w:val="none"/>
-          <w:bottom w:val="none"/>
+          <w:top w:val="none" w:color="000000" w:sz="4" w:space="0"/>
+          <w:left w:val="none" w:color="000000" w:sz="4" w:space="0"/>
+          <w:bottom w:val="none" w:color="000000" w:sz="4" w:space="0"/>
           <w:right w:val="single" w:color="000000" w:themeColor="accent2" w:themeTint="97" w:sz="4" w:space="0"/>
         </w:tcBorders>
       </w:tcPr>
@@ -25985,10 +27407,10 @@
       <w:tcPr>
         <w:shd w:val="clear" w:color="ffffff" w:themeColor="light1" w:fill="ffffff" w:themeFill="light1"/>
         <w:tcBorders>
-          <w:top w:val="none"/>
-          <w:left w:val="none"/>
+          <w:top w:val="none" w:color="000000" w:sz="4" w:space="0"/>
+          <w:left w:val="none" w:color="000000" w:sz="4" w:space="0"/>
           <w:bottom w:val="single" w:color="000000" w:themeColor="accent2" w:themeTint="97" w:sz="4" w:space="0"/>
-          <w:right w:val="none"/>
+          <w:right w:val="none" w:color="000000" w:sz="4" w:space="0"/>
         </w:tcBorders>
       </w:tcPr>
     </w:tblStylePr>
@@ -26008,12 +27430,12 @@
         <w:tblBorders/>
       </w:tblPr>
       <w:tcPr>
-        <w:shd w:color="ffffff"/>
+        <w:shd w:val="clear" w:color="ffffff"/>
         <w:tcBorders>
-          <w:top w:val="none"/>
+          <w:top w:val="none" w:color="000000" w:sz="4" w:space="0"/>
           <w:left w:val="single" w:color="000000" w:themeColor="accent2" w:themeTint="97" w:sz="4" w:space="0"/>
-          <w:bottom w:val="none"/>
-          <w:right w:val="none"/>
+          <w:bottom w:val="none" w:color="000000" w:sz="4" w:space="0"/>
+          <w:right w:val="none" w:color="000000" w:sz="4" w:space="0"/>
         </w:tcBorders>
       </w:tcPr>
     </w:tblStylePr>
@@ -26036,9 +27458,9 @@
         <w:shd w:val="clear" w:color="ffffff" w:themeColor="light1" w:fill="ffffff" w:themeFill="light1"/>
         <w:tcBorders>
           <w:top w:val="single" w:color="000000" w:themeColor="accent2" w:themeTint="97" w:sz="4" w:space="0"/>
-          <w:left w:val="none"/>
-          <w:bottom w:val="none"/>
-          <w:right w:val="none"/>
+          <w:left w:val="none" w:color="000000" w:sz="4" w:space="0"/>
+          <w:bottom w:val="none" w:color="000000" w:sz="4" w:space="0"/>
+          <w:right w:val="none" w:color="000000" w:sz="4" w:space="0"/>
         </w:tcBorders>
       </w:tcPr>
     </w:tblStylePr>
@@ -26113,9 +27535,9 @@
       </w:tcPr>
     </w:tblStylePr>
   </w:style>
-  <w:style w:type="table" w:styleId="113">
+  <w:style w:type="table" w:styleId="827">
     <w:name w:val="List Table 7 Colorful - Accent 3"/>
-    <w:basedOn w:val="739"/>
+    <w:basedOn w:val="897"/>
     <w:uiPriority w:val="99"/>
     <w:pPr>
       <w:pBdr/>
@@ -26214,11 +27636,11 @@
         <w:tblBorders/>
       </w:tblPr>
       <w:tcPr>
-        <w:shd w:color="ffffff"/>
+        <w:shd w:val="clear" w:color="ffffff"/>
         <w:tcBorders>
-          <w:top w:val="none"/>
-          <w:left w:val="none"/>
-          <w:bottom w:val="none"/>
+          <w:top w:val="none" w:color="000000" w:sz="4" w:space="0"/>
+          <w:left w:val="none" w:color="000000" w:sz="4" w:space="0"/>
+          <w:bottom w:val="none" w:color="000000" w:sz="4" w:space="0"/>
           <w:right w:val="single" w:color="000000" w:themeColor="accent3" w:themeTint="98" w:sz="4" w:space="0"/>
         </w:tcBorders>
       </w:tcPr>
@@ -26241,10 +27663,10 @@
       <w:tcPr>
         <w:shd w:val="clear" w:color="ffffff" w:themeColor="light1" w:fill="ffffff" w:themeFill="light1"/>
         <w:tcBorders>
-          <w:top w:val="none"/>
-          <w:left w:val="none"/>
+          <w:top w:val="none" w:color="000000" w:sz="4" w:space="0"/>
+          <w:left w:val="none" w:color="000000" w:sz="4" w:space="0"/>
           <w:bottom w:val="single" w:color="000000" w:themeColor="accent3" w:themeTint="98" w:sz="4" w:space="0"/>
-          <w:right w:val="none"/>
+          <w:right w:val="none" w:color="000000" w:sz="4" w:space="0"/>
         </w:tcBorders>
       </w:tcPr>
     </w:tblStylePr>
@@ -26264,12 +27686,12 @@
         <w:tblBorders/>
       </w:tblPr>
       <w:tcPr>
-        <w:shd w:color="ffffff"/>
+        <w:shd w:val="clear" w:color="ffffff"/>
         <w:tcBorders>
-          <w:top w:val="none"/>
+          <w:top w:val="none" w:color="000000" w:sz="4" w:space="0"/>
           <w:left w:val="single" w:color="000000" w:themeColor="accent3" w:themeTint="98" w:sz="4" w:space="0"/>
-          <w:bottom w:val="none"/>
-          <w:right w:val="none"/>
+          <w:bottom w:val="none" w:color="000000" w:sz="4" w:space="0"/>
+          <w:right w:val="none" w:color="000000" w:sz="4" w:space="0"/>
         </w:tcBorders>
       </w:tcPr>
     </w:tblStylePr>
@@ -26292,9 +27714,9 @@
         <w:shd w:val="clear" w:color="ffffff" w:themeColor="light1" w:fill="ffffff" w:themeFill="light1"/>
         <w:tcBorders>
           <w:top w:val="single" w:color="000000" w:themeColor="accent3" w:themeTint="98" w:sz="4" w:space="0"/>
-          <w:left w:val="none"/>
-          <w:bottom w:val="none"/>
-          <w:right w:val="none"/>
+          <w:left w:val="none" w:color="000000" w:sz="4" w:space="0"/>
+          <w:bottom w:val="none" w:color="000000" w:sz="4" w:space="0"/>
+          <w:right w:val="none" w:color="000000" w:sz="4" w:space="0"/>
         </w:tcBorders>
       </w:tcPr>
     </w:tblStylePr>
@@ -26369,9 +27791,9 @@
       </w:tcPr>
     </w:tblStylePr>
   </w:style>
-  <w:style w:type="table" w:styleId="114">
+  <w:style w:type="table" w:styleId="828">
     <w:name w:val="List Table 7 Colorful - Accent 4"/>
-    <w:basedOn w:val="739"/>
+    <w:basedOn w:val="897"/>
     <w:uiPriority w:val="99"/>
     <w:pPr>
       <w:pBdr/>
@@ -26470,11 +27892,11 @@
         <w:tblBorders/>
       </w:tblPr>
       <w:tcPr>
-        <w:shd w:color="ffffff"/>
+        <w:shd w:val="clear" w:color="ffffff"/>
         <w:tcBorders>
-          <w:top w:val="none"/>
-          <w:left w:val="none"/>
-          <w:bottom w:val="none"/>
+          <w:top w:val="none" w:color="000000" w:sz="4" w:space="0"/>
+          <w:left w:val="none" w:color="000000" w:sz="4" w:space="0"/>
+          <w:bottom w:val="none" w:color="000000" w:sz="4" w:space="0"/>
           <w:right w:val="single" w:color="000000" w:themeColor="accent4" w:themeTint="9A" w:sz="4" w:space="0"/>
         </w:tcBorders>
       </w:tcPr>
@@ -26497,10 +27919,10 @@
       <w:tcPr>
         <w:shd w:val="clear" w:color="ffffff" w:themeColor="light1" w:fill="ffffff" w:themeFill="light1"/>
         <w:tcBorders>
-          <w:top w:val="none"/>
-          <w:left w:val="none"/>
+          <w:top w:val="none" w:color="000000" w:sz="4" w:space="0"/>
+          <w:left w:val="none" w:color="000000" w:sz="4" w:space="0"/>
           <w:bottom w:val="single" w:color="000000" w:themeColor="accent4" w:themeTint="9A" w:sz="4" w:space="0"/>
-          <w:right w:val="none"/>
+          <w:right w:val="none" w:color="000000" w:sz="4" w:space="0"/>
         </w:tcBorders>
       </w:tcPr>
     </w:tblStylePr>
@@ -26520,12 +27942,12 @@
         <w:tblBorders/>
       </w:tblPr>
       <w:tcPr>
-        <w:shd w:color="ffffff"/>
+        <w:shd w:val="clear" w:color="ffffff"/>
         <w:tcBorders>
-          <w:top w:val="none"/>
+          <w:top w:val="none" w:color="000000" w:sz="4" w:space="0"/>
           <w:left w:val="single" w:color="000000" w:themeColor="accent4" w:themeTint="9A" w:sz="4" w:space="0"/>
-          <w:bottom w:val="none"/>
-          <w:right w:val="none"/>
+          <w:bottom w:val="none" w:color="000000" w:sz="4" w:space="0"/>
+          <w:right w:val="none" w:color="000000" w:sz="4" w:space="0"/>
         </w:tcBorders>
       </w:tcPr>
     </w:tblStylePr>
@@ -26548,9 +27970,9 @@
         <w:shd w:val="clear" w:color="ffffff" w:themeColor="light1" w:fill="ffffff" w:themeFill="light1"/>
         <w:tcBorders>
           <w:top w:val="single" w:color="000000" w:themeColor="accent4" w:themeTint="9A" w:sz="4" w:space="0"/>
-          <w:left w:val="none"/>
-          <w:bottom w:val="none"/>
-          <w:right w:val="none"/>
+          <w:left w:val="none" w:color="000000" w:sz="4" w:space="0"/>
+          <w:bottom w:val="none" w:color="000000" w:sz="4" w:space="0"/>
+          <w:right w:val="none" w:color="000000" w:sz="4" w:space="0"/>
         </w:tcBorders>
       </w:tcPr>
     </w:tblStylePr>
@@ -26625,9 +28047,9 @@
       </w:tcPr>
     </w:tblStylePr>
   </w:style>
-  <w:style w:type="table" w:styleId="115">
+  <w:style w:type="table" w:styleId="829">
     <w:name w:val="List Table 7 Colorful - Accent 5"/>
-    <w:basedOn w:val="739"/>
+    <w:basedOn w:val="897"/>
     <w:uiPriority w:val="99"/>
     <w:pPr>
       <w:pBdr/>
@@ -26726,11 +28148,11 @@
         <w:tblBorders/>
       </w:tblPr>
       <w:tcPr>
-        <w:shd w:color="ffffff"/>
+        <w:shd w:val="clear" w:color="ffffff"/>
         <w:tcBorders>
-          <w:top w:val="none"/>
-          <w:left w:val="none"/>
-          <w:bottom w:val="none"/>
+          <w:top w:val="none" w:color="000000" w:sz="4" w:space="0"/>
+          <w:left w:val="none" w:color="000000" w:sz="4" w:space="0"/>
+          <w:bottom w:val="none" w:color="000000" w:sz="4" w:space="0"/>
           <w:right w:val="single" w:color="000000" w:themeColor="accent5" w:themeTint="9A" w:sz="4" w:space="0"/>
         </w:tcBorders>
       </w:tcPr>
@@ -26753,10 +28175,10 @@
       <w:tcPr>
         <w:shd w:val="clear" w:color="ffffff" w:themeColor="light1" w:fill="ffffff" w:themeFill="light1"/>
         <w:tcBorders>
-          <w:top w:val="none"/>
-          <w:left w:val="none"/>
+          <w:top w:val="none" w:color="000000" w:sz="4" w:space="0"/>
+          <w:left w:val="none" w:color="000000" w:sz="4" w:space="0"/>
           <w:bottom w:val="single" w:color="000000" w:themeColor="accent5" w:themeTint="9A" w:sz="4" w:space="0"/>
-          <w:right w:val="none"/>
+          <w:right w:val="none" w:color="000000" w:sz="4" w:space="0"/>
         </w:tcBorders>
       </w:tcPr>
     </w:tblStylePr>
@@ -26776,12 +28198,12 @@
         <w:tblBorders/>
       </w:tblPr>
       <w:tcPr>
-        <w:shd w:color="ffffff"/>
+        <w:shd w:val="clear" w:color="ffffff"/>
         <w:tcBorders>
-          <w:top w:val="none"/>
+          <w:top w:val="none" w:color="000000" w:sz="4" w:space="0"/>
           <w:left w:val="single" w:color="000000" w:themeColor="accent5" w:themeTint="9A" w:sz="4" w:space="0"/>
-          <w:bottom w:val="none"/>
-          <w:right w:val="none"/>
+          <w:bottom w:val="none" w:color="000000" w:sz="4" w:space="0"/>
+          <w:right w:val="none" w:color="000000" w:sz="4" w:space="0"/>
         </w:tcBorders>
       </w:tcPr>
     </w:tblStylePr>
@@ -26804,9 +28226,9 @@
         <w:shd w:val="clear" w:color="ffffff" w:themeColor="light1" w:fill="ffffff" w:themeFill="light1"/>
         <w:tcBorders>
           <w:top w:val="single" w:color="000000" w:themeColor="accent5" w:themeTint="9A" w:sz="4" w:space="0"/>
-          <w:left w:val="none"/>
-          <w:bottom w:val="none"/>
-          <w:right w:val="none"/>
+          <w:left w:val="none" w:color="000000" w:sz="4" w:space="0"/>
+          <w:bottom w:val="none" w:color="000000" w:sz="4" w:space="0"/>
+          <w:right w:val="none" w:color="000000" w:sz="4" w:space="0"/>
         </w:tcBorders>
       </w:tcPr>
     </w:tblStylePr>
@@ -26881,9 +28303,9 @@
       </w:tcPr>
     </w:tblStylePr>
   </w:style>
-  <w:style w:type="table" w:styleId="116">
+  <w:style w:type="table" w:styleId="830">
     <w:name w:val="List Table 7 Colorful - Accent 6"/>
-    <w:basedOn w:val="739"/>
+    <w:basedOn w:val="897"/>
     <w:uiPriority w:val="99"/>
     <w:pPr>
       <w:pBdr/>
@@ -26982,11 +28404,11 @@
         <w:tblBorders/>
       </w:tblPr>
       <w:tcPr>
-        <w:shd w:color="ffffff"/>
+        <w:shd w:val="clear" w:color="ffffff"/>
         <w:tcBorders>
-          <w:top w:val="none"/>
-          <w:left w:val="none"/>
-          <w:bottom w:val="none"/>
+          <w:top w:val="none" w:color="000000" w:sz="4" w:space="0"/>
+          <w:left w:val="none" w:color="000000" w:sz="4" w:space="0"/>
+          <w:bottom w:val="none" w:color="000000" w:sz="4" w:space="0"/>
           <w:right w:val="single" w:color="000000" w:themeColor="accent6" w:themeTint="98" w:sz="4" w:space="0"/>
         </w:tcBorders>
       </w:tcPr>
@@ -27009,10 +28431,10 @@
       <w:tcPr>
         <w:shd w:val="clear" w:color="ffffff" w:themeColor="light1" w:fill="ffffff" w:themeFill="light1"/>
         <w:tcBorders>
-          <w:top w:val="none"/>
-          <w:left w:val="none"/>
+          <w:top w:val="none" w:color="000000" w:sz="4" w:space="0"/>
+          <w:left w:val="none" w:color="000000" w:sz="4" w:space="0"/>
           <w:bottom w:val="single" w:color="000000" w:themeColor="accent6" w:themeTint="98" w:sz="4" w:space="0"/>
-          <w:right w:val="none"/>
+          <w:right w:val="none" w:color="000000" w:sz="4" w:space="0"/>
         </w:tcBorders>
       </w:tcPr>
     </w:tblStylePr>
@@ -27032,12 +28454,12 @@
         <w:tblBorders/>
       </w:tblPr>
       <w:tcPr>
-        <w:shd w:color="ffffff"/>
+        <w:shd w:val="clear" w:color="ffffff"/>
         <w:tcBorders>
-          <w:top w:val="none"/>
+          <w:top w:val="none" w:color="000000" w:sz="4" w:space="0"/>
           <w:left w:val="single" w:color="000000" w:themeColor="accent6" w:themeTint="98" w:sz="4" w:space="0"/>
-          <w:bottom w:val="none"/>
-          <w:right w:val="none"/>
+          <w:bottom w:val="none" w:color="000000" w:sz="4" w:space="0"/>
+          <w:right w:val="none" w:color="000000" w:sz="4" w:space="0"/>
         </w:tcBorders>
       </w:tcPr>
     </w:tblStylePr>
@@ -27060,9 +28482,9 @@
         <w:shd w:val="clear" w:color="ffffff" w:themeColor="light1" w:fill="ffffff" w:themeFill="light1"/>
         <w:tcBorders>
           <w:top w:val="single" w:color="000000" w:themeColor="accent6" w:themeTint="98" w:sz="4" w:space="0"/>
-          <w:left w:val="none"/>
-          <w:bottom w:val="none"/>
-          <w:right w:val="none"/>
+          <w:left w:val="none" w:color="000000" w:sz="4" w:space="0"/>
+          <w:bottom w:val="none" w:color="000000" w:sz="4" w:space="0"/>
+          <w:right w:val="none" w:color="000000" w:sz="4" w:space="0"/>
         </w:tcBorders>
       </w:tcPr>
     </w:tblStylePr>
@@ -27137,9 +28559,9 @@
       </w:tcPr>
     </w:tblStylePr>
   </w:style>
-  <w:style w:type="table" w:styleId="117">
+  <w:style w:type="table" w:styleId="831">
     <w:name w:val="Lined - Accent"/>
-    <w:basedOn w:val="739"/>
+    <w:basedOn w:val="897"/>
     <w:uiPriority w:val="99"/>
     <w:pPr>
       <w:pBdr/>
@@ -27374,9 +28796,9 @@
       </w:tcPr>
     </w:tblStylePr>
   </w:style>
-  <w:style w:type="table" w:styleId="118">
+  <w:style w:type="table" w:styleId="832">
     <w:name w:val="Lined - Accent 1"/>
-    <w:basedOn w:val="739"/>
+    <w:basedOn w:val="897"/>
     <w:uiPriority w:val="99"/>
     <w:pPr>
       <w:pBdr/>
@@ -27611,9 +29033,9 @@
       </w:tcPr>
     </w:tblStylePr>
   </w:style>
-  <w:style w:type="table" w:styleId="119">
+  <w:style w:type="table" w:styleId="833">
     <w:name w:val="Lined - Accent 2"/>
-    <w:basedOn w:val="739"/>
+    <w:basedOn w:val="897"/>
     <w:uiPriority w:val="99"/>
     <w:pPr>
       <w:pBdr/>
@@ -27848,9 +29270,9 @@
       </w:tcPr>
     </w:tblStylePr>
   </w:style>
-  <w:style w:type="table" w:styleId="120">
+  <w:style w:type="table" w:styleId="834">
     <w:name w:val="Lined - Accent 3"/>
-    <w:basedOn w:val="739"/>
+    <w:basedOn w:val="897"/>
     <w:uiPriority w:val="99"/>
     <w:pPr>
       <w:pBdr/>
@@ -28085,9 +29507,9 @@
       </w:tcPr>
     </w:tblStylePr>
   </w:style>
-  <w:style w:type="table" w:styleId="121">
+  <w:style w:type="table" w:styleId="835">
     <w:name w:val="Lined - Accent 4"/>
-    <w:basedOn w:val="739"/>
+    <w:basedOn w:val="897"/>
     <w:uiPriority w:val="99"/>
     <w:pPr>
       <w:pBdr/>
@@ -28322,9 +29744,9 @@
       </w:tcPr>
     </w:tblStylePr>
   </w:style>
-  <w:style w:type="table" w:styleId="122">
+  <w:style w:type="table" w:styleId="836">
     <w:name w:val="Lined - Accent 5"/>
-    <w:basedOn w:val="739"/>
+    <w:basedOn w:val="897"/>
     <w:uiPriority w:val="99"/>
     <w:pPr>
       <w:pBdr/>
@@ -28559,9 +29981,9 @@
       </w:tcPr>
     </w:tblStylePr>
   </w:style>
-  <w:style w:type="table" w:styleId="123">
+  <w:style w:type="table" w:styleId="837">
     <w:name w:val="Lined - Accent 6"/>
-    <w:basedOn w:val="739"/>
+    <w:basedOn w:val="897"/>
     <w:uiPriority w:val="99"/>
     <w:pPr>
       <w:pBdr/>
@@ -28796,9 +30218,9 @@
       </w:tcPr>
     </w:tblStylePr>
   </w:style>
-  <w:style w:type="table" w:styleId="124">
+  <w:style w:type="table" w:styleId="838">
     <w:name w:val="Bordered &amp; Lined - Accent"/>
-    <w:basedOn w:val="739"/>
+    <w:basedOn w:val="897"/>
     <w:uiPriority w:val="99"/>
     <w:pPr>
       <w:pBdr/>
@@ -29040,9 +30462,9 @@
       </w:tcPr>
     </w:tblStylePr>
   </w:style>
-  <w:style w:type="table" w:styleId="125">
+  <w:style w:type="table" w:styleId="839">
     <w:name w:val="Bordered &amp; Lined - Accent 1"/>
-    <w:basedOn w:val="739"/>
+    <w:basedOn w:val="897"/>
     <w:uiPriority w:val="99"/>
     <w:pPr>
       <w:pBdr/>
@@ -29284,9 +30706,9 @@
       </w:tcPr>
     </w:tblStylePr>
   </w:style>
-  <w:style w:type="table" w:styleId="126">
+  <w:style w:type="table" w:styleId="840">
     <w:name w:val="Bordered &amp; Lined - Accent 2"/>
-    <w:basedOn w:val="739"/>
+    <w:basedOn w:val="897"/>
     <w:uiPriority w:val="99"/>
     <w:pPr>
       <w:pBdr/>
@@ -29528,9 +30950,9 @@
       </w:tcPr>
     </w:tblStylePr>
   </w:style>
-  <w:style w:type="table" w:styleId="127">
+  <w:style w:type="table" w:styleId="841">
     <w:name w:val="Bordered &amp; Lined - Accent 3"/>
-    <w:basedOn w:val="739"/>
+    <w:basedOn w:val="897"/>
     <w:uiPriority w:val="99"/>
     <w:pPr>
       <w:pBdr/>
@@ -29772,9 +31194,9 @@
       </w:tcPr>
     </w:tblStylePr>
   </w:style>
-  <w:style w:type="table" w:styleId="128">
+  <w:style w:type="table" w:styleId="842">
     <w:name w:val="Bordered &amp; Lined - Accent 4"/>
-    <w:basedOn w:val="739"/>
+    <w:basedOn w:val="897"/>
     <w:uiPriority w:val="99"/>
     <w:pPr>
       <w:pBdr/>
@@ -30016,9 +31438,9 @@
       </w:tcPr>
     </w:tblStylePr>
   </w:style>
-  <w:style w:type="table" w:styleId="129">
+  <w:style w:type="table" w:styleId="843">
     <w:name w:val="Bordered &amp; Lined - Accent 5"/>
-    <w:basedOn w:val="739"/>
+    <w:basedOn w:val="897"/>
     <w:uiPriority w:val="99"/>
     <w:pPr>
       <w:pBdr/>
@@ -30260,9 +31682,9 @@
       </w:tcPr>
     </w:tblStylePr>
   </w:style>
-  <w:style w:type="table" w:styleId="130">
+  <w:style w:type="table" w:styleId="844">
     <w:name w:val="Bordered &amp; Lined - Accent 6"/>
-    <w:basedOn w:val="739"/>
+    <w:basedOn w:val="897"/>
     <w:uiPriority w:val="99"/>
     <w:pPr>
       <w:pBdr/>
@@ -30504,9 +31926,9 @@
       </w:tcPr>
     </w:tblStylePr>
   </w:style>
-  <w:style w:type="table" w:styleId="131">
+  <w:style w:type="table" w:styleId="845">
     <w:name w:val="Bordered"/>
-    <w:basedOn w:val="739"/>
+    <w:basedOn w:val="897"/>
     <w:uiPriority w:val="99"/>
     <w:pPr>
       <w:pBdr/>
@@ -30735,9 +32157,9 @@
       </w:tcPr>
     </w:tblStylePr>
   </w:style>
-  <w:style w:type="table" w:styleId="132">
+  <w:style w:type="table" w:styleId="846">
     <w:name w:val="Bordered - Accent 1"/>
-    <w:basedOn w:val="739"/>
+    <w:basedOn w:val="897"/>
     <w:uiPriority w:val="99"/>
     <w:pPr>
       <w:pBdr/>
@@ -30966,9 +32388,9 @@
       </w:tcPr>
     </w:tblStylePr>
   </w:style>
-  <w:style w:type="table" w:styleId="133">
+  <w:style w:type="table" w:styleId="847">
     <w:name w:val="Bordered - Accent 2"/>
-    <w:basedOn w:val="739"/>
+    <w:basedOn w:val="897"/>
     <w:uiPriority w:val="99"/>
     <w:pPr>
       <w:pBdr/>
@@ -31197,9 +32619,9 @@
       </w:tcPr>
     </w:tblStylePr>
   </w:style>
-  <w:style w:type="table" w:styleId="134">
+  <w:style w:type="table" w:styleId="848">
     <w:name w:val="Bordered - Accent 3"/>
-    <w:basedOn w:val="739"/>
+    <w:basedOn w:val="897"/>
     <w:uiPriority w:val="99"/>
     <w:pPr>
       <w:pBdr/>
@@ -31428,9 +32850,9 @@
       </w:tcPr>
     </w:tblStylePr>
   </w:style>
-  <w:style w:type="table" w:styleId="135">
+  <w:style w:type="table" w:styleId="849">
     <w:name w:val="Bordered - Accent 4"/>
-    <w:basedOn w:val="739"/>
+    <w:basedOn w:val="897"/>
     <w:uiPriority w:val="99"/>
     <w:pPr>
       <w:pBdr/>
@@ -31659,9 +33081,9 @@
       </w:tcPr>
     </w:tblStylePr>
   </w:style>
-  <w:style w:type="table" w:styleId="136">
+  <w:style w:type="table" w:styleId="850">
     <w:name w:val="Bordered - Accent 5"/>
-    <w:basedOn w:val="739"/>
+    <w:basedOn w:val="897"/>
     <w:uiPriority w:val="99"/>
     <w:pPr>
       <w:pBdr/>
@@ -31890,9 +33312,9 @@
       </w:tcPr>
     </w:tblStylePr>
   </w:style>
-  <w:style w:type="table" w:styleId="137">
+  <w:style w:type="table" w:styleId="851">
     <w:name w:val="Bordered - Accent 6"/>
-    <w:basedOn w:val="739"/>
+    <w:basedOn w:val="897"/>
     <w:uiPriority w:val="99"/>
     <w:pPr>
       <w:pBdr/>
@@ -32121,10 +33543,10 @@
       </w:tcPr>
     </w:tblStylePr>
   </w:style>
-  <w:style w:type="character" w:styleId="150">
+  <w:style w:type="character" w:styleId="852">
     <w:name w:val="Heading 1 Char"/>
-    <w:basedOn w:val="738"/>
-    <w:link w:val="729"/>
+    <w:basedOn w:val="896"/>
+    <w:link w:val="887"/>
     <w:uiPriority w:val="9"/>
     <w:pPr>
       <w:pBdr/>
@@ -32138,10 +33560,10 @@
       <w:szCs w:val="40"/>
     </w:rPr>
   </w:style>
-  <w:style w:type="character" w:styleId="151">
+  <w:style w:type="character" w:styleId="853">
     <w:name w:val="Heading 2 Char"/>
-    <w:basedOn w:val="738"/>
-    <w:link w:val="730"/>
+    <w:basedOn w:val="896"/>
+    <w:link w:val="888"/>
     <w:uiPriority w:val="9"/>
     <w:pPr>
       <w:pBdr/>
@@ -32155,10 +33577,10 @@
       <w:szCs w:val="32"/>
     </w:rPr>
   </w:style>
-  <w:style w:type="character" w:styleId="152">
+  <w:style w:type="character" w:styleId="854">
     <w:name w:val="Heading 3 Char"/>
-    <w:basedOn w:val="738"/>
-    <w:link w:val="731"/>
+    <w:basedOn w:val="896"/>
+    <w:link w:val="889"/>
     <w:uiPriority w:val="9"/>
     <w:pPr>
       <w:pBdr/>
@@ -32172,10 +33594,10 @@
       <w:szCs w:val="28"/>
     </w:rPr>
   </w:style>
-  <w:style w:type="character" w:styleId="153">
+  <w:style w:type="character" w:styleId="855">
     <w:name w:val="Heading 4 Char"/>
-    <w:basedOn w:val="738"/>
-    <w:link w:val="732"/>
+    <w:basedOn w:val="896"/>
+    <w:link w:val="890"/>
     <w:uiPriority w:val="9"/>
     <w:pPr>
       <w:pBdr/>
@@ -32189,10 +33611,10 @@
       <w:color w:val="0f4761" w:themeColor="accent1" w:themeShade="BF"/>
     </w:rPr>
   </w:style>
-  <w:style w:type="character" w:styleId="154">
+  <w:style w:type="character" w:styleId="856">
     <w:name w:val="Heading 5 Char"/>
-    <w:basedOn w:val="738"/>
-    <w:link w:val="733"/>
+    <w:basedOn w:val="896"/>
+    <w:link w:val="891"/>
     <w:uiPriority w:val="9"/>
     <w:pPr>
       <w:pBdr/>
@@ -32204,10 +33626,10 @@
       <w:color w:val="0f4761" w:themeColor="accent1" w:themeShade="BF"/>
     </w:rPr>
   </w:style>
-  <w:style w:type="character" w:styleId="155">
+  <w:style w:type="character" w:styleId="857">
     <w:name w:val="Heading 6 Char"/>
-    <w:basedOn w:val="738"/>
-    <w:link w:val="734"/>
+    <w:basedOn w:val="896"/>
+    <w:link w:val="892"/>
     <w:uiPriority w:val="9"/>
     <w:pPr>
       <w:pBdr/>
@@ -32221,10 +33643,10 @@
       <w:color w:val="595959" w:themeColor="text1" w:themeTint="A6"/>
     </w:rPr>
   </w:style>
-  <w:style w:type="character" w:styleId="156">
+  <w:style w:type="character" w:styleId="858">
     <w:name w:val="Heading 7 Char"/>
-    <w:basedOn w:val="738"/>
-    <w:link w:val="735"/>
+    <w:basedOn w:val="896"/>
+    <w:link w:val="893"/>
     <w:uiPriority w:val="9"/>
     <w:pPr>
       <w:pBdr/>
@@ -32236,10 +33658,10 @@
       <w:color w:val="595959" w:themeColor="text1" w:themeTint="A6"/>
     </w:rPr>
   </w:style>
-  <w:style w:type="character" w:styleId="157">
+  <w:style w:type="character" w:styleId="859">
     <w:name w:val="Heading 8 Char"/>
-    <w:basedOn w:val="738"/>
-    <w:link w:val="736"/>
+    <w:basedOn w:val="896"/>
+    <w:link w:val="894"/>
     <w:uiPriority w:val="9"/>
     <w:pPr>
       <w:pBdr/>
@@ -32253,10 +33675,10 @@
       <w:color w:val="272727" w:themeColor="text1" w:themeTint="D8"/>
     </w:rPr>
   </w:style>
-  <w:style w:type="character" w:styleId="158">
+  <w:style w:type="character" w:styleId="860">
     <w:name w:val="Heading 9 Char"/>
-    <w:basedOn w:val="738"/>
-    <w:link w:val="737"/>
+    <w:basedOn w:val="896"/>
+    <w:link w:val="895"/>
     <w:uiPriority w:val="9"/>
     <w:pPr>
       <w:pBdr/>
@@ -32270,10 +33692,10 @@
       <w:color w:val="272727" w:themeColor="text1" w:themeTint="D8"/>
     </w:rPr>
   </w:style>
-  <w:style w:type="character" w:styleId="160">
+  <w:style w:type="character" w:styleId="861">
     <w:name w:val="Title Char"/>
-    <w:basedOn w:val="738"/>
-    <w:link w:val="751"/>
+    <w:basedOn w:val="896"/>
+    <w:link w:val="909"/>
     <w:uiPriority w:val="10"/>
     <w:pPr>
       <w:pBdr/>
@@ -32287,10 +33709,10 @@
       <w:szCs w:val="56"/>
     </w:rPr>
   </w:style>
-  <w:style w:type="character" w:styleId="162">
+  <w:style w:type="character" w:styleId="862">
     <w:name w:val="Subtitle Char"/>
-    <w:basedOn w:val="738"/>
-    <w:link w:val="753"/>
+    <w:basedOn w:val="896"/>
+    <w:link w:val="911"/>
     <w:uiPriority w:val="11"/>
     <w:pPr>
       <w:pBdr/>
@@ -32304,10 +33726,10 @@
       <w:szCs w:val="28"/>
     </w:rPr>
   </w:style>
-  <w:style w:type="character" w:styleId="164">
+  <w:style w:type="character" w:styleId="863">
     <w:name w:val="Quote Char"/>
-    <w:basedOn w:val="738"/>
-    <w:link w:val="759"/>
+    <w:basedOn w:val="896"/>
+    <w:link w:val="917"/>
     <w:uiPriority w:val="29"/>
     <w:pPr>
       <w:pBdr/>
@@ -32320,10 +33742,10 @@
       <w:color w:val="404040" w:themeColor="text1" w:themeTint="BF"/>
     </w:rPr>
   </w:style>
-  <w:style w:type="character" w:styleId="168">
+  <w:style w:type="character" w:styleId="864">
     <w:name w:val="Intense Quote Char"/>
-    <w:basedOn w:val="738"/>
-    <w:link w:val="761"/>
+    <w:basedOn w:val="896"/>
+    <w:link w:val="919"/>
     <w:uiPriority w:val="30"/>
     <w:pPr>
       <w:pBdr/>
@@ -32336,10 +33758,10 @@
       <w:color w:val="0f4761" w:themeColor="accent1" w:themeShade="BF"/>
     </w:rPr>
   </w:style>
-  <w:style w:type="character" w:styleId="177">
+  <w:style w:type="character" w:styleId="865">
     <w:name w:val="Header Char"/>
-    <w:basedOn w:val="738"/>
-    <w:link w:val="769"/>
+    <w:basedOn w:val="896"/>
+    <w:link w:val="927"/>
     <w:uiPriority w:val="99"/>
     <w:pPr>
       <w:pBdr/>
@@ -32347,10 +33769,10 @@
       <w:ind/>
     </w:pPr>
   </w:style>
-  <w:style w:type="character" w:styleId="179">
+  <w:style w:type="character" w:styleId="866">
     <w:name w:val="Footer Char"/>
-    <w:basedOn w:val="738"/>
-    <w:link w:val="771"/>
+    <w:basedOn w:val="896"/>
+    <w:link w:val="929"/>
     <w:uiPriority w:val="99"/>
     <w:pPr>
       <w:pBdr/>
@@ -32358,10 +33780,10 @@
       <w:ind/>
     </w:pPr>
   </w:style>
-  <w:style w:type="paragraph" w:styleId="181">
+  <w:style w:type="paragraph" w:styleId="867">
     <w:name w:val="footnote text"/>
-    <w:basedOn w:val="728"/>
-    <w:link w:val="182"/>
+    <w:basedOn w:val="886"/>
+    <w:link w:val="868"/>
     <w:uiPriority w:val="99"/>
     <w:semiHidden/>
     <w:unhideWhenUsed/>
@@ -32375,10 +33797,10 @@
       <w:szCs w:val="20"/>
     </w:rPr>
   </w:style>
-  <w:style w:type="character" w:styleId="182">
+  <w:style w:type="character" w:styleId="868">
     <w:name w:val="Footnote Text Char"/>
-    <w:basedOn w:val="738"/>
-    <w:link w:val="181"/>
+    <w:basedOn w:val="896"/>
+    <w:link w:val="867"/>
     <w:uiPriority w:val="99"/>
     <w:semiHidden/>
     <w:pPr>
@@ -32391,9 +33813,9 @@
       <w:szCs w:val="20"/>
     </w:rPr>
   </w:style>
-  <w:style w:type="character" w:styleId="183">
+  <w:style w:type="character" w:styleId="869">
     <w:name w:val="footnote reference"/>
-    <w:basedOn w:val="738"/>
+    <w:basedOn w:val="896"/>
     <w:uiPriority w:val="99"/>
     <w:semiHidden/>
     <w:unhideWhenUsed/>
@@ -32406,10 +33828,10 @@
       <w:vertAlign w:val="superscript"/>
     </w:rPr>
   </w:style>
-  <w:style w:type="paragraph" w:styleId="184">
+  <w:style w:type="paragraph" w:styleId="870">
     <w:name w:val="endnote text"/>
-    <w:basedOn w:val="728"/>
-    <w:link w:val="185"/>
+    <w:basedOn w:val="886"/>
+    <w:link w:val="871"/>
     <w:uiPriority w:val="99"/>
     <w:semiHidden/>
     <w:unhideWhenUsed/>
@@ -32423,10 +33845,10 @@
       <w:szCs w:val="20"/>
     </w:rPr>
   </w:style>
-  <w:style w:type="character" w:styleId="185">
+  <w:style w:type="character" w:styleId="871">
     <w:name w:val="Endnote Text Char"/>
-    <w:basedOn w:val="738"/>
-    <w:link w:val="184"/>
+    <w:basedOn w:val="896"/>
+    <w:link w:val="870"/>
     <w:uiPriority w:val="99"/>
     <w:semiHidden/>
     <w:pPr>
@@ -32439,9 +33861,9 @@
       <w:szCs w:val="20"/>
     </w:rPr>
   </w:style>
-  <w:style w:type="character" w:styleId="186">
+  <w:style w:type="character" w:styleId="872">
     <w:name w:val="endnote reference"/>
-    <w:basedOn w:val="738"/>
+    <w:basedOn w:val="896"/>
     <w:uiPriority w:val="99"/>
     <w:semiHidden/>
     <w:unhideWhenUsed/>
@@ -32454,9 +33876,9 @@
       <w:vertAlign w:val="superscript"/>
     </w:rPr>
   </w:style>
-  <w:style w:type="character" w:styleId="187">
+  <w:style w:type="character" w:styleId="873">
     <w:name w:val="Hyperlink"/>
-    <w:basedOn w:val="738"/>
+    <w:basedOn w:val="896"/>
     <w:uiPriority w:val="99"/>
     <w:unhideWhenUsed/>
     <w:pPr>
@@ -32469,9 +33891,9 @@
       <w:u w:val="single"/>
     </w:rPr>
   </w:style>
-  <w:style w:type="character" w:styleId="188">
+  <w:style w:type="character" w:styleId="874">
     <w:name w:val="FollowedHyperlink"/>
-    <w:basedOn w:val="738"/>
+    <w:basedOn w:val="896"/>
     <w:uiPriority w:val="99"/>
     <w:semiHidden/>
     <w:unhideWhenUsed/>
@@ -32485,10 +33907,10 @@
       <w:u w:val="single"/>
     </w:rPr>
   </w:style>
-  <w:style w:type="paragraph" w:styleId="189">
+  <w:style w:type="paragraph" w:styleId="875">
     <w:name w:val="toc 1"/>
-    <w:basedOn w:val="728"/>
-    <w:next w:val="728"/>
+    <w:basedOn w:val="886"/>
+    <w:next w:val="886"/>
     <w:uiPriority w:val="39"/>
     <w:unhideWhenUsed/>
     <w:pPr>
@@ -32497,10 +33919,10 @@
       <w:ind/>
     </w:pPr>
   </w:style>
-  <w:style w:type="paragraph" w:styleId="190">
+  <w:style w:type="paragraph" w:styleId="876">
     <w:name w:val="toc 2"/>
-    <w:basedOn w:val="728"/>
-    <w:next w:val="728"/>
+    <w:basedOn w:val="886"/>
+    <w:next w:val="886"/>
     <w:uiPriority w:val="39"/>
     <w:unhideWhenUsed/>
     <w:pPr>
@@ -32509,10 +33931,10 @@
       <w:ind w:left="220"/>
     </w:pPr>
   </w:style>
-  <w:style w:type="paragraph" w:styleId="191">
+  <w:style w:type="paragraph" w:styleId="877">
     <w:name w:val="toc 3"/>
-    <w:basedOn w:val="728"/>
-    <w:next w:val="728"/>
+    <w:basedOn w:val="886"/>
+    <w:next w:val="886"/>
     <w:uiPriority w:val="39"/>
     <w:unhideWhenUsed/>
     <w:pPr>
@@ -32521,10 +33943,10 @@
       <w:ind w:left="440"/>
     </w:pPr>
   </w:style>
-  <w:style w:type="paragraph" w:styleId="192">
+  <w:style w:type="paragraph" w:styleId="878">
     <w:name w:val="toc 4"/>
-    <w:basedOn w:val="728"/>
-    <w:next w:val="728"/>
+    <w:basedOn w:val="886"/>
+    <w:next w:val="886"/>
     <w:uiPriority w:val="39"/>
     <w:unhideWhenUsed/>
     <w:pPr>
@@ -32533,10 +33955,10 @@
       <w:ind w:left="660"/>
     </w:pPr>
   </w:style>
-  <w:style w:type="paragraph" w:styleId="193">
+  <w:style w:type="paragraph" w:styleId="879">
     <w:name w:val="toc 5"/>
-    <w:basedOn w:val="728"/>
-    <w:next w:val="728"/>
+    <w:basedOn w:val="886"/>
+    <w:next w:val="886"/>
     <w:uiPriority w:val="39"/>
     <w:unhideWhenUsed/>
     <w:pPr>
@@ -32545,10 +33967,10 @@
       <w:ind w:left="880"/>
     </w:pPr>
   </w:style>
-  <w:style w:type="paragraph" w:styleId="194">
+  <w:style w:type="paragraph" w:styleId="880">
     <w:name w:val="toc 6"/>
-    <w:basedOn w:val="728"/>
-    <w:next w:val="728"/>
+    <w:basedOn w:val="886"/>
+    <w:next w:val="886"/>
     <w:uiPriority w:val="39"/>
     <w:unhideWhenUsed/>
     <w:pPr>
@@ -32557,10 +33979,10 @@
       <w:ind w:left="1100"/>
     </w:pPr>
   </w:style>
-  <w:style w:type="paragraph" w:styleId="195">
+  <w:style w:type="paragraph" w:styleId="881">
     <w:name w:val="toc 7"/>
-    <w:basedOn w:val="728"/>
-    <w:next w:val="728"/>
+    <w:basedOn w:val="886"/>
+    <w:next w:val="886"/>
     <w:uiPriority w:val="39"/>
     <w:unhideWhenUsed/>
     <w:pPr>
@@ -32569,10 +33991,10 @@
       <w:ind w:left="1320"/>
     </w:pPr>
   </w:style>
-  <w:style w:type="paragraph" w:styleId="196">
+  <w:style w:type="paragraph" w:styleId="882">
     <w:name w:val="toc 8"/>
-    <w:basedOn w:val="728"/>
-    <w:next w:val="728"/>
+    <w:basedOn w:val="886"/>
+    <w:next w:val="886"/>
     <w:uiPriority w:val="39"/>
     <w:unhideWhenUsed/>
     <w:pPr>
@@ -32581,10 +34003,10 @@
       <w:ind w:left="1540"/>
     </w:pPr>
   </w:style>
-  <w:style w:type="paragraph" w:styleId="197">
+  <w:style w:type="paragraph" w:styleId="883">
     <w:name w:val="toc 9"/>
-    <w:basedOn w:val="728"/>
-    <w:next w:val="728"/>
+    <w:basedOn w:val="886"/>
+    <w:next w:val="886"/>
     <w:uiPriority w:val="39"/>
     <w:unhideWhenUsed/>
     <w:pPr>
@@ -32593,9 +34015,9 @@
       <w:ind w:left="1760"/>
     </w:pPr>
   </w:style>
-  <w:style w:type="character" w:styleId="198">
+  <w:style w:type="character" w:styleId="884">
     <w:name w:val="Placeholder Text"/>
-    <w:basedOn w:val="738"/>
+    <w:basedOn w:val="896"/>
     <w:uiPriority w:val="99"/>
     <w:semiHidden/>
     <w:pPr>
@@ -32607,10 +34029,10 @@
       <w:color w:val="666666"/>
     </w:rPr>
   </w:style>
-  <w:style w:type="paragraph" w:styleId="209">
+  <w:style w:type="paragraph" w:styleId="885">
     <w:name w:val="table of figures"/>
-    <w:basedOn w:val="728"/>
-    <w:next w:val="728"/>
+    <w:basedOn w:val="886"/>
+    <w:next w:val="886"/>
     <w:uiPriority w:val="99"/>
     <w:unhideWhenUsed/>
     <w:pPr>
@@ -32619,7 +34041,7 @@
       <w:ind/>
     </w:pPr>
   </w:style>
-  <w:style w:type="paragraph" w:styleId="728" w:default="1">
+  <w:style w:type="paragraph" w:styleId="886" w:default="1">
     <w:name w:val="Normal"/>
     <w:qFormat/>
     <w:pPr>
@@ -32631,11 +34053,11 @@
       <w:lang w:val="fr-CA"/>
     </w:rPr>
   </w:style>
-  <w:style w:type="paragraph" w:styleId="729">
+  <w:style w:type="paragraph" w:styleId="887">
     <w:name w:val="Heading 1"/>
-    <w:basedOn w:val="728"/>
-    <w:next w:val="728"/>
-    <w:link w:val="741"/>
+    <w:basedOn w:val="886"/>
+    <w:next w:val="886"/>
+    <w:link w:val="899"/>
     <w:uiPriority w:val="9"/>
     <w:qFormat/>
     <w:pPr>
@@ -32653,11 +34075,11 @@
       <w:szCs w:val="40"/>
     </w:rPr>
   </w:style>
-  <w:style w:type="paragraph" w:styleId="730">
+  <w:style w:type="paragraph" w:styleId="888">
     <w:name w:val="Heading 2"/>
-    <w:basedOn w:val="728"/>
-    <w:next w:val="728"/>
-    <w:link w:val="742"/>
+    <w:basedOn w:val="886"/>
+    <w:next w:val="886"/>
+    <w:link w:val="900"/>
     <w:uiPriority w:val="9"/>
     <w:unhideWhenUsed/>
     <w:qFormat/>
@@ -32676,11 +34098,11 @@
       <w:szCs w:val="32"/>
     </w:rPr>
   </w:style>
-  <w:style w:type="paragraph" w:styleId="731">
+  <w:style w:type="paragraph" w:styleId="889">
     <w:name w:val="Heading 3"/>
-    <w:basedOn w:val="728"/>
-    <w:next w:val="728"/>
-    <w:link w:val="743"/>
+    <w:basedOn w:val="886"/>
+    <w:next w:val="886"/>
+    <w:link w:val="901"/>
     <w:uiPriority w:val="9"/>
     <w:unhideWhenUsed/>
     <w:qFormat/>
@@ -32699,11 +34121,11 @@
       <w:szCs w:val="28"/>
     </w:rPr>
   </w:style>
-  <w:style w:type="paragraph" w:styleId="732">
+  <w:style w:type="paragraph" w:styleId="890">
     <w:name w:val="Heading 4"/>
-    <w:basedOn w:val="728"/>
-    <w:next w:val="728"/>
-    <w:link w:val="744"/>
+    <w:basedOn w:val="886"/>
+    <w:next w:val="886"/>
+    <w:link w:val="902"/>
     <w:uiPriority w:val="9"/>
     <w:semiHidden/>
     <w:unhideWhenUsed/>
@@ -32723,11 +34145,11 @@
       <w:color w:val="0f4761" w:themeColor="accent1" w:themeShade="BF"/>
     </w:rPr>
   </w:style>
-  <w:style w:type="paragraph" w:styleId="733">
+  <w:style w:type="paragraph" w:styleId="891">
     <w:name w:val="Heading 5"/>
-    <w:basedOn w:val="728"/>
-    <w:next w:val="728"/>
-    <w:link w:val="745"/>
+    <w:basedOn w:val="886"/>
+    <w:next w:val="886"/>
+    <w:link w:val="903"/>
     <w:uiPriority w:val="9"/>
     <w:semiHidden/>
     <w:unhideWhenUsed/>
@@ -32745,11 +34167,11 @@
       <w:color w:val="0f4761" w:themeColor="accent1" w:themeShade="BF"/>
     </w:rPr>
   </w:style>
-  <w:style w:type="paragraph" w:styleId="734">
+  <w:style w:type="paragraph" w:styleId="892">
     <w:name w:val="Heading 6"/>
-    <w:basedOn w:val="728"/>
-    <w:next w:val="728"/>
-    <w:link w:val="746"/>
+    <w:basedOn w:val="886"/>
+    <w:next w:val="886"/>
+    <w:link w:val="904"/>
     <w:uiPriority w:val="9"/>
     <w:semiHidden/>
     <w:unhideWhenUsed/>
@@ -32769,11 +34191,11 @@
       <w:color w:val="595959" w:themeColor="text1" w:themeTint="A6"/>
     </w:rPr>
   </w:style>
-  <w:style w:type="paragraph" w:styleId="735">
+  <w:style w:type="paragraph" w:styleId="893">
     <w:name w:val="Heading 7"/>
-    <w:basedOn w:val="728"/>
-    <w:next w:val="728"/>
-    <w:link w:val="747"/>
+    <w:basedOn w:val="886"/>
+    <w:next w:val="886"/>
+    <w:link w:val="905"/>
     <w:uiPriority w:val="9"/>
     <w:semiHidden/>
     <w:unhideWhenUsed/>
@@ -32791,11 +34213,11 @@
       <w:color w:val="595959" w:themeColor="text1" w:themeTint="A6"/>
     </w:rPr>
   </w:style>
-  <w:style w:type="paragraph" w:styleId="736">
+  <w:style w:type="paragraph" w:styleId="894">
     <w:name w:val="Heading 8"/>
-    <w:basedOn w:val="728"/>
-    <w:next w:val="728"/>
-    <w:link w:val="748"/>
+    <w:basedOn w:val="886"/>
+    <w:next w:val="886"/>
+    <w:link w:val="906"/>
     <w:uiPriority w:val="9"/>
     <w:semiHidden/>
     <w:unhideWhenUsed/>
@@ -32815,11 +34237,11 @@
       <w:color w:val="272727" w:themeColor="text1" w:themeTint="D8"/>
     </w:rPr>
   </w:style>
-  <w:style w:type="paragraph" w:styleId="737">
+  <w:style w:type="paragraph" w:styleId="895">
     <w:name w:val="Heading 9"/>
-    <w:basedOn w:val="728"/>
-    <w:next w:val="728"/>
-    <w:link w:val="749"/>
+    <w:basedOn w:val="886"/>
+    <w:next w:val="886"/>
+    <w:link w:val="907"/>
     <w:uiPriority w:val="9"/>
     <w:semiHidden/>
     <w:unhideWhenUsed/>
@@ -32837,7 +34259,7 @@
       <w:color w:val="272727" w:themeColor="text1" w:themeTint="D8"/>
     </w:rPr>
   </w:style>
-  <w:style w:type="character" w:styleId="738" w:default="1">
+  <w:style w:type="character" w:styleId="896" w:default="1">
     <w:name w:val="Default Paragraph Font"/>
     <w:uiPriority w:val="1"/>
     <w:semiHidden/>
@@ -32848,7 +34270,7 @@
       <w:ind/>
     </w:pPr>
   </w:style>
-  <w:style w:type="table" w:styleId="739" w:default="1">
+  <w:style w:type="table" w:styleId="897" w:default="1">
     <w:name w:val="Normal Table"/>
     <w:uiPriority w:val="99"/>
     <w:semiHidden/>
@@ -33041,7 +34463,7 @@
       </w:tcPr>
     </w:tblStylePr>
   </w:style>
-  <w:style w:type="numbering" w:styleId="740" w:default="1">
+  <w:style w:type="numbering" w:styleId="898" w:default="1">
     <w:name w:val="No List"/>
     <w:uiPriority w:val="99"/>
     <w:semiHidden/>
@@ -33052,10 +34474,10 @@
       <w:ind/>
     </w:pPr>
   </w:style>
-  <w:style w:type="character" w:styleId="741" w:customStyle="1">
+  <w:style w:type="character" w:styleId="899" w:customStyle="1">
     <w:name w:val="Titre 1 Car"/>
-    <w:basedOn w:val="738"/>
-    <w:link w:val="729"/>
+    <w:basedOn w:val="896"/>
+    <w:link w:val="887"/>
     <w:uiPriority w:val="9"/>
     <w:pPr>
       <w:pBdr/>
@@ -33069,10 +34491,10 @@
       <w:szCs w:val="40"/>
     </w:rPr>
   </w:style>
-  <w:style w:type="character" w:styleId="742" w:customStyle="1">
+  <w:style w:type="character" w:styleId="900" w:customStyle="1">
     <w:name w:val="Titre 2 Car"/>
-    <w:basedOn w:val="738"/>
-    <w:link w:val="730"/>
+    <w:basedOn w:val="896"/>
+    <w:link w:val="888"/>
     <w:uiPriority w:val="9"/>
     <w:pPr>
       <w:pBdr/>
@@ -33086,10 +34508,10 @@
       <w:szCs w:val="32"/>
     </w:rPr>
   </w:style>
-  <w:style w:type="character" w:styleId="743" w:customStyle="1">
+  <w:style w:type="character" w:styleId="901" w:customStyle="1">
     <w:name w:val="Titre 3 Car"/>
-    <w:basedOn w:val="738"/>
-    <w:link w:val="731"/>
+    <w:basedOn w:val="896"/>
+    <w:link w:val="889"/>
     <w:uiPriority w:val="9"/>
     <w:pPr>
       <w:pBdr/>
@@ -33103,10 +34525,10 @@
       <w:szCs w:val="28"/>
     </w:rPr>
   </w:style>
-  <w:style w:type="character" w:styleId="744" w:customStyle="1">
+  <w:style w:type="character" w:styleId="902" w:customStyle="1">
     <w:name w:val="Titre 4 Car"/>
-    <w:basedOn w:val="738"/>
-    <w:link w:val="732"/>
+    <w:basedOn w:val="896"/>
+    <w:link w:val="890"/>
     <w:uiPriority w:val="9"/>
     <w:semiHidden/>
     <w:pPr>
@@ -33121,10 +34543,10 @@
       <w:color w:val="0f4761" w:themeColor="accent1" w:themeShade="BF"/>
     </w:rPr>
   </w:style>
-  <w:style w:type="character" w:styleId="745" w:customStyle="1">
+  <w:style w:type="character" w:styleId="903" w:customStyle="1">
     <w:name w:val="Titre 5 Car"/>
-    <w:basedOn w:val="738"/>
-    <w:link w:val="733"/>
+    <w:basedOn w:val="896"/>
+    <w:link w:val="891"/>
     <w:uiPriority w:val="9"/>
     <w:semiHidden/>
     <w:pPr>
@@ -33137,10 +34559,10 @@
       <w:color w:val="0f4761" w:themeColor="accent1" w:themeShade="BF"/>
     </w:rPr>
   </w:style>
-  <w:style w:type="character" w:styleId="746" w:customStyle="1">
+  <w:style w:type="character" w:styleId="904" w:customStyle="1">
     <w:name w:val="Titre 6 Car"/>
-    <w:basedOn w:val="738"/>
-    <w:link w:val="734"/>
+    <w:basedOn w:val="896"/>
+    <w:link w:val="892"/>
     <w:uiPriority w:val="9"/>
     <w:semiHidden/>
     <w:pPr>
@@ -33155,10 +34577,10 @@
       <w:color w:val="595959" w:themeColor="text1" w:themeTint="A6"/>
     </w:rPr>
   </w:style>
-  <w:style w:type="character" w:styleId="747" w:customStyle="1">
+  <w:style w:type="character" w:styleId="905" w:customStyle="1">
     <w:name w:val="Titre 7 Car"/>
-    <w:basedOn w:val="738"/>
-    <w:link w:val="735"/>
+    <w:basedOn w:val="896"/>
+    <w:link w:val="893"/>
     <w:uiPriority w:val="9"/>
     <w:semiHidden/>
     <w:pPr>
@@ -33171,10 +34593,10 @@
       <w:color w:val="595959" w:themeColor="text1" w:themeTint="A6"/>
     </w:rPr>
   </w:style>
-  <w:style w:type="character" w:styleId="748" w:customStyle="1">
+  <w:style w:type="character" w:styleId="906" w:customStyle="1">
     <w:name w:val="Titre 8 Car"/>
-    <w:basedOn w:val="738"/>
-    <w:link w:val="736"/>
+    <w:basedOn w:val="896"/>
+    <w:link w:val="894"/>
     <w:uiPriority w:val="9"/>
     <w:semiHidden/>
     <w:pPr>
@@ -33189,10 +34611,10 @@
       <w:color w:val="272727" w:themeColor="text1" w:themeTint="D8"/>
     </w:rPr>
   </w:style>
-  <w:style w:type="character" w:styleId="749" w:customStyle="1">
+  <w:style w:type="character" w:styleId="907" w:customStyle="1">
     <w:name w:val="Titre 9 Car"/>
-    <w:basedOn w:val="738"/>
-    <w:link w:val="737"/>
+    <w:basedOn w:val="896"/>
+    <w:link w:val="895"/>
     <w:uiPriority w:val="9"/>
     <w:semiHidden/>
     <w:pPr>
@@ -33205,10 +34627,10 @@
       <w:color w:val="272727" w:themeColor="text1" w:themeTint="D8"/>
     </w:rPr>
   </w:style>
-  <w:style w:type="paragraph" w:styleId="750">
+  <w:style w:type="paragraph" w:styleId="908">
     <w:name w:val="Caption"/>
-    <w:basedOn w:val="728"/>
-    <w:next w:val="728"/>
+    <w:basedOn w:val="886"/>
+    <w:next w:val="886"/>
     <w:uiPriority w:val="35"/>
     <w:semiHidden/>
     <w:unhideWhenUsed/>
@@ -33226,11 +34648,11 @@
       <w:szCs w:val="18"/>
     </w:rPr>
   </w:style>
-  <w:style w:type="paragraph" w:styleId="751">
+  <w:style w:type="paragraph" w:styleId="909">
     <w:name w:val="Title"/>
-    <w:basedOn w:val="728"/>
-    <w:next w:val="728"/>
-    <w:link w:val="752"/>
+    <w:basedOn w:val="886"/>
+    <w:next w:val="886"/>
+    <w:link w:val="910"/>
     <w:uiPriority w:val="10"/>
     <w:qFormat/>
     <w:pPr>
@@ -33246,10 +34668,10 @@
       <w:szCs w:val="56"/>
     </w:rPr>
   </w:style>
-  <w:style w:type="character" w:styleId="752" w:customStyle="1">
+  <w:style w:type="character" w:styleId="910" w:customStyle="1">
     <w:name w:val="Titre Car"/>
-    <w:basedOn w:val="738"/>
-    <w:link w:val="751"/>
+    <w:basedOn w:val="896"/>
+    <w:link w:val="909"/>
     <w:uiPriority w:val="10"/>
     <w:pPr>
       <w:pBdr/>
@@ -33263,11 +34685,11 @@
       <w:szCs w:val="56"/>
     </w:rPr>
   </w:style>
-  <w:style w:type="paragraph" w:styleId="753">
+  <w:style w:type="paragraph" w:styleId="911">
     <w:name w:val="Subtitle"/>
-    <w:basedOn w:val="728"/>
-    <w:next w:val="728"/>
-    <w:link w:val="754"/>
+    <w:basedOn w:val="886"/>
+    <w:next w:val="886"/>
+    <w:link w:val="912"/>
     <w:uiPriority w:val="11"/>
     <w:qFormat/>
     <w:pPr>
@@ -33286,10 +34708,10 @@
       <w:szCs w:val="28"/>
     </w:rPr>
   </w:style>
-  <w:style w:type="character" w:styleId="754" w:customStyle="1">
+  <w:style w:type="character" w:styleId="912" w:customStyle="1">
     <w:name w:val="Sous-titre Car"/>
-    <w:basedOn w:val="738"/>
-    <w:link w:val="753"/>
+    <w:basedOn w:val="896"/>
+    <w:link w:val="911"/>
     <w:uiPriority w:val="11"/>
     <w:pPr>
       <w:pBdr/>
@@ -33304,9 +34726,9 @@
       <w:szCs w:val="28"/>
     </w:rPr>
   </w:style>
-  <w:style w:type="character" w:styleId="755">
+  <w:style w:type="character" w:styleId="913">
     <w:name w:val="Strong"/>
-    <w:basedOn w:val="738"/>
+    <w:basedOn w:val="896"/>
     <w:uiPriority w:val="22"/>
     <w:qFormat/>
     <w:pPr>
@@ -33319,9 +34741,9 @@
       <w:bCs/>
     </w:rPr>
   </w:style>
-  <w:style w:type="character" w:styleId="756">
+  <w:style w:type="character" w:styleId="914">
     <w:name w:val="Emphasis"/>
-    <w:basedOn w:val="738"/>
+    <w:basedOn w:val="896"/>
     <w:uiPriority w:val="20"/>
     <w:qFormat/>
     <w:pPr>
@@ -33334,7 +34756,7 @@
       <w:iCs/>
     </w:rPr>
   </w:style>
-  <w:style w:type="paragraph" w:styleId="757">
+  <w:style w:type="paragraph" w:styleId="915">
     <w:name w:val="No Spacing"/>
     <w:uiPriority w:val="1"/>
     <w:qFormat/>
@@ -33344,9 +34766,9 @@
       <w:ind/>
     </w:pPr>
   </w:style>
-  <w:style w:type="paragraph" w:styleId="758">
+  <w:style w:type="paragraph" w:styleId="916">
     <w:name w:val="List Paragraph"/>
-    <w:basedOn w:val="728"/>
+    <w:basedOn w:val="886"/>
     <w:uiPriority w:val="34"/>
     <w:qFormat/>
     <w:pPr>
@@ -33356,11 +34778,11 @@
       <w:contextualSpacing w:val="true"/>
     </w:pPr>
   </w:style>
-  <w:style w:type="paragraph" w:styleId="759">
+  <w:style w:type="paragraph" w:styleId="917">
     <w:name w:val="Quote"/>
-    <w:basedOn w:val="728"/>
-    <w:next w:val="728"/>
-    <w:link w:val="760"/>
+    <w:basedOn w:val="886"/>
+    <w:next w:val="886"/>
+    <w:link w:val="918"/>
     <w:uiPriority w:val="29"/>
     <w:qFormat/>
     <w:pPr>
@@ -33375,10 +34797,10 @@
       <w:color w:val="404040" w:themeColor="text1" w:themeTint="BF"/>
     </w:rPr>
   </w:style>
-  <w:style w:type="character" w:styleId="760" w:customStyle="1">
+  <w:style w:type="character" w:styleId="918" w:customStyle="1">
     <w:name w:val="Citation Car"/>
-    <w:basedOn w:val="738"/>
-    <w:link w:val="759"/>
+    <w:basedOn w:val="896"/>
+    <w:link w:val="917"/>
     <w:uiPriority w:val="29"/>
     <w:pPr>
       <w:pBdr/>
@@ -33391,11 +34813,11 @@
       <w:color w:val="404040" w:themeColor="text1" w:themeTint="BF"/>
     </w:rPr>
   </w:style>
-  <w:style w:type="paragraph" w:styleId="761">
+  <w:style w:type="paragraph" w:styleId="919">
     <w:name w:val="Intense Quote"/>
-    <w:basedOn w:val="728"/>
-    <w:next w:val="728"/>
-    <w:link w:val="762"/>
+    <w:basedOn w:val="886"/>
+    <w:next w:val="886"/>
+    <w:link w:val="920"/>
     <w:uiPriority w:val="30"/>
     <w:qFormat/>
     <w:pPr>
@@ -33413,10 +34835,10 @@
       <w:color w:val="0f4761" w:themeColor="accent1" w:themeShade="BF"/>
     </w:rPr>
   </w:style>
-  <w:style w:type="character" w:styleId="762" w:customStyle="1">
+  <w:style w:type="character" w:styleId="920" w:customStyle="1">
     <w:name w:val="Citation intense Car"/>
-    <w:basedOn w:val="738"/>
-    <w:link w:val="761"/>
+    <w:basedOn w:val="896"/>
+    <w:link w:val="919"/>
     <w:uiPriority w:val="30"/>
     <w:pPr>
       <w:pBdr/>
@@ -33429,9 +34851,9 @@
       <w:color w:val="0f4761" w:themeColor="accent1" w:themeShade="BF"/>
     </w:rPr>
   </w:style>
-  <w:style w:type="character" w:styleId="763">
+  <w:style w:type="character" w:styleId="921">
     <w:name w:val="Subtle Emphasis"/>
-    <w:basedOn w:val="738"/>
+    <w:basedOn w:val="896"/>
     <w:uiPriority w:val="19"/>
     <w:qFormat/>
     <w:pPr>
@@ -33445,9 +34867,9 @@
       <w:color w:val="404040" w:themeColor="text1" w:themeTint="BF"/>
     </w:rPr>
   </w:style>
-  <w:style w:type="character" w:styleId="764">
+  <w:style w:type="character" w:styleId="922">
     <w:name w:val="Intense Emphasis"/>
-    <w:basedOn w:val="738"/>
+    <w:basedOn w:val="896"/>
     <w:uiPriority w:val="21"/>
     <w:qFormat/>
     <w:pPr>
@@ -33461,9 +34883,9 @@
       <w:color w:val="0f4761" w:themeColor="accent1" w:themeShade="BF"/>
     </w:rPr>
   </w:style>
-  <w:style w:type="character" w:styleId="765">
+  <w:style w:type="character" w:styleId="923">
     <w:name w:val="Subtle Reference"/>
-    <w:basedOn w:val="738"/>
+    <w:basedOn w:val="896"/>
     <w:uiPriority w:val="31"/>
     <w:qFormat/>
     <w:pPr>
@@ -33476,9 +34898,9 @@
       <w:color w:val="5a5a5a" w:themeColor="text1" w:themeTint="A5"/>
     </w:rPr>
   </w:style>
-  <w:style w:type="character" w:styleId="766">
+  <w:style w:type="character" w:styleId="924">
     <w:name w:val="Intense Reference"/>
-    <w:basedOn w:val="738"/>
+    <w:basedOn w:val="896"/>
     <w:uiPriority w:val="32"/>
     <w:qFormat/>
     <w:pPr>
@@ -33494,9 +34916,9 @@
       <w:spacing w:val="5"/>
     </w:rPr>
   </w:style>
-  <w:style w:type="character" w:styleId="767">
+  <w:style w:type="character" w:styleId="925">
     <w:name w:val="Book Title"/>
-    <w:basedOn w:val="738"/>
+    <w:basedOn w:val="896"/>
     <w:uiPriority w:val="33"/>
     <w:qFormat/>
     <w:pPr>
@@ -33512,10 +34934,10 @@
       <w:spacing w:val="5"/>
     </w:rPr>
   </w:style>
-  <w:style w:type="paragraph" w:styleId="768">
+  <w:style w:type="paragraph" w:styleId="926">
     <w:name w:val="TOC Heading"/>
-    <w:basedOn w:val="729"/>
-    <w:next w:val="728"/>
+    <w:basedOn w:val="887"/>
+    <w:next w:val="886"/>
     <w:uiPriority w:val="39"/>
     <w:semiHidden/>
     <w:unhideWhenUsed/>
@@ -33531,10 +34953,10 @@
       <w:szCs w:val="32"/>
     </w:rPr>
   </w:style>
-  <w:style w:type="paragraph" w:styleId="769">
+  <w:style w:type="paragraph" w:styleId="927">
     <w:name w:val="Header"/>
-    <w:basedOn w:val="728"/>
-    <w:link w:val="770"/>
+    <w:basedOn w:val="886"/>
+    <w:link w:val="928"/>
     <w:uiPriority w:val="99"/>
     <w:unhideWhenUsed/>
     <w:pPr>
@@ -33547,10 +34969,10 @@
       <w:ind/>
     </w:pPr>
   </w:style>
-  <w:style w:type="character" w:styleId="770" w:customStyle="1">
+  <w:style w:type="character" w:styleId="928" w:customStyle="1">
     <w:name w:val="En-tête Car"/>
-    <w:basedOn w:val="738"/>
-    <w:link w:val="769"/>
+    <w:basedOn w:val="896"/>
+    <w:link w:val="927"/>
     <w:uiPriority w:val="99"/>
     <w:pPr>
       <w:pBdr/>
@@ -33561,10 +34983,10 @@
       <w:lang w:val="fr-CA"/>
     </w:rPr>
   </w:style>
-  <w:style w:type="paragraph" w:styleId="771">
+  <w:style w:type="paragraph" w:styleId="929">
     <w:name w:val="Footer"/>
-    <w:basedOn w:val="728"/>
-    <w:link w:val="772"/>
+    <w:basedOn w:val="886"/>
+    <w:link w:val="930"/>
     <w:uiPriority w:val="99"/>
     <w:unhideWhenUsed/>
     <w:pPr>
@@ -33577,10 +34999,10 @@
       <w:ind/>
     </w:pPr>
   </w:style>
-  <w:style w:type="character" w:styleId="772" w:customStyle="1">
+  <w:style w:type="character" w:styleId="930" w:customStyle="1">
     <w:name w:val="Pied de page Car"/>
-    <w:basedOn w:val="738"/>
-    <w:link w:val="771"/>
+    <w:basedOn w:val="896"/>
+    <w:link w:val="929"/>
     <w:uiPriority w:val="99"/>
     <w:pPr>
       <w:pBdr/>
